--- a/Labs/Lab2 GCD.docx
+++ b/Labs/Lab2 GCD.docx
@@ -11,6 +11,9 @@
         <w:t>Lab</w:t>
       </w:r>
       <w:r>
+        <w:t xml:space="preserve"> </w:t>
+      </w:r>
+      <w:r>
         <w:t>2</w:t>
       </w:r>
       <w:r>
@@ -338,11 +341,19 @@
         </w:rPr>
         <w:t xml:space="preserve"> for illustration. A</w:t>
       </w:r>
+      <w:proofErr w:type="spellStart"/>
       <w:r>
         <w:rPr>
           <w:rFonts w:eastAsia="inter"/>
         </w:rPr>
-        <w:t xml:space="preserve">ll three variants compute </w:t>
+        <w:t>ll</w:t>
+      </w:r>
+      <w:proofErr w:type="spellEnd"/>
+      <w:r>
+        <w:rPr>
+          <w:rFonts w:eastAsia="inter"/>
+        </w:rPr>
+        <w:t xml:space="preserve"> three variants compute </w:t>
       </w:r>
       <m:oMath>
         <m:r>
@@ -494,7 +505,15 @@
                               <w:spacing w:after="0" w:line="240" w:lineRule="auto"/>
                             </w:pPr>
                             <w:r>
-                              <w:t>int gcd (int a, int b) {</w:t>
+                              <w:t xml:space="preserve">int </w:t>
+                            </w:r>
+                            <w:proofErr w:type="spellStart"/>
+                            <w:r>
+                              <w:t>gcd</w:t>
+                            </w:r>
+                            <w:proofErr w:type="spellEnd"/>
+                            <w:r>
+                              <w:t xml:space="preserve"> (int a, int b) {</w:t>
                             </w:r>
                           </w:p>
                           <w:p>
@@ -510,8 +529,13 @@
                               <w:spacing w:after="0" w:line="240" w:lineRule="auto"/>
                             </w:pPr>
                             <w:r>
-                              <w:t xml:space="preserve">        return a;</w:t>
-                            </w:r>
+                              <w:t xml:space="preserve">        return </w:t>
+                            </w:r>
+                            <w:proofErr w:type="gramStart"/>
+                            <w:r>
+                              <w:t>a;</w:t>
+                            </w:r>
+                            <w:proofErr w:type="gramEnd"/>
                           </w:p>
                           <w:p>
                             <w:pPr>
@@ -526,8 +550,21 @@
                               <w:spacing w:after="0" w:line="240" w:lineRule="auto"/>
                             </w:pPr>
                             <w:r>
-                              <w:t xml:space="preserve">        return gcd (b, a % b);</w:t>
-                            </w:r>
+                              <w:t xml:space="preserve">        return </w:t>
+                            </w:r>
+                            <w:proofErr w:type="spellStart"/>
+                            <w:r>
+                              <w:t>gcd</w:t>
+                            </w:r>
+                            <w:proofErr w:type="spellEnd"/>
+                            <w:r>
+                              <w:t xml:space="preserve"> (b, a % b</w:t>
+                            </w:r>
+                            <w:proofErr w:type="gramStart"/>
+                            <w:r>
+                              <w:t>);</w:t>
+                            </w:r>
+                            <w:proofErr w:type="gramEnd"/>
                           </w:p>
                           <w:p>
                             <w:pPr>
@@ -592,7 +629,15 @@
                         <w:spacing w:after="0" w:line="240" w:lineRule="auto"/>
                       </w:pPr>
                       <w:r>
-                        <w:t>int gcd (int a, int b) {</w:t>
+                        <w:t xml:space="preserve">int </w:t>
+                      </w:r>
+                      <w:proofErr w:type="spellStart"/>
+                      <w:r>
+                        <w:t>gcd</w:t>
+                      </w:r>
+                      <w:proofErr w:type="spellEnd"/>
+                      <w:r>
+                        <w:t xml:space="preserve"> (int a, int b) {</w:t>
                       </w:r>
                     </w:p>
                     <w:p>
@@ -608,8 +653,13 @@
                         <w:spacing w:after="0" w:line="240" w:lineRule="auto"/>
                       </w:pPr>
                       <w:r>
-                        <w:t xml:space="preserve">        return a;</w:t>
-                      </w:r>
+                        <w:t xml:space="preserve">        return </w:t>
+                      </w:r>
+                      <w:proofErr w:type="gramStart"/>
+                      <w:r>
+                        <w:t>a;</w:t>
+                      </w:r>
+                      <w:proofErr w:type="gramEnd"/>
                     </w:p>
                     <w:p>
                       <w:pPr>
@@ -624,8 +674,21 @@
                         <w:spacing w:after="0" w:line="240" w:lineRule="auto"/>
                       </w:pPr>
                       <w:r>
-                        <w:t xml:space="preserve">        return gcd (b, a % b);</w:t>
-                      </w:r>
+                        <w:t xml:space="preserve">        return </w:t>
+                      </w:r>
+                      <w:proofErr w:type="spellStart"/>
+                      <w:r>
+                        <w:t>gcd</w:t>
+                      </w:r>
+                      <w:proofErr w:type="spellEnd"/>
+                      <w:r>
+                        <w:t xml:space="preserve"> (b, a % b</w:t>
+                      </w:r>
+                      <w:proofErr w:type="gramStart"/>
+                      <w:r>
+                        <w:t>);</w:t>
+                      </w:r>
+                      <w:proofErr w:type="gramEnd"/>
                     </w:p>
                     <w:p>
                       <w:pPr>
@@ -1148,7 +1211,15 @@
                               <w:spacing w:after="0" w:line="240" w:lineRule="auto"/>
                             </w:pPr>
                             <w:r>
-                              <w:t>int gcd (int a, int b) {</w:t>
+                              <w:t xml:space="preserve">int </w:t>
+                            </w:r>
+                            <w:proofErr w:type="spellStart"/>
+                            <w:r>
+                              <w:t>gcd</w:t>
+                            </w:r>
+                            <w:proofErr w:type="spellEnd"/>
+                            <w:r>
+                              <w:t xml:space="preserve"> (int a, int b) {</w:t>
                             </w:r>
                           </w:p>
                           <w:p>
@@ -1164,16 +1235,34 @@
                               <w:spacing w:after="0" w:line="240" w:lineRule="auto"/>
                             </w:pPr>
                             <w:r>
-                              <w:t xml:space="preserve">        a %= b;</w:t>
-                            </w:r>
+                              <w:t xml:space="preserve">        a %= </w:t>
+                            </w:r>
+                            <w:proofErr w:type="gramStart"/>
+                            <w:r>
+                              <w:t>b;</w:t>
+                            </w:r>
+                            <w:proofErr w:type="gramEnd"/>
                           </w:p>
                           <w:p>
                             <w:pPr>
                               <w:spacing w:after="0" w:line="240" w:lineRule="auto"/>
                             </w:pPr>
                             <w:r>
-                              <w:t xml:space="preserve">        swap(a, b);</w:t>
-                            </w:r>
+                              <w:t xml:space="preserve">        </w:t>
+                            </w:r>
+                            <w:proofErr w:type="gramStart"/>
+                            <w:r>
+                              <w:t>swap(</w:t>
+                            </w:r>
+                            <w:proofErr w:type="gramEnd"/>
+                            <w:r>
+                              <w:t>a, b</w:t>
+                            </w:r>
+                            <w:proofErr w:type="gramStart"/>
+                            <w:r>
+                              <w:t>);</w:t>
+                            </w:r>
+                            <w:proofErr w:type="gramEnd"/>
                           </w:p>
                           <w:p>
                             <w:pPr>
@@ -1188,8 +1277,13 @@
                               <w:spacing w:after="0" w:line="240" w:lineRule="auto"/>
                             </w:pPr>
                             <w:r>
-                              <w:t xml:space="preserve">    return a;</w:t>
-                            </w:r>
+                              <w:t xml:space="preserve">    return </w:t>
+                            </w:r>
+                            <w:proofErr w:type="gramStart"/>
+                            <w:r>
+                              <w:t>a;</w:t>
+                            </w:r>
+                            <w:proofErr w:type="gramEnd"/>
                           </w:p>
                           <w:p>
                             <w:pPr>
@@ -1250,7 +1344,15 @@
                         <w:spacing w:after="0" w:line="240" w:lineRule="auto"/>
                       </w:pPr>
                       <w:r>
-                        <w:t>int gcd (int a, int b) {</w:t>
+                        <w:t xml:space="preserve">int </w:t>
+                      </w:r>
+                      <w:proofErr w:type="spellStart"/>
+                      <w:r>
+                        <w:t>gcd</w:t>
+                      </w:r>
+                      <w:proofErr w:type="spellEnd"/>
+                      <w:r>
+                        <w:t xml:space="preserve"> (int a, int b) {</w:t>
                       </w:r>
                     </w:p>
                     <w:p>
@@ -1266,16 +1368,34 @@
                         <w:spacing w:after="0" w:line="240" w:lineRule="auto"/>
                       </w:pPr>
                       <w:r>
-                        <w:t xml:space="preserve">        a %= b;</w:t>
-                      </w:r>
+                        <w:t xml:space="preserve">        a %= </w:t>
+                      </w:r>
+                      <w:proofErr w:type="gramStart"/>
+                      <w:r>
+                        <w:t>b;</w:t>
+                      </w:r>
+                      <w:proofErr w:type="gramEnd"/>
                     </w:p>
                     <w:p>
                       <w:pPr>
                         <w:spacing w:after="0" w:line="240" w:lineRule="auto"/>
                       </w:pPr>
                       <w:r>
-                        <w:t xml:space="preserve">        swap(a, b);</w:t>
-                      </w:r>
+                        <w:t xml:space="preserve">        </w:t>
+                      </w:r>
+                      <w:proofErr w:type="gramStart"/>
+                      <w:r>
+                        <w:t>swap(</w:t>
+                      </w:r>
+                      <w:proofErr w:type="gramEnd"/>
+                      <w:r>
+                        <w:t>a, b</w:t>
+                      </w:r>
+                      <w:proofErr w:type="gramStart"/>
+                      <w:r>
+                        <w:t>);</w:t>
+                      </w:r>
+                      <w:proofErr w:type="gramEnd"/>
                     </w:p>
                     <w:p>
                       <w:pPr>
@@ -1290,8 +1410,13 @@
                         <w:spacing w:after="0" w:line="240" w:lineRule="auto"/>
                       </w:pPr>
                       <w:r>
-                        <w:t xml:space="preserve">    return a;</w:t>
-                      </w:r>
+                        <w:t xml:space="preserve">    return </w:t>
+                      </w:r>
+                      <w:proofErr w:type="gramStart"/>
+                      <w:r>
+                        <w:t>a;</w:t>
+                      </w:r>
+                      <w:proofErr w:type="gramEnd"/>
                     </w:p>
                     <w:p>
                       <w:pPr>
@@ -1400,7 +1525,15 @@
         <w:spacing w:line="240" w:lineRule="auto"/>
       </w:pPr>
       <w:r>
-        <w:t>Stop; gcd = 6.</w:t>
+        <w:t xml:space="preserve">Stop; </w:t>
+      </w:r>
+      <w:proofErr w:type="spellStart"/>
+      <w:r>
+        <w:t>gcd</w:t>
+      </w:r>
+      <w:proofErr w:type="spellEnd"/>
+      <w:r>
+        <w:t xml:space="preserve"> = 6.</w:t>
       </w:r>
     </w:p>
     <w:p>
@@ -1494,7 +1627,20 @@
                               <w:spacing w:after="0" w:line="240" w:lineRule="auto"/>
                             </w:pPr>
                             <w:r>
-                              <w:t>// Computes gcd(a, b) using only shifts, subtraction, and comparisons.</w:t>
+                              <w:t xml:space="preserve">// Computes </w:t>
+                            </w:r>
+                            <w:proofErr w:type="spellStart"/>
+                            <w:proofErr w:type="gramStart"/>
+                            <w:r>
+                              <w:t>gcd</w:t>
+                            </w:r>
+                            <w:proofErr w:type="spellEnd"/>
+                            <w:r>
+                              <w:t>(</w:t>
+                            </w:r>
+                            <w:proofErr w:type="gramEnd"/>
+                            <w:r>
+                              <w:t>a, b) using only shifts, subtraction, and comparisons.</w:t>
                             </w:r>
                           </w:p>
                           <w:p>
@@ -1502,7 +1648,20 @@
                               <w:spacing w:after="0" w:line="240" w:lineRule="auto"/>
                             </w:pPr>
                             <w:r>
-                              <w:t>int gcd(int a, int b) {</w:t>
+                              <w:t xml:space="preserve">int </w:t>
+                            </w:r>
+                            <w:proofErr w:type="spellStart"/>
+                            <w:proofErr w:type="gramStart"/>
+                            <w:r>
+                              <w:t>gcd</w:t>
+                            </w:r>
+                            <w:proofErr w:type="spellEnd"/>
+                            <w:r>
+                              <w:t>(</w:t>
+                            </w:r>
+                            <w:proofErr w:type="gramEnd"/>
+                            <w:r>
+                              <w:t>int a, int b) {</w:t>
                             </w:r>
                           </w:p>
                           <w:p>
@@ -1518,7 +1677,23 @@
                               <w:spacing w:after="0" w:line="240" w:lineRule="auto"/>
                             </w:pPr>
                             <w:r>
-                              <w:t xml:space="preserve">    // This works because if a==0, a|b == b; if b==0, a|b == a.</w:t>
+                              <w:t xml:space="preserve">    // This works because if a==0, </w:t>
+                            </w:r>
+                            <w:proofErr w:type="spellStart"/>
+                            <w:r>
+                              <w:t>a|b</w:t>
+                            </w:r>
+                            <w:proofErr w:type="spellEnd"/>
+                            <w:r>
+                              <w:t xml:space="preserve"> == b; if b==0, </w:t>
+                            </w:r>
+                            <w:proofErr w:type="spellStart"/>
+                            <w:r>
+                              <w:t>a|b</w:t>
+                            </w:r>
+                            <w:proofErr w:type="spellEnd"/>
+                            <w:r>
+                              <w:t xml:space="preserve"> == a.</w:t>
                             </w:r>
                           </w:p>
                           <w:p>
@@ -1526,7 +1701,23 @@
                               <w:spacing w:after="0" w:line="240" w:lineRule="auto"/>
                             </w:pPr>
                             <w:r>
-                              <w:t xml:space="preserve">    if (!a || !b)</w:t>
+                              <w:t xml:space="preserve">    if </w:t>
+                            </w:r>
+                            <w:proofErr w:type="gramStart"/>
+                            <w:r>
+                              <w:t>(!a</w:t>
+                            </w:r>
+                            <w:proofErr w:type="gramEnd"/>
+                            <w:r>
+                              <w:t xml:space="preserve"> |</w:t>
+                            </w:r>
+                            <w:proofErr w:type="gramStart"/>
+                            <w:r>
+                              <w:t>| !b</w:t>
+                            </w:r>
+                            <w:proofErr w:type="gramEnd"/>
+                            <w:r>
+                              <w:t>)</w:t>
                             </w:r>
                           </w:p>
                           <w:p>
@@ -1534,7 +1725,23 @@
                               <w:spacing w:after="0" w:line="240" w:lineRule="auto"/>
                             </w:pPr>
                             <w:r>
-                              <w:t xml:space="preserve">        return a | b;  // handles (0, x) and (x, 0) in O(1)</w:t>
+                              <w:t xml:space="preserve">        return a | </w:t>
+                            </w:r>
+                            <w:proofErr w:type="gramStart"/>
+                            <w:r>
+                              <w:t>b;  /</w:t>
+                            </w:r>
+                            <w:proofErr w:type="gramEnd"/>
+                            <w:r>
+                              <w:t xml:space="preserve">/ handles (0, x) and (x, 0) in </w:t>
+                            </w:r>
+                            <w:proofErr w:type="gramStart"/>
+                            <w:r>
+                              <w:t>O(</w:t>
+                            </w:r>
+                            <w:proofErr w:type="gramEnd"/>
+                            <w:r>
+                              <w:t>1)</w:t>
                             </w:r>
                           </w:p>
                           <w:p>
@@ -1555,7 +1762,47 @@
                               <w:spacing w:after="0" w:line="240" w:lineRule="auto"/>
                             </w:pPr>
                             <w:r>
-                              <w:t xml:space="preserve">    // ctz(x) = count trailing zeros in binary; ctz(a|b) gives min(ctz(a), ctz(b)).</w:t>
+                              <w:t xml:space="preserve">    // </w:t>
+                            </w:r>
+                            <w:proofErr w:type="spellStart"/>
+                            <w:r>
+                              <w:t>ctz</w:t>
+                            </w:r>
+                            <w:proofErr w:type="spellEnd"/>
+                            <w:r>
+                              <w:t xml:space="preserve">(x) = count trailing zeros in binary; </w:t>
+                            </w:r>
+                            <w:proofErr w:type="spellStart"/>
+                            <w:r>
+                              <w:t>ctz</w:t>
+                            </w:r>
+                            <w:proofErr w:type="spellEnd"/>
+                            <w:r>
+                              <w:t>(</w:t>
+                            </w:r>
+                            <w:proofErr w:type="spellStart"/>
+                            <w:r>
+                              <w:t>a|b</w:t>
+                            </w:r>
+                            <w:proofErr w:type="spellEnd"/>
+                            <w:r>
+                              <w:t>) gives min(</w:t>
+                            </w:r>
+                            <w:proofErr w:type="spellStart"/>
+                            <w:r>
+                              <w:t>ctz</w:t>
+                            </w:r>
+                            <w:proofErr w:type="spellEnd"/>
+                            <w:r>
+                              <w:t xml:space="preserve">(a), </w:t>
+                            </w:r>
+                            <w:proofErr w:type="spellStart"/>
+                            <w:r>
+                              <w:t>ctz</w:t>
+                            </w:r>
+                            <w:proofErr w:type="spellEnd"/>
+                            <w:r>
+                              <w:t>(b)).</w:t>
                             </w:r>
                           </w:p>
                           <w:p>
@@ -1563,7 +1810,31 @@
                               <w:spacing w:after="0" w:line="240" w:lineRule="auto"/>
                             </w:pPr>
                             <w:r>
-                              <w:t xml:space="preserve">    unsigned shift = __builtin_ctz(a | b);  // factor 2^shift out and restore at the end</w:t>
+                              <w:t xml:space="preserve">    unsigned shift = __</w:t>
+                            </w:r>
+                            <w:proofErr w:type="spellStart"/>
+                            <w:r>
+                              <w:t>builtin_</w:t>
+                            </w:r>
+                            <w:proofErr w:type="gramStart"/>
+                            <w:r>
+                              <w:t>ctz</w:t>
+                            </w:r>
+                            <w:proofErr w:type="spellEnd"/>
+                            <w:r>
+                              <w:t>(</w:t>
+                            </w:r>
+                            <w:proofErr w:type="gramEnd"/>
+                            <w:r>
+                              <w:t>a | b</w:t>
+                            </w:r>
+                            <w:proofErr w:type="gramStart"/>
+                            <w:r>
+                              <w:t>);  /</w:t>
+                            </w:r>
+                            <w:proofErr w:type="gramEnd"/>
+                            <w:r>
+                              <w:t>/ factor 2^shift out and restore at the end</w:t>
                             </w:r>
                           </w:p>
                           <w:p>
@@ -1576,7 +1847,17 @@
                               <w:spacing w:after="0" w:line="240" w:lineRule="auto"/>
                             </w:pPr>
                             <w:r>
-                              <w:t xml:space="preserve">    // Make a odd by removing all factors of two.</w:t>
+                              <w:t xml:space="preserve">    // Make </w:t>
+                            </w:r>
+                            <w:proofErr w:type="spellStart"/>
+                            <w:proofErr w:type="gramStart"/>
+                            <w:r>
+                              <w:t>a</w:t>
+                            </w:r>
+                            <w:proofErr w:type="spellEnd"/>
+                            <w:proofErr w:type="gramEnd"/>
+                            <w:r>
+                              <w:t xml:space="preserve"> odd by removing all factors of two.</w:t>
                             </w:r>
                           </w:p>
                           <w:p>
@@ -1584,7 +1865,23 @@
                               <w:spacing w:after="0" w:line="240" w:lineRule="auto"/>
                             </w:pPr>
                             <w:r>
-                              <w:t xml:space="preserve">    a &gt;&gt;= __builtin_ctz(a);  // divide a by 2^ctz(a)</w:t>
+                              <w:t xml:space="preserve">    a &gt;&gt;= __</w:t>
+                            </w:r>
+                            <w:proofErr w:type="spellStart"/>
+                            <w:r>
+                              <w:t>builtin_ctz</w:t>
+                            </w:r>
+                            <w:proofErr w:type="spellEnd"/>
+                            <w:r>
+                              <w:t>(a</w:t>
+                            </w:r>
+                            <w:proofErr w:type="gramStart"/>
+                            <w:r>
+                              <w:t>);  /</w:t>
+                            </w:r>
+                            <w:proofErr w:type="gramEnd"/>
+                            <w:r>
+                              <w:t>/ divide a by 2^ctz(a)</w:t>
                             </w:r>
                           </w:p>
                           <w:p>
@@ -1597,7 +1894,17 @@
                               <w:spacing w:after="0" w:line="240" w:lineRule="auto"/>
                             </w:pPr>
                             <w:r>
-                              <w:t xml:space="preserve">    // Main loop: maintain a odd; reduce b until it becomes zero.</w:t>
+                              <w:t xml:space="preserve">    // Main loop: maintain </w:t>
+                            </w:r>
+                            <w:proofErr w:type="spellStart"/>
+                            <w:proofErr w:type="gramStart"/>
+                            <w:r>
+                              <w:t>a</w:t>
+                            </w:r>
+                            <w:proofErr w:type="spellEnd"/>
+                            <w:proofErr w:type="gramEnd"/>
+                            <w:r>
+                              <w:t xml:space="preserve"> odd; reduce b until it becomes zero.</w:t>
                             </w:r>
                           </w:p>
                           <w:p>
@@ -1621,7 +1928,23 @@
                               <w:spacing w:after="0" w:line="240" w:lineRule="auto"/>
                             </w:pPr>
                             <w:r>
-                              <w:t xml:space="preserve">        b &gt;&gt;= __builtin_ctz(b);  // divide b by 2^ctz(b)</w:t>
+                              <w:t xml:space="preserve">        b &gt;&gt;= __</w:t>
+                            </w:r>
+                            <w:proofErr w:type="spellStart"/>
+                            <w:r>
+                              <w:t>builtin_ctz</w:t>
+                            </w:r>
+                            <w:proofErr w:type="spellEnd"/>
+                            <w:r>
+                              <w:t>(b</w:t>
+                            </w:r>
+                            <w:proofErr w:type="gramStart"/>
+                            <w:r>
+                              <w:t>);  /</w:t>
+                            </w:r>
+                            <w:proofErr w:type="gramEnd"/>
+                            <w:r>
+                              <w:t>/ divide b by 2^ctz(b)</w:t>
                             </w:r>
                           </w:p>
                           <w:p>
@@ -1650,7 +1973,23 @@
                               <w:spacing w:after="0" w:line="240" w:lineRule="auto"/>
                             </w:pPr>
                             <w:r>
-                              <w:t xml:space="preserve">            swap(a, b);  // now a &lt;= b</w:t>
+                              <w:t xml:space="preserve">            </w:t>
+                            </w:r>
+                            <w:proofErr w:type="gramStart"/>
+                            <w:r>
+                              <w:t>swap(</w:t>
+                            </w:r>
+                            <w:proofErr w:type="gramEnd"/>
+                            <w:r>
+                              <w:t>a, b</w:t>
+                            </w:r>
+                            <w:proofErr w:type="gramStart"/>
+                            <w:r>
+                              <w:t>);  /</w:t>
+                            </w:r>
+                            <w:proofErr w:type="gramEnd"/>
+                            <w:r>
+                              <w:t>/ now a &lt;= b</w:t>
                             </w:r>
                           </w:p>
                           <w:p>
@@ -1663,7 +2002,15 @@
                               <w:spacing w:after="0" w:line="240" w:lineRule="auto"/>
                             </w:pPr>
                             <w:r>
-                              <w:t xml:space="preserve">        // Replace (a, b) with (a, b - a); gcd is invariant under subtracting equals for odd a, b.</w:t>
+                              <w:t xml:space="preserve">        // Replace (a, b) with (a, b - a); </w:t>
+                            </w:r>
+                            <w:proofErr w:type="spellStart"/>
+                            <w:r>
+                              <w:t>gcd</w:t>
+                            </w:r>
+                            <w:proofErr w:type="spellEnd"/>
+                            <w:r>
+                              <w:t xml:space="preserve"> is invariant under subtracting equals for odd a, b.</w:t>
                             </w:r>
                           </w:p>
                           <w:p>
@@ -1671,7 +2018,15 @@
                               <w:spacing w:after="0" w:line="240" w:lineRule="auto"/>
                             </w:pPr>
                             <w:r>
-                              <w:t xml:space="preserve">        b -= a;  // b becomes even (difference of two odds), next iteration will strip the 2s</w:t>
+                              <w:t xml:space="preserve">        b -= </w:t>
+                            </w:r>
+                            <w:proofErr w:type="gramStart"/>
+                            <w:r>
+                              <w:t>a;  /</w:t>
+                            </w:r>
+                            <w:proofErr w:type="gramEnd"/>
+                            <w:r>
+                              <w:t>/ b becomes even (difference of two odds), next iteration will strip the 2s</w:t>
                             </w:r>
                           </w:p>
                           <w:p>
@@ -1679,7 +2034,23 @@
                               <w:spacing w:after="0" w:line="240" w:lineRule="auto"/>
                             </w:pPr>
                             <w:r>
-                              <w:t xml:space="preserve">    } while (b);  // stop when b hits 0; then a holds gcd without the common 2^shift factor</w:t>
+                              <w:t xml:space="preserve">    } while (b</w:t>
+                            </w:r>
+                            <w:proofErr w:type="gramStart"/>
+                            <w:r>
+                              <w:t>);  /</w:t>
+                            </w:r>
+                            <w:proofErr w:type="gramEnd"/>
+                            <w:r>
+                              <w:t xml:space="preserve">/ stop when b hits 0; then a holds </w:t>
+                            </w:r>
+                            <w:proofErr w:type="spellStart"/>
+                            <w:r>
+                              <w:t>gcd</w:t>
+                            </w:r>
+                            <w:proofErr w:type="spellEnd"/>
+                            <w:r>
+                              <w:t xml:space="preserve"> without the common 2^shift factor</w:t>
                             </w:r>
                           </w:p>
                           <w:p>
@@ -1700,8 +2071,29 @@
                               <w:spacing w:after="0" w:line="240" w:lineRule="auto"/>
                             </w:pPr>
                             <w:r>
-                              <w:t xml:space="preserve">    return a &lt;&lt; shift;  // multiply gcd by 2^shift to get final result</w:t>
-                            </w:r>
+                              <w:t xml:space="preserve">    return a &lt;&lt; </w:t>
+                            </w:r>
+                            <w:proofErr w:type="gramStart"/>
+                            <w:r>
+                              <w:t>shift;  /</w:t>
+                            </w:r>
+                            <w:proofErr w:type="gramEnd"/>
+                            <w:r>
+                              <w:t xml:space="preserve">/ multiply </w:t>
+                            </w:r>
+                            <w:proofErr w:type="spellStart"/>
+                            <w:r>
+                              <w:t>gcd</w:t>
+                            </w:r>
+                            <w:proofErr w:type="spellEnd"/>
+                            <w:r>
+                              <w:t xml:space="preserve"> by 2^shift to get </w:t>
+                            </w:r>
+                            <w:proofErr w:type="gramStart"/>
+                            <w:r>
+                              <w:t>final result</w:t>
+                            </w:r>
+                            <w:proofErr w:type="gramEnd"/>
                           </w:p>
                           <w:p>
                             <w:pPr>
@@ -1748,7 +2140,20 @@
                         <w:spacing w:after="0" w:line="240" w:lineRule="auto"/>
                       </w:pPr>
                       <w:r>
-                        <w:t>// Computes gcd(a, b) using only shifts, subtraction, and comparisons.</w:t>
+                        <w:t xml:space="preserve">// Computes </w:t>
+                      </w:r>
+                      <w:proofErr w:type="spellStart"/>
+                      <w:proofErr w:type="gramStart"/>
+                      <w:r>
+                        <w:t>gcd</w:t>
+                      </w:r>
+                      <w:proofErr w:type="spellEnd"/>
+                      <w:r>
+                        <w:t>(</w:t>
+                      </w:r>
+                      <w:proofErr w:type="gramEnd"/>
+                      <w:r>
+                        <w:t>a, b) using only shifts, subtraction, and comparisons.</w:t>
                       </w:r>
                     </w:p>
                     <w:p>
@@ -1756,7 +2161,20 @@
                         <w:spacing w:after="0" w:line="240" w:lineRule="auto"/>
                       </w:pPr>
                       <w:r>
-                        <w:t>int gcd(int a, int b) {</w:t>
+                        <w:t xml:space="preserve">int </w:t>
+                      </w:r>
+                      <w:proofErr w:type="spellStart"/>
+                      <w:proofErr w:type="gramStart"/>
+                      <w:r>
+                        <w:t>gcd</w:t>
+                      </w:r>
+                      <w:proofErr w:type="spellEnd"/>
+                      <w:r>
+                        <w:t>(</w:t>
+                      </w:r>
+                      <w:proofErr w:type="gramEnd"/>
+                      <w:r>
+                        <w:t>int a, int b) {</w:t>
                       </w:r>
                     </w:p>
                     <w:p>
@@ -1772,7 +2190,23 @@
                         <w:spacing w:after="0" w:line="240" w:lineRule="auto"/>
                       </w:pPr>
                       <w:r>
-                        <w:t xml:space="preserve">    // This works because if a==0, a|b == b; if b==0, a|b == a.</w:t>
+                        <w:t xml:space="preserve">    // This works because if a==0, </w:t>
+                      </w:r>
+                      <w:proofErr w:type="spellStart"/>
+                      <w:r>
+                        <w:t>a|b</w:t>
+                      </w:r>
+                      <w:proofErr w:type="spellEnd"/>
+                      <w:r>
+                        <w:t xml:space="preserve"> == b; if b==0, </w:t>
+                      </w:r>
+                      <w:proofErr w:type="spellStart"/>
+                      <w:r>
+                        <w:t>a|b</w:t>
+                      </w:r>
+                      <w:proofErr w:type="spellEnd"/>
+                      <w:r>
+                        <w:t xml:space="preserve"> == a.</w:t>
                       </w:r>
                     </w:p>
                     <w:p>
@@ -1780,7 +2214,23 @@
                         <w:spacing w:after="0" w:line="240" w:lineRule="auto"/>
                       </w:pPr>
                       <w:r>
-                        <w:t xml:space="preserve">    if (!a || !b)</w:t>
+                        <w:t xml:space="preserve">    if </w:t>
+                      </w:r>
+                      <w:proofErr w:type="gramStart"/>
+                      <w:r>
+                        <w:t>(!a</w:t>
+                      </w:r>
+                      <w:proofErr w:type="gramEnd"/>
+                      <w:r>
+                        <w:t xml:space="preserve"> |</w:t>
+                      </w:r>
+                      <w:proofErr w:type="gramStart"/>
+                      <w:r>
+                        <w:t>| !b</w:t>
+                      </w:r>
+                      <w:proofErr w:type="gramEnd"/>
+                      <w:r>
+                        <w:t>)</w:t>
                       </w:r>
                     </w:p>
                     <w:p>
@@ -1788,7 +2238,23 @@
                         <w:spacing w:after="0" w:line="240" w:lineRule="auto"/>
                       </w:pPr>
                       <w:r>
-                        <w:t xml:space="preserve">        return a | b;  // handles (0, x) and (x, 0) in O(1)</w:t>
+                        <w:t xml:space="preserve">        return a | </w:t>
+                      </w:r>
+                      <w:proofErr w:type="gramStart"/>
+                      <w:r>
+                        <w:t>b;  /</w:t>
+                      </w:r>
+                      <w:proofErr w:type="gramEnd"/>
+                      <w:r>
+                        <w:t xml:space="preserve">/ handles (0, x) and (x, 0) in </w:t>
+                      </w:r>
+                      <w:proofErr w:type="gramStart"/>
+                      <w:r>
+                        <w:t>O(</w:t>
+                      </w:r>
+                      <w:proofErr w:type="gramEnd"/>
+                      <w:r>
+                        <w:t>1)</w:t>
                       </w:r>
                     </w:p>
                     <w:p>
@@ -1809,7 +2275,47 @@
                         <w:spacing w:after="0" w:line="240" w:lineRule="auto"/>
                       </w:pPr>
                       <w:r>
-                        <w:t xml:space="preserve">    // ctz(x) = count trailing zeros in binary; ctz(a|b) gives min(ctz(a), ctz(b)).</w:t>
+                        <w:t xml:space="preserve">    // </w:t>
+                      </w:r>
+                      <w:proofErr w:type="spellStart"/>
+                      <w:r>
+                        <w:t>ctz</w:t>
+                      </w:r>
+                      <w:proofErr w:type="spellEnd"/>
+                      <w:r>
+                        <w:t xml:space="preserve">(x) = count trailing zeros in binary; </w:t>
+                      </w:r>
+                      <w:proofErr w:type="spellStart"/>
+                      <w:r>
+                        <w:t>ctz</w:t>
+                      </w:r>
+                      <w:proofErr w:type="spellEnd"/>
+                      <w:r>
+                        <w:t>(</w:t>
+                      </w:r>
+                      <w:proofErr w:type="spellStart"/>
+                      <w:r>
+                        <w:t>a|b</w:t>
+                      </w:r>
+                      <w:proofErr w:type="spellEnd"/>
+                      <w:r>
+                        <w:t>) gives min(</w:t>
+                      </w:r>
+                      <w:proofErr w:type="spellStart"/>
+                      <w:r>
+                        <w:t>ctz</w:t>
+                      </w:r>
+                      <w:proofErr w:type="spellEnd"/>
+                      <w:r>
+                        <w:t xml:space="preserve">(a), </w:t>
+                      </w:r>
+                      <w:proofErr w:type="spellStart"/>
+                      <w:r>
+                        <w:t>ctz</w:t>
+                      </w:r>
+                      <w:proofErr w:type="spellEnd"/>
+                      <w:r>
+                        <w:t>(b)).</w:t>
                       </w:r>
                     </w:p>
                     <w:p>
@@ -1817,7 +2323,31 @@
                         <w:spacing w:after="0" w:line="240" w:lineRule="auto"/>
                       </w:pPr>
                       <w:r>
-                        <w:t xml:space="preserve">    unsigned shift = __builtin_ctz(a | b);  // factor 2^shift out and restore at the end</w:t>
+                        <w:t xml:space="preserve">    unsigned shift = __</w:t>
+                      </w:r>
+                      <w:proofErr w:type="spellStart"/>
+                      <w:r>
+                        <w:t>builtin_</w:t>
+                      </w:r>
+                      <w:proofErr w:type="gramStart"/>
+                      <w:r>
+                        <w:t>ctz</w:t>
+                      </w:r>
+                      <w:proofErr w:type="spellEnd"/>
+                      <w:r>
+                        <w:t>(</w:t>
+                      </w:r>
+                      <w:proofErr w:type="gramEnd"/>
+                      <w:r>
+                        <w:t>a | b</w:t>
+                      </w:r>
+                      <w:proofErr w:type="gramStart"/>
+                      <w:r>
+                        <w:t>);  /</w:t>
+                      </w:r>
+                      <w:proofErr w:type="gramEnd"/>
+                      <w:r>
+                        <w:t>/ factor 2^shift out and restore at the end</w:t>
                       </w:r>
                     </w:p>
                     <w:p>
@@ -1830,7 +2360,17 @@
                         <w:spacing w:after="0" w:line="240" w:lineRule="auto"/>
                       </w:pPr>
                       <w:r>
-                        <w:t xml:space="preserve">    // Make a odd by removing all factors of two.</w:t>
+                        <w:t xml:space="preserve">    // Make </w:t>
+                      </w:r>
+                      <w:proofErr w:type="spellStart"/>
+                      <w:proofErr w:type="gramStart"/>
+                      <w:r>
+                        <w:t>a</w:t>
+                      </w:r>
+                      <w:proofErr w:type="spellEnd"/>
+                      <w:proofErr w:type="gramEnd"/>
+                      <w:r>
+                        <w:t xml:space="preserve"> odd by removing all factors of two.</w:t>
                       </w:r>
                     </w:p>
                     <w:p>
@@ -1838,7 +2378,23 @@
                         <w:spacing w:after="0" w:line="240" w:lineRule="auto"/>
                       </w:pPr>
                       <w:r>
-                        <w:t xml:space="preserve">    a &gt;&gt;= __builtin_ctz(a);  // divide a by 2^ctz(a)</w:t>
+                        <w:t xml:space="preserve">    a &gt;&gt;= __</w:t>
+                      </w:r>
+                      <w:proofErr w:type="spellStart"/>
+                      <w:r>
+                        <w:t>builtin_ctz</w:t>
+                      </w:r>
+                      <w:proofErr w:type="spellEnd"/>
+                      <w:r>
+                        <w:t>(a</w:t>
+                      </w:r>
+                      <w:proofErr w:type="gramStart"/>
+                      <w:r>
+                        <w:t>);  /</w:t>
+                      </w:r>
+                      <w:proofErr w:type="gramEnd"/>
+                      <w:r>
+                        <w:t>/ divide a by 2^ctz(a)</w:t>
                       </w:r>
                     </w:p>
                     <w:p>
@@ -1851,7 +2407,17 @@
                         <w:spacing w:after="0" w:line="240" w:lineRule="auto"/>
                       </w:pPr>
                       <w:r>
-                        <w:t xml:space="preserve">    // Main loop: maintain a odd; reduce b until it becomes zero.</w:t>
+                        <w:t xml:space="preserve">    // Main loop: maintain </w:t>
+                      </w:r>
+                      <w:proofErr w:type="spellStart"/>
+                      <w:proofErr w:type="gramStart"/>
+                      <w:r>
+                        <w:t>a</w:t>
+                      </w:r>
+                      <w:proofErr w:type="spellEnd"/>
+                      <w:proofErr w:type="gramEnd"/>
+                      <w:r>
+                        <w:t xml:space="preserve"> odd; reduce b until it becomes zero.</w:t>
                       </w:r>
                     </w:p>
                     <w:p>
@@ -1875,7 +2441,23 @@
                         <w:spacing w:after="0" w:line="240" w:lineRule="auto"/>
                       </w:pPr>
                       <w:r>
-                        <w:t xml:space="preserve">        b &gt;&gt;= __builtin_ctz(b);  // divide b by 2^ctz(b)</w:t>
+                        <w:t xml:space="preserve">        b &gt;&gt;= __</w:t>
+                      </w:r>
+                      <w:proofErr w:type="spellStart"/>
+                      <w:r>
+                        <w:t>builtin_ctz</w:t>
+                      </w:r>
+                      <w:proofErr w:type="spellEnd"/>
+                      <w:r>
+                        <w:t>(b</w:t>
+                      </w:r>
+                      <w:proofErr w:type="gramStart"/>
+                      <w:r>
+                        <w:t>);  /</w:t>
+                      </w:r>
+                      <w:proofErr w:type="gramEnd"/>
+                      <w:r>
+                        <w:t>/ divide b by 2^ctz(b)</w:t>
                       </w:r>
                     </w:p>
                     <w:p>
@@ -1904,7 +2486,23 @@
                         <w:spacing w:after="0" w:line="240" w:lineRule="auto"/>
                       </w:pPr>
                       <w:r>
-                        <w:t xml:space="preserve">            swap(a, b);  // now a &lt;= b</w:t>
+                        <w:t xml:space="preserve">            </w:t>
+                      </w:r>
+                      <w:proofErr w:type="gramStart"/>
+                      <w:r>
+                        <w:t>swap(</w:t>
+                      </w:r>
+                      <w:proofErr w:type="gramEnd"/>
+                      <w:r>
+                        <w:t>a, b</w:t>
+                      </w:r>
+                      <w:proofErr w:type="gramStart"/>
+                      <w:r>
+                        <w:t>);  /</w:t>
+                      </w:r>
+                      <w:proofErr w:type="gramEnd"/>
+                      <w:r>
+                        <w:t>/ now a &lt;= b</w:t>
                       </w:r>
                     </w:p>
                     <w:p>
@@ -1917,7 +2515,15 @@
                         <w:spacing w:after="0" w:line="240" w:lineRule="auto"/>
                       </w:pPr>
                       <w:r>
-                        <w:t xml:space="preserve">        // Replace (a, b) with (a, b - a); gcd is invariant under subtracting equals for odd a, b.</w:t>
+                        <w:t xml:space="preserve">        // Replace (a, b) with (a, b - a); </w:t>
+                      </w:r>
+                      <w:proofErr w:type="spellStart"/>
+                      <w:r>
+                        <w:t>gcd</w:t>
+                      </w:r>
+                      <w:proofErr w:type="spellEnd"/>
+                      <w:r>
+                        <w:t xml:space="preserve"> is invariant under subtracting equals for odd a, b.</w:t>
                       </w:r>
                     </w:p>
                     <w:p>
@@ -1925,7 +2531,15 @@
                         <w:spacing w:after="0" w:line="240" w:lineRule="auto"/>
                       </w:pPr>
                       <w:r>
-                        <w:t xml:space="preserve">        b -= a;  // b becomes even (difference of two odds), next iteration will strip the 2s</w:t>
+                        <w:t xml:space="preserve">        b -= </w:t>
+                      </w:r>
+                      <w:proofErr w:type="gramStart"/>
+                      <w:r>
+                        <w:t>a;  /</w:t>
+                      </w:r>
+                      <w:proofErr w:type="gramEnd"/>
+                      <w:r>
+                        <w:t>/ b becomes even (difference of two odds), next iteration will strip the 2s</w:t>
                       </w:r>
                     </w:p>
                     <w:p>
@@ -1933,7 +2547,23 @@
                         <w:spacing w:after="0" w:line="240" w:lineRule="auto"/>
                       </w:pPr>
                       <w:r>
-                        <w:t xml:space="preserve">    } while (b);  // stop when b hits 0; then a holds gcd without the common 2^shift factor</w:t>
+                        <w:t xml:space="preserve">    } while (b</w:t>
+                      </w:r>
+                      <w:proofErr w:type="gramStart"/>
+                      <w:r>
+                        <w:t>);  /</w:t>
+                      </w:r>
+                      <w:proofErr w:type="gramEnd"/>
+                      <w:r>
+                        <w:t xml:space="preserve">/ stop when b hits 0; then a holds </w:t>
+                      </w:r>
+                      <w:proofErr w:type="spellStart"/>
+                      <w:r>
+                        <w:t>gcd</w:t>
+                      </w:r>
+                      <w:proofErr w:type="spellEnd"/>
+                      <w:r>
+                        <w:t xml:space="preserve"> without the common 2^shift factor</w:t>
                       </w:r>
                     </w:p>
                     <w:p>
@@ -1954,8 +2584,29 @@
                         <w:spacing w:after="0" w:line="240" w:lineRule="auto"/>
                       </w:pPr>
                       <w:r>
-                        <w:t xml:space="preserve">    return a &lt;&lt; shift;  // multiply gcd by 2^shift to get final result</w:t>
-                      </w:r>
+                        <w:t xml:space="preserve">    return a &lt;&lt; </w:t>
+                      </w:r>
+                      <w:proofErr w:type="gramStart"/>
+                      <w:r>
+                        <w:t>shift;  /</w:t>
+                      </w:r>
+                      <w:proofErr w:type="gramEnd"/>
+                      <w:r>
+                        <w:t xml:space="preserve">/ multiply </w:t>
+                      </w:r>
+                      <w:proofErr w:type="spellStart"/>
+                      <w:r>
+                        <w:t>gcd</w:t>
+                      </w:r>
+                      <w:proofErr w:type="spellEnd"/>
+                      <w:r>
+                        <w:t xml:space="preserve"> by 2^shift to get </w:t>
+                      </w:r>
+                      <w:proofErr w:type="gramStart"/>
+                      <w:r>
+                        <w:t>final result</w:t>
+                      </w:r>
+                      <w:proofErr w:type="gramEnd"/>
                     </w:p>
                     <w:p>
                       <w:pPr>
@@ -2045,7 +2696,23 @@
           <w:rFonts w:eastAsia="inter"/>
           <w:szCs w:val="20"/>
         </w:rPr>
-        <w:t xml:space="preserve">. If either is zero, return the other; not the case. Compute common power-of-two factor: </w:t>
+        <w:t xml:space="preserve">. If either is zero, return the </w:t>
+      </w:r>
+      <w:proofErr w:type="gramStart"/>
+      <w:r>
+        <w:rPr>
+          <w:rFonts w:eastAsia="inter"/>
+          <w:szCs w:val="20"/>
+        </w:rPr>
+        <w:t>other;</w:t>
+      </w:r>
+      <w:proofErr w:type="gramEnd"/>
+      <w:r>
+        <w:rPr>
+          <w:rFonts w:eastAsia="inter"/>
+          <w:szCs w:val="20"/>
+        </w:rPr>
+        <w:t xml:space="preserve"> not the case. Compute common power-of-two factor: </w:t>
       </w:r>
       <m:oMath>
         <m:r>
@@ -3078,19 +3745,36 @@
       <w:r>
         <w:t xml:space="preserve">How to implement </w:t>
       </w:r>
+      <w:proofErr w:type="spellStart"/>
+      <w:proofErr w:type="gramStart"/>
       <w:r>
         <w:t>ctz</w:t>
       </w:r>
-      <w:r>
-        <w:t>()</w:t>
+      <w:proofErr w:type="spellEnd"/>
+      <w:r>
+        <w:t>(</w:t>
+      </w:r>
+      <w:proofErr w:type="gramEnd"/>
+      <w:r>
+        <w:t>)</w:t>
       </w:r>
     </w:p>
     <w:p>
       <w:pPr>
         <w:ind w:left="0" w:firstLine="0"/>
       </w:pPr>
-      <w:r>
-        <w:t>ctz()</w:t>
+      <w:proofErr w:type="spellStart"/>
+      <w:proofErr w:type="gramStart"/>
+      <w:r>
+        <w:t>ctz</w:t>
+      </w:r>
+      <w:proofErr w:type="spellEnd"/>
+      <w:r>
+        <w:t>(</w:t>
+      </w:r>
+      <w:proofErr w:type="gramEnd"/>
+      <w:r>
+        <w:t>)</w:t>
       </w:r>
       <w:r>
         <w:t xml:space="preserve"> stands for “count trailing zeros”</w:t>
@@ -3099,7 +3783,41 @@
         <w:t>.</w:t>
       </w:r>
       <w:r>
-        <w:t xml:space="preserve"> It returns the number of consecutive 0-bits at the least-significant end of an integer’s binary representation. For example, ctz(48) = 4 because 48 = 0b0011 0000 ends with four zeros, and ctz(18) = 1 because 18 = 0b10010 ends with one zero. In the binary GCD (Stein’s) algorithm, ctz(x) gives the largest power of 2 dividing x, so dividing by 2^ctz(x) quickly removes all factors of two.</w:t>
+        <w:t xml:space="preserve"> It returns the number of consecutive 0-bits at the least-significant end of an integer’s binary representation. For example, </w:t>
+      </w:r>
+      <w:proofErr w:type="spellStart"/>
+      <w:proofErr w:type="gramStart"/>
+      <w:r>
+        <w:t>ctz</w:t>
+      </w:r>
+      <w:proofErr w:type="spellEnd"/>
+      <w:r>
+        <w:t>(</w:t>
+      </w:r>
+      <w:proofErr w:type="gramEnd"/>
+      <w:r>
+        <w:t xml:space="preserve">48) = 4 because 48 = 0b0011 0000 ends with four zeros, and </w:t>
+      </w:r>
+      <w:proofErr w:type="spellStart"/>
+      <w:proofErr w:type="gramStart"/>
+      <w:r>
+        <w:t>ctz</w:t>
+      </w:r>
+      <w:proofErr w:type="spellEnd"/>
+      <w:r>
+        <w:t>(</w:t>
+      </w:r>
+      <w:proofErr w:type="gramEnd"/>
+      <w:r>
+        <w:t xml:space="preserve">18) = 1 because 18 = 0b10010 ends with one zero. In the binary GCD (Stein’s) algorithm, </w:t>
+      </w:r>
+      <w:proofErr w:type="spellStart"/>
+      <w:r>
+        <w:t>ctz</w:t>
+      </w:r>
+      <w:proofErr w:type="spellEnd"/>
+      <w:r>
+        <w:t>(x) gives the largest power of 2 dividing x, so dividing by 2^ctz(x) quickly removes all factors of two.</w:t>
       </w:r>
       <w:r>
         <w:t>)</w:t>
@@ -3132,12 +3850,38 @@
       </w:r>
     </w:p>
     <w:p>
-      <w:r>
-        <w:t>ctz(x) = clz(rbit(x))</w:t>
+      <w:proofErr w:type="spellStart"/>
+      <w:r>
+        <w:t>ctz</w:t>
+      </w:r>
+      <w:proofErr w:type="spellEnd"/>
+      <w:r>
+        <w:t xml:space="preserve">(x) = </w:t>
+      </w:r>
+      <w:proofErr w:type="spellStart"/>
+      <w:r>
+        <w:t>clz</w:t>
+      </w:r>
+      <w:proofErr w:type="spellEnd"/>
+      <w:r>
+        <w:t>(</w:t>
+      </w:r>
+      <w:proofErr w:type="spellStart"/>
+      <w:r>
+        <w:t>rbit</w:t>
+      </w:r>
+      <w:proofErr w:type="spellEnd"/>
+      <w:r>
+        <w:t>(x</w:t>
+      </w:r>
+      <w:proofErr w:type="gramStart"/>
+      <w:r>
+        <w:t>))</w:t>
       </w:r>
       <w:r>
         <w:t xml:space="preserve">  (</w:t>
       </w:r>
+      <w:proofErr w:type="gramEnd"/>
       <w:r>
         <w:t xml:space="preserve">handle </w:t>
       </w:r>
@@ -3162,19 +3906,59 @@
         <w:t>F</w:t>
       </w:r>
       <w:r>
-        <w:t>or nonzero x, ctz(x) = clz(rbit(x)) because reversing the bits turns trailing zeros into leading zeros. Using x = 0b0010</w:t>
+        <w:t xml:space="preserve">or nonzero x, </w:t>
+      </w:r>
+      <w:proofErr w:type="spellStart"/>
+      <w:r>
+        <w:t>ctz</w:t>
+      </w:r>
+      <w:proofErr w:type="spellEnd"/>
+      <w:r>
+        <w:t xml:space="preserve">(x) = </w:t>
+      </w:r>
+      <w:proofErr w:type="spellStart"/>
+      <w:r>
+        <w:t>clz</w:t>
+      </w:r>
+      <w:proofErr w:type="spellEnd"/>
+      <w:r>
+        <w:t>(</w:t>
+      </w:r>
+      <w:proofErr w:type="spellStart"/>
+      <w:r>
+        <w:t>rbit</w:t>
+      </w:r>
+      <w:proofErr w:type="spellEnd"/>
+      <w:r>
+        <w:t>(x)) because reversing the bits turns trailing zeros into leading zeros. Using x = 0b0010</w:t>
       </w:r>
       <w:r>
         <w:t xml:space="preserve"> </w:t>
       </w:r>
       <w:r>
-        <w:t>1100 (44), rbit over 8 bits yields 0b0011</w:t>
+        <w:t xml:space="preserve">1100 (44), </w:t>
+      </w:r>
+      <w:proofErr w:type="spellStart"/>
+      <w:r>
+        <w:t>rbit</w:t>
+      </w:r>
+      <w:proofErr w:type="spellEnd"/>
+      <w:r>
+        <w:t xml:space="preserve"> over 8 bits yields 0b0011</w:t>
       </w:r>
       <w:r>
         <w:t xml:space="preserve"> </w:t>
       </w:r>
       <w:r>
-        <w:t>0100, which has 2 leading zeros, so ctz(x) = 2</w:t>
+        <w:t xml:space="preserve">0100, which has 2 leading zeros, so </w:t>
+      </w:r>
+      <w:proofErr w:type="spellStart"/>
+      <w:r>
+        <w:t>ctz</w:t>
+      </w:r>
+      <w:proofErr w:type="spellEnd"/>
+      <w:r>
+        <w:t>(x) = 2</w:t>
       </w:r>
       <w:r>
         <w:t>.</w:t>
@@ -3197,7 +3981,23 @@
         <w:t>implementations of</w:t>
       </w:r>
       <w:r>
-        <w:t xml:space="preserve"> ctz/clz </w:t>
+        <w:t xml:space="preserve"> </w:t>
+      </w:r>
+      <w:proofErr w:type="spellStart"/>
+      <w:r>
+        <w:t>ctz</w:t>
+      </w:r>
+      <w:proofErr w:type="spellEnd"/>
+      <w:r>
+        <w:t>/</w:t>
+      </w:r>
+      <w:proofErr w:type="spellStart"/>
+      <w:r>
+        <w:t>clz</w:t>
+      </w:r>
+      <w:proofErr w:type="spellEnd"/>
+      <w:r>
+        <w:t xml:space="preserve"> </w:t>
       </w:r>
       <w:r>
         <w:t>consider</w:t>
@@ -3218,16 +4018,45 @@
         <w:t xml:space="preserve"> d</w:t>
       </w:r>
       <w:r>
-        <w:t>efine ctz(0)</w:t>
-      </w:r>
-      <w:r>
-        <w:t>=32</w:t>
+        <w:t xml:space="preserve">efine </w:t>
+      </w:r>
+      <w:proofErr w:type="spellStart"/>
+      <w:proofErr w:type="gramStart"/>
+      <w:r>
+        <w:t>ctz</w:t>
+      </w:r>
+      <w:proofErr w:type="spellEnd"/>
+      <w:r>
+        <w:t>(0)</w:t>
+      </w:r>
+      <w:r>
+        <w:t>=</w:t>
+      </w:r>
+      <w:proofErr w:type="gramEnd"/>
+      <w:r>
+        <w:t>32</w:t>
       </w:r>
       <w:r>
         <w:t xml:space="preserve"> explicitly before </w:t>
       </w:r>
       <w:r>
-        <w:t>calling ctz(x) for x!=0</w:t>
+        <w:t xml:space="preserve">calling </w:t>
+      </w:r>
+      <w:proofErr w:type="spellStart"/>
+      <w:r>
+        <w:t>ctz</w:t>
+      </w:r>
+      <w:proofErr w:type="spellEnd"/>
+      <w:r>
+        <w:t xml:space="preserve">(x) for </w:t>
+      </w:r>
+      <w:proofErr w:type="gramStart"/>
+      <w:r>
+        <w:t>x!=</w:t>
+      </w:r>
+      <w:proofErr w:type="gramEnd"/>
+      <w:r>
+        <w:t>0</w:t>
       </w:r>
       <w:r>
         <w:t>.</w:t>
@@ -3349,9 +4178,6 @@
       </w:r>
     </w:p>
     <w:p>
-      <w:pPr>
-        <w:spacing w:after="0"/>
-      </w:pPr>
       <w:r>
         <w:t>M</w:t>
       </w:r>
@@ -3374,7 +4200,6 @@
         <w:t>the Binary GCD algorithm.</w:t>
       </w:r>
     </w:p>
-    <w:p/>
     <w:p>
       <w:pPr>
         <w:pStyle w:val="Heading1"/>
@@ -3390,7 +4215,7 @@
         <w:rPr>
           <w:rFonts w:ascii="Times New Roman" w:hAnsi="Times New Roman" w:cs="Times New Roman"/>
         </w:rPr>
-        <w:t>5</w:t>
+        <w:t>4</w:t>
       </w:r>
       <w:r>
         <w:rPr>
@@ -3452,6 +4277,26 @@
       </w:r>
       <w:r>
         <w:t>.</w:t>
+      </w:r>
+      <w:r>
+        <w:t xml:space="preserve"> A</w:t>
+      </w:r>
+      <w:r>
+        <w:t xml:space="preserve">lso copy and paste your implemented </w:t>
+      </w:r>
+      <w:r>
+        <w:t>code</w:t>
+      </w:r>
+      <w:r>
+        <w:t xml:space="preserve"> into the </w:t>
+      </w:r>
+      <w:proofErr w:type="gramStart"/>
+      <w:r>
+        <w:t>report, and</w:t>
+      </w:r>
+      <w:proofErr w:type="gramEnd"/>
+      <w:r>
+        <w:t xml:space="preserve"> provide a line-by-line explanation of the code.</w:t>
       </w:r>
     </w:p>
     <w:sectPr>

--- a/Labs/Lab2 GCD.docx
+++ b/Labs/Lab2 GCD.docx
@@ -341,19 +341,11 @@
         </w:rPr>
         <w:t xml:space="preserve"> for illustration. A</w:t>
       </w:r>
-      <w:proofErr w:type="spellStart"/>
-      <w:r>
-        <w:rPr>
-          <w:rFonts w:eastAsia="inter"/>
-        </w:rPr>
-        <w:t>ll</w:t>
-      </w:r>
-      <w:proofErr w:type="spellEnd"/>
-      <w:r>
-        <w:rPr>
-          <w:rFonts w:eastAsia="inter"/>
-        </w:rPr>
-        <w:t xml:space="preserve"> three variants compute </w:t>
+      <w:r>
+        <w:rPr>
+          <w:rFonts w:eastAsia="inter"/>
+        </w:rPr>
+        <w:t xml:space="preserve">ll three variants compute </w:t>
       </w:r>
       <m:oMath>
         <m:r>
@@ -505,15 +497,7 @@
                               <w:spacing w:after="0" w:line="240" w:lineRule="auto"/>
                             </w:pPr>
                             <w:r>
-                              <w:t xml:space="preserve">int </w:t>
-                            </w:r>
-                            <w:proofErr w:type="spellStart"/>
-                            <w:r>
-                              <w:t>gcd</w:t>
-                            </w:r>
-                            <w:proofErr w:type="spellEnd"/>
-                            <w:r>
-                              <w:t xml:space="preserve"> (int a, int b) {</w:t>
+                              <w:t>int gcd (int a, int b) {</w:t>
                             </w:r>
                           </w:p>
                           <w:p>
@@ -529,13 +513,8 @@
                               <w:spacing w:after="0" w:line="240" w:lineRule="auto"/>
                             </w:pPr>
                             <w:r>
-                              <w:t xml:space="preserve">        return </w:t>
+                              <w:t xml:space="preserve">        return a;</w:t>
                             </w:r>
-                            <w:proofErr w:type="gramStart"/>
-                            <w:r>
-                              <w:t>a;</w:t>
-                            </w:r>
-                            <w:proofErr w:type="gramEnd"/>
                           </w:p>
                           <w:p>
                             <w:pPr>
@@ -550,21 +529,8 @@
                               <w:spacing w:after="0" w:line="240" w:lineRule="auto"/>
                             </w:pPr>
                             <w:r>
-                              <w:t xml:space="preserve">        return </w:t>
+                              <w:t xml:space="preserve">        return gcd (b, a % b);</w:t>
                             </w:r>
-                            <w:proofErr w:type="spellStart"/>
-                            <w:r>
-                              <w:t>gcd</w:t>
-                            </w:r>
-                            <w:proofErr w:type="spellEnd"/>
-                            <w:r>
-                              <w:t xml:space="preserve"> (b, a % b</w:t>
-                            </w:r>
-                            <w:proofErr w:type="gramStart"/>
-                            <w:r>
-                              <w:t>);</w:t>
-                            </w:r>
-                            <w:proofErr w:type="gramEnd"/>
                           </w:p>
                           <w:p>
                             <w:pPr>
@@ -629,15 +595,7 @@
                         <w:spacing w:after="0" w:line="240" w:lineRule="auto"/>
                       </w:pPr>
                       <w:r>
-                        <w:t xml:space="preserve">int </w:t>
-                      </w:r>
-                      <w:proofErr w:type="spellStart"/>
-                      <w:r>
-                        <w:t>gcd</w:t>
-                      </w:r>
-                      <w:proofErr w:type="spellEnd"/>
-                      <w:r>
-                        <w:t xml:space="preserve"> (int a, int b) {</w:t>
+                        <w:t>int gcd (int a, int b) {</w:t>
                       </w:r>
                     </w:p>
                     <w:p>
@@ -653,13 +611,8 @@
                         <w:spacing w:after="0" w:line="240" w:lineRule="auto"/>
                       </w:pPr>
                       <w:r>
-                        <w:t xml:space="preserve">        return </w:t>
+                        <w:t xml:space="preserve">        return a;</w:t>
                       </w:r>
-                      <w:proofErr w:type="gramStart"/>
-                      <w:r>
-                        <w:t>a;</w:t>
-                      </w:r>
-                      <w:proofErr w:type="gramEnd"/>
                     </w:p>
                     <w:p>
                       <w:pPr>
@@ -674,21 +627,8 @@
                         <w:spacing w:after="0" w:line="240" w:lineRule="auto"/>
                       </w:pPr>
                       <w:r>
-                        <w:t xml:space="preserve">        return </w:t>
+                        <w:t xml:space="preserve">        return gcd (b, a % b);</w:t>
                       </w:r>
-                      <w:proofErr w:type="spellStart"/>
-                      <w:r>
-                        <w:t>gcd</w:t>
-                      </w:r>
-                      <w:proofErr w:type="spellEnd"/>
-                      <w:r>
-                        <w:t xml:space="preserve"> (b, a % b</w:t>
-                      </w:r>
-                      <w:proofErr w:type="gramStart"/>
-                      <w:r>
-                        <w:t>);</w:t>
-                      </w:r>
-                      <w:proofErr w:type="gramEnd"/>
                     </w:p>
                     <w:p>
                       <w:pPr>
@@ -1211,15 +1151,7 @@
                               <w:spacing w:after="0" w:line="240" w:lineRule="auto"/>
                             </w:pPr>
                             <w:r>
-                              <w:t xml:space="preserve">int </w:t>
-                            </w:r>
-                            <w:proofErr w:type="spellStart"/>
-                            <w:r>
-                              <w:t>gcd</w:t>
-                            </w:r>
-                            <w:proofErr w:type="spellEnd"/>
-                            <w:r>
-                              <w:t xml:space="preserve"> (int a, int b) {</w:t>
+                              <w:t>int gcd (int a, int b) {</w:t>
                             </w:r>
                           </w:p>
                           <w:p>
@@ -1235,34 +1167,16 @@
                               <w:spacing w:after="0" w:line="240" w:lineRule="auto"/>
                             </w:pPr>
                             <w:r>
-                              <w:t xml:space="preserve">        a %= </w:t>
+                              <w:t xml:space="preserve">        a %= b;</w:t>
                             </w:r>
-                            <w:proofErr w:type="gramStart"/>
-                            <w:r>
-                              <w:t>b;</w:t>
-                            </w:r>
-                            <w:proofErr w:type="gramEnd"/>
                           </w:p>
                           <w:p>
                             <w:pPr>
                               <w:spacing w:after="0" w:line="240" w:lineRule="auto"/>
                             </w:pPr>
                             <w:r>
-                              <w:t xml:space="preserve">        </w:t>
+                              <w:t xml:space="preserve">        swap(a, b);</w:t>
                             </w:r>
-                            <w:proofErr w:type="gramStart"/>
-                            <w:r>
-                              <w:t>swap(</w:t>
-                            </w:r>
-                            <w:proofErr w:type="gramEnd"/>
-                            <w:r>
-                              <w:t>a, b</w:t>
-                            </w:r>
-                            <w:proofErr w:type="gramStart"/>
-                            <w:r>
-                              <w:t>);</w:t>
-                            </w:r>
-                            <w:proofErr w:type="gramEnd"/>
                           </w:p>
                           <w:p>
                             <w:pPr>
@@ -1277,13 +1191,8 @@
                               <w:spacing w:after="0" w:line="240" w:lineRule="auto"/>
                             </w:pPr>
                             <w:r>
-                              <w:t xml:space="preserve">    return </w:t>
+                              <w:t xml:space="preserve">    return a;</w:t>
                             </w:r>
-                            <w:proofErr w:type="gramStart"/>
-                            <w:r>
-                              <w:t>a;</w:t>
-                            </w:r>
-                            <w:proofErr w:type="gramEnd"/>
                           </w:p>
                           <w:p>
                             <w:pPr>
@@ -1344,15 +1253,7 @@
                         <w:spacing w:after="0" w:line="240" w:lineRule="auto"/>
                       </w:pPr>
                       <w:r>
-                        <w:t xml:space="preserve">int </w:t>
-                      </w:r>
-                      <w:proofErr w:type="spellStart"/>
-                      <w:r>
-                        <w:t>gcd</w:t>
-                      </w:r>
-                      <w:proofErr w:type="spellEnd"/>
-                      <w:r>
-                        <w:t xml:space="preserve"> (int a, int b) {</w:t>
+                        <w:t>int gcd (int a, int b) {</w:t>
                       </w:r>
                     </w:p>
                     <w:p>
@@ -1368,34 +1269,16 @@
                         <w:spacing w:after="0" w:line="240" w:lineRule="auto"/>
                       </w:pPr>
                       <w:r>
-                        <w:t xml:space="preserve">        a %= </w:t>
+                        <w:t xml:space="preserve">        a %= b;</w:t>
                       </w:r>
-                      <w:proofErr w:type="gramStart"/>
-                      <w:r>
-                        <w:t>b;</w:t>
-                      </w:r>
-                      <w:proofErr w:type="gramEnd"/>
                     </w:p>
                     <w:p>
                       <w:pPr>
                         <w:spacing w:after="0" w:line="240" w:lineRule="auto"/>
                       </w:pPr>
                       <w:r>
-                        <w:t xml:space="preserve">        </w:t>
+                        <w:t xml:space="preserve">        swap(a, b);</w:t>
                       </w:r>
-                      <w:proofErr w:type="gramStart"/>
-                      <w:r>
-                        <w:t>swap(</w:t>
-                      </w:r>
-                      <w:proofErr w:type="gramEnd"/>
-                      <w:r>
-                        <w:t>a, b</w:t>
-                      </w:r>
-                      <w:proofErr w:type="gramStart"/>
-                      <w:r>
-                        <w:t>);</w:t>
-                      </w:r>
-                      <w:proofErr w:type="gramEnd"/>
                     </w:p>
                     <w:p>
                       <w:pPr>
@@ -1410,13 +1293,8 @@
                         <w:spacing w:after="0" w:line="240" w:lineRule="auto"/>
                       </w:pPr>
                       <w:r>
-                        <w:t xml:space="preserve">    return </w:t>
+                        <w:t xml:space="preserve">    return a;</w:t>
                       </w:r>
-                      <w:proofErr w:type="gramStart"/>
-                      <w:r>
-                        <w:t>a;</w:t>
-                      </w:r>
-                      <w:proofErr w:type="gramEnd"/>
                     </w:p>
                     <w:p>
                       <w:pPr>
@@ -1525,15 +1403,7 @@
         <w:spacing w:line="240" w:lineRule="auto"/>
       </w:pPr>
       <w:r>
-        <w:t xml:space="preserve">Stop; </w:t>
-      </w:r>
-      <w:proofErr w:type="spellStart"/>
-      <w:r>
-        <w:t>gcd</w:t>
-      </w:r>
-      <w:proofErr w:type="spellEnd"/>
-      <w:r>
-        <w:t xml:space="preserve"> = 6.</w:t>
+        <w:t>Stop; gcd = 6.</w:t>
       </w:r>
     </w:p>
     <w:p>
@@ -1627,20 +1497,7 @@
                               <w:spacing w:after="0" w:line="240" w:lineRule="auto"/>
                             </w:pPr>
                             <w:r>
-                              <w:t xml:space="preserve">// Computes </w:t>
-                            </w:r>
-                            <w:proofErr w:type="spellStart"/>
-                            <w:proofErr w:type="gramStart"/>
-                            <w:r>
-                              <w:t>gcd</w:t>
-                            </w:r>
-                            <w:proofErr w:type="spellEnd"/>
-                            <w:r>
-                              <w:t>(</w:t>
-                            </w:r>
-                            <w:proofErr w:type="gramEnd"/>
-                            <w:r>
-                              <w:t>a, b) using only shifts, subtraction, and comparisons.</w:t>
+                              <w:t>// Computes gcd(a, b) using only shifts, subtraction, and comparisons.</w:t>
                             </w:r>
                           </w:p>
                           <w:p>
@@ -1648,20 +1505,7 @@
                               <w:spacing w:after="0" w:line="240" w:lineRule="auto"/>
                             </w:pPr>
                             <w:r>
-                              <w:t xml:space="preserve">int </w:t>
-                            </w:r>
-                            <w:proofErr w:type="spellStart"/>
-                            <w:proofErr w:type="gramStart"/>
-                            <w:r>
-                              <w:t>gcd</w:t>
-                            </w:r>
-                            <w:proofErr w:type="spellEnd"/>
-                            <w:r>
-                              <w:t>(</w:t>
-                            </w:r>
-                            <w:proofErr w:type="gramEnd"/>
-                            <w:r>
-                              <w:t>int a, int b) {</w:t>
+                              <w:t>int gcd(int a, int b) {</w:t>
                             </w:r>
                           </w:p>
                           <w:p>
@@ -1677,23 +1521,7 @@
                               <w:spacing w:after="0" w:line="240" w:lineRule="auto"/>
                             </w:pPr>
                             <w:r>
-                              <w:t xml:space="preserve">    // This works because if a==0, </w:t>
-                            </w:r>
-                            <w:proofErr w:type="spellStart"/>
-                            <w:r>
-                              <w:t>a|b</w:t>
-                            </w:r>
-                            <w:proofErr w:type="spellEnd"/>
-                            <w:r>
-                              <w:t xml:space="preserve"> == b; if b==0, </w:t>
-                            </w:r>
-                            <w:proofErr w:type="spellStart"/>
-                            <w:r>
-                              <w:t>a|b</w:t>
-                            </w:r>
-                            <w:proofErr w:type="spellEnd"/>
-                            <w:r>
-                              <w:t xml:space="preserve"> == a.</w:t>
+                              <w:t xml:space="preserve">    // This works because if a==0, a|b == b; if b==0, a|b == a.</w:t>
                             </w:r>
                           </w:p>
                           <w:p>
@@ -1701,23 +1529,7 @@
                               <w:spacing w:after="0" w:line="240" w:lineRule="auto"/>
                             </w:pPr>
                             <w:r>
-                              <w:t xml:space="preserve">    if </w:t>
-                            </w:r>
-                            <w:proofErr w:type="gramStart"/>
-                            <w:r>
-                              <w:t>(!a</w:t>
-                            </w:r>
-                            <w:proofErr w:type="gramEnd"/>
-                            <w:r>
-                              <w:t xml:space="preserve"> |</w:t>
-                            </w:r>
-                            <w:proofErr w:type="gramStart"/>
-                            <w:r>
-                              <w:t>| !b</w:t>
-                            </w:r>
-                            <w:proofErr w:type="gramEnd"/>
-                            <w:r>
-                              <w:t>)</w:t>
+                              <w:t xml:space="preserve">    if (!a || !b)</w:t>
                             </w:r>
                           </w:p>
                           <w:p>
@@ -1725,23 +1537,7 @@
                               <w:spacing w:after="0" w:line="240" w:lineRule="auto"/>
                             </w:pPr>
                             <w:r>
-                              <w:t xml:space="preserve">        return a | </w:t>
-                            </w:r>
-                            <w:proofErr w:type="gramStart"/>
-                            <w:r>
-                              <w:t>b;  /</w:t>
-                            </w:r>
-                            <w:proofErr w:type="gramEnd"/>
-                            <w:r>
-                              <w:t xml:space="preserve">/ handles (0, x) and (x, 0) in </w:t>
-                            </w:r>
-                            <w:proofErr w:type="gramStart"/>
-                            <w:r>
-                              <w:t>O(</w:t>
-                            </w:r>
-                            <w:proofErr w:type="gramEnd"/>
-                            <w:r>
-                              <w:t>1)</w:t>
+                              <w:t xml:space="preserve">        return a | b;  // handles (0, x) and (x, 0) in O(1)</w:t>
                             </w:r>
                           </w:p>
                           <w:p>
@@ -1762,47 +1558,7 @@
                               <w:spacing w:after="0" w:line="240" w:lineRule="auto"/>
                             </w:pPr>
                             <w:r>
-                              <w:t xml:space="preserve">    // </w:t>
-                            </w:r>
-                            <w:proofErr w:type="spellStart"/>
-                            <w:r>
-                              <w:t>ctz</w:t>
-                            </w:r>
-                            <w:proofErr w:type="spellEnd"/>
-                            <w:r>
-                              <w:t xml:space="preserve">(x) = count trailing zeros in binary; </w:t>
-                            </w:r>
-                            <w:proofErr w:type="spellStart"/>
-                            <w:r>
-                              <w:t>ctz</w:t>
-                            </w:r>
-                            <w:proofErr w:type="spellEnd"/>
-                            <w:r>
-                              <w:t>(</w:t>
-                            </w:r>
-                            <w:proofErr w:type="spellStart"/>
-                            <w:r>
-                              <w:t>a|b</w:t>
-                            </w:r>
-                            <w:proofErr w:type="spellEnd"/>
-                            <w:r>
-                              <w:t>) gives min(</w:t>
-                            </w:r>
-                            <w:proofErr w:type="spellStart"/>
-                            <w:r>
-                              <w:t>ctz</w:t>
-                            </w:r>
-                            <w:proofErr w:type="spellEnd"/>
-                            <w:r>
-                              <w:t xml:space="preserve">(a), </w:t>
-                            </w:r>
-                            <w:proofErr w:type="spellStart"/>
-                            <w:r>
-                              <w:t>ctz</w:t>
-                            </w:r>
-                            <w:proofErr w:type="spellEnd"/>
-                            <w:r>
-                              <w:t>(b)).</w:t>
+                              <w:t xml:space="preserve">    // ctz(x) = count trailing zeros in binary; ctz(a|b) gives min(ctz(a), ctz(b)).</w:t>
                             </w:r>
                           </w:p>
                           <w:p>
@@ -1810,31 +1566,7 @@
                               <w:spacing w:after="0" w:line="240" w:lineRule="auto"/>
                             </w:pPr>
                             <w:r>
-                              <w:t xml:space="preserve">    unsigned shift = __</w:t>
-                            </w:r>
-                            <w:proofErr w:type="spellStart"/>
-                            <w:r>
-                              <w:t>builtin_</w:t>
-                            </w:r>
-                            <w:proofErr w:type="gramStart"/>
-                            <w:r>
-                              <w:t>ctz</w:t>
-                            </w:r>
-                            <w:proofErr w:type="spellEnd"/>
-                            <w:r>
-                              <w:t>(</w:t>
-                            </w:r>
-                            <w:proofErr w:type="gramEnd"/>
-                            <w:r>
-                              <w:t>a | b</w:t>
-                            </w:r>
-                            <w:proofErr w:type="gramStart"/>
-                            <w:r>
-                              <w:t>);  /</w:t>
-                            </w:r>
-                            <w:proofErr w:type="gramEnd"/>
-                            <w:r>
-                              <w:t>/ factor 2^shift out and restore at the end</w:t>
+                              <w:t xml:space="preserve">    unsigned shift = __builtin_ctz(a | b);  // factor 2^shift out and restore at the end</w:t>
                             </w:r>
                           </w:p>
                           <w:p>
@@ -1847,17 +1579,7 @@
                               <w:spacing w:after="0" w:line="240" w:lineRule="auto"/>
                             </w:pPr>
                             <w:r>
-                              <w:t xml:space="preserve">    // Make </w:t>
-                            </w:r>
-                            <w:proofErr w:type="spellStart"/>
-                            <w:proofErr w:type="gramStart"/>
-                            <w:r>
-                              <w:t>a</w:t>
-                            </w:r>
-                            <w:proofErr w:type="spellEnd"/>
-                            <w:proofErr w:type="gramEnd"/>
-                            <w:r>
-                              <w:t xml:space="preserve"> odd by removing all factors of two.</w:t>
+                              <w:t xml:space="preserve">    // Make a odd by removing all factors of two.</w:t>
                             </w:r>
                           </w:p>
                           <w:p>
@@ -1865,23 +1587,7 @@
                               <w:spacing w:after="0" w:line="240" w:lineRule="auto"/>
                             </w:pPr>
                             <w:r>
-                              <w:t xml:space="preserve">    a &gt;&gt;= __</w:t>
-                            </w:r>
-                            <w:proofErr w:type="spellStart"/>
-                            <w:r>
-                              <w:t>builtin_ctz</w:t>
-                            </w:r>
-                            <w:proofErr w:type="spellEnd"/>
-                            <w:r>
-                              <w:t>(a</w:t>
-                            </w:r>
-                            <w:proofErr w:type="gramStart"/>
-                            <w:r>
-                              <w:t>);  /</w:t>
-                            </w:r>
-                            <w:proofErr w:type="gramEnd"/>
-                            <w:r>
-                              <w:t>/ divide a by 2^ctz(a)</w:t>
+                              <w:t xml:space="preserve">    a &gt;&gt;= __builtin_ctz(a);  // divide a by 2^ctz(a)</w:t>
                             </w:r>
                           </w:p>
                           <w:p>
@@ -1894,17 +1600,7 @@
                               <w:spacing w:after="0" w:line="240" w:lineRule="auto"/>
                             </w:pPr>
                             <w:r>
-                              <w:t xml:space="preserve">    // Main loop: maintain </w:t>
-                            </w:r>
-                            <w:proofErr w:type="spellStart"/>
-                            <w:proofErr w:type="gramStart"/>
-                            <w:r>
-                              <w:t>a</w:t>
-                            </w:r>
-                            <w:proofErr w:type="spellEnd"/>
-                            <w:proofErr w:type="gramEnd"/>
-                            <w:r>
-                              <w:t xml:space="preserve"> odd; reduce b until it becomes zero.</w:t>
+                              <w:t xml:space="preserve">    // Main loop: maintain a odd; reduce b until it becomes zero.</w:t>
                             </w:r>
                           </w:p>
                           <w:p>
@@ -1928,23 +1624,7 @@
                               <w:spacing w:after="0" w:line="240" w:lineRule="auto"/>
                             </w:pPr>
                             <w:r>
-                              <w:t xml:space="preserve">        b &gt;&gt;= __</w:t>
-                            </w:r>
-                            <w:proofErr w:type="spellStart"/>
-                            <w:r>
-                              <w:t>builtin_ctz</w:t>
-                            </w:r>
-                            <w:proofErr w:type="spellEnd"/>
-                            <w:r>
-                              <w:t>(b</w:t>
-                            </w:r>
-                            <w:proofErr w:type="gramStart"/>
-                            <w:r>
-                              <w:t>);  /</w:t>
-                            </w:r>
-                            <w:proofErr w:type="gramEnd"/>
-                            <w:r>
-                              <w:t>/ divide b by 2^ctz(b)</w:t>
+                              <w:t xml:space="preserve">        b &gt;&gt;= __builtin_ctz(b);  // divide b by 2^ctz(b)</w:t>
                             </w:r>
                           </w:p>
                           <w:p>
@@ -1973,23 +1653,7 @@
                               <w:spacing w:after="0" w:line="240" w:lineRule="auto"/>
                             </w:pPr>
                             <w:r>
-                              <w:t xml:space="preserve">            </w:t>
-                            </w:r>
-                            <w:proofErr w:type="gramStart"/>
-                            <w:r>
-                              <w:t>swap(</w:t>
-                            </w:r>
-                            <w:proofErr w:type="gramEnd"/>
-                            <w:r>
-                              <w:t>a, b</w:t>
-                            </w:r>
-                            <w:proofErr w:type="gramStart"/>
-                            <w:r>
-                              <w:t>);  /</w:t>
-                            </w:r>
-                            <w:proofErr w:type="gramEnd"/>
-                            <w:r>
-                              <w:t>/ now a &lt;= b</w:t>
+                              <w:t xml:space="preserve">            swap(a, b);  // now a &lt;= b</w:t>
                             </w:r>
                           </w:p>
                           <w:p>
@@ -2002,15 +1666,7 @@
                               <w:spacing w:after="0" w:line="240" w:lineRule="auto"/>
                             </w:pPr>
                             <w:r>
-                              <w:t xml:space="preserve">        // Replace (a, b) with (a, b - a); </w:t>
-                            </w:r>
-                            <w:proofErr w:type="spellStart"/>
-                            <w:r>
-                              <w:t>gcd</w:t>
-                            </w:r>
-                            <w:proofErr w:type="spellEnd"/>
-                            <w:r>
-                              <w:t xml:space="preserve"> is invariant under subtracting equals for odd a, b.</w:t>
+                              <w:t xml:space="preserve">        // Replace (a, b) with (a, b - a); gcd is invariant under subtracting equals for odd a, b.</w:t>
                             </w:r>
                           </w:p>
                           <w:p>
@@ -2018,15 +1674,7 @@
                               <w:spacing w:after="0" w:line="240" w:lineRule="auto"/>
                             </w:pPr>
                             <w:r>
-                              <w:t xml:space="preserve">        b -= </w:t>
-                            </w:r>
-                            <w:proofErr w:type="gramStart"/>
-                            <w:r>
-                              <w:t>a;  /</w:t>
-                            </w:r>
-                            <w:proofErr w:type="gramEnd"/>
-                            <w:r>
-                              <w:t>/ b becomes even (difference of two odds), next iteration will strip the 2s</w:t>
+                              <w:t xml:space="preserve">        b -= a;  // b becomes even (difference of two odds), next iteration will strip the 2s</w:t>
                             </w:r>
                           </w:p>
                           <w:p>
@@ -2034,23 +1682,7 @@
                               <w:spacing w:after="0" w:line="240" w:lineRule="auto"/>
                             </w:pPr>
                             <w:r>
-                              <w:t xml:space="preserve">    } while (b</w:t>
-                            </w:r>
-                            <w:proofErr w:type="gramStart"/>
-                            <w:r>
-                              <w:t>);  /</w:t>
-                            </w:r>
-                            <w:proofErr w:type="gramEnd"/>
-                            <w:r>
-                              <w:t xml:space="preserve">/ stop when b hits 0; then a holds </w:t>
-                            </w:r>
-                            <w:proofErr w:type="spellStart"/>
-                            <w:r>
-                              <w:t>gcd</w:t>
-                            </w:r>
-                            <w:proofErr w:type="spellEnd"/>
-                            <w:r>
-                              <w:t xml:space="preserve"> without the common 2^shift factor</w:t>
+                              <w:t xml:space="preserve">    } while (b);  // stop when b hits 0; then a holds gcd without the common 2^shift factor</w:t>
                             </w:r>
                           </w:p>
                           <w:p>
@@ -2071,29 +1703,8 @@
                               <w:spacing w:after="0" w:line="240" w:lineRule="auto"/>
                             </w:pPr>
                             <w:r>
-                              <w:t xml:space="preserve">    return a &lt;&lt; </w:t>
+                              <w:t xml:space="preserve">    return a &lt;&lt; shift;  // multiply gcd by 2^shift to get final result</w:t>
                             </w:r>
-                            <w:proofErr w:type="gramStart"/>
-                            <w:r>
-                              <w:t>shift;  /</w:t>
-                            </w:r>
-                            <w:proofErr w:type="gramEnd"/>
-                            <w:r>
-                              <w:t xml:space="preserve">/ multiply </w:t>
-                            </w:r>
-                            <w:proofErr w:type="spellStart"/>
-                            <w:r>
-                              <w:t>gcd</w:t>
-                            </w:r>
-                            <w:proofErr w:type="spellEnd"/>
-                            <w:r>
-                              <w:t xml:space="preserve"> by 2^shift to get </w:t>
-                            </w:r>
-                            <w:proofErr w:type="gramStart"/>
-                            <w:r>
-                              <w:t>final result</w:t>
-                            </w:r>
-                            <w:proofErr w:type="gramEnd"/>
                           </w:p>
                           <w:p>
                             <w:pPr>
@@ -2140,20 +1751,7 @@
                         <w:spacing w:after="0" w:line="240" w:lineRule="auto"/>
                       </w:pPr>
                       <w:r>
-                        <w:t xml:space="preserve">// Computes </w:t>
-                      </w:r>
-                      <w:proofErr w:type="spellStart"/>
-                      <w:proofErr w:type="gramStart"/>
-                      <w:r>
-                        <w:t>gcd</w:t>
-                      </w:r>
-                      <w:proofErr w:type="spellEnd"/>
-                      <w:r>
-                        <w:t>(</w:t>
-                      </w:r>
-                      <w:proofErr w:type="gramEnd"/>
-                      <w:r>
-                        <w:t>a, b) using only shifts, subtraction, and comparisons.</w:t>
+                        <w:t>// Computes gcd(a, b) using only shifts, subtraction, and comparisons.</w:t>
                       </w:r>
                     </w:p>
                     <w:p>
@@ -2161,20 +1759,7 @@
                         <w:spacing w:after="0" w:line="240" w:lineRule="auto"/>
                       </w:pPr>
                       <w:r>
-                        <w:t xml:space="preserve">int </w:t>
-                      </w:r>
-                      <w:proofErr w:type="spellStart"/>
-                      <w:proofErr w:type="gramStart"/>
-                      <w:r>
-                        <w:t>gcd</w:t>
-                      </w:r>
-                      <w:proofErr w:type="spellEnd"/>
-                      <w:r>
-                        <w:t>(</w:t>
-                      </w:r>
-                      <w:proofErr w:type="gramEnd"/>
-                      <w:r>
-                        <w:t>int a, int b) {</w:t>
+                        <w:t>int gcd(int a, int b) {</w:t>
                       </w:r>
                     </w:p>
                     <w:p>
@@ -2190,23 +1775,7 @@
                         <w:spacing w:after="0" w:line="240" w:lineRule="auto"/>
                       </w:pPr>
                       <w:r>
-                        <w:t xml:space="preserve">    // This works because if a==0, </w:t>
-                      </w:r>
-                      <w:proofErr w:type="spellStart"/>
-                      <w:r>
-                        <w:t>a|b</w:t>
-                      </w:r>
-                      <w:proofErr w:type="spellEnd"/>
-                      <w:r>
-                        <w:t xml:space="preserve"> == b; if b==0, </w:t>
-                      </w:r>
-                      <w:proofErr w:type="spellStart"/>
-                      <w:r>
-                        <w:t>a|b</w:t>
-                      </w:r>
-                      <w:proofErr w:type="spellEnd"/>
-                      <w:r>
-                        <w:t xml:space="preserve"> == a.</w:t>
+                        <w:t xml:space="preserve">    // This works because if a==0, a|b == b; if b==0, a|b == a.</w:t>
                       </w:r>
                     </w:p>
                     <w:p>
@@ -2214,23 +1783,7 @@
                         <w:spacing w:after="0" w:line="240" w:lineRule="auto"/>
                       </w:pPr>
                       <w:r>
-                        <w:t xml:space="preserve">    if </w:t>
-                      </w:r>
-                      <w:proofErr w:type="gramStart"/>
-                      <w:r>
-                        <w:t>(!a</w:t>
-                      </w:r>
-                      <w:proofErr w:type="gramEnd"/>
-                      <w:r>
-                        <w:t xml:space="preserve"> |</w:t>
-                      </w:r>
-                      <w:proofErr w:type="gramStart"/>
-                      <w:r>
-                        <w:t>| !b</w:t>
-                      </w:r>
-                      <w:proofErr w:type="gramEnd"/>
-                      <w:r>
-                        <w:t>)</w:t>
+                        <w:t xml:space="preserve">    if (!a || !b)</w:t>
                       </w:r>
                     </w:p>
                     <w:p>
@@ -2238,23 +1791,7 @@
                         <w:spacing w:after="0" w:line="240" w:lineRule="auto"/>
                       </w:pPr>
                       <w:r>
-                        <w:t xml:space="preserve">        return a | </w:t>
-                      </w:r>
-                      <w:proofErr w:type="gramStart"/>
-                      <w:r>
-                        <w:t>b;  /</w:t>
-                      </w:r>
-                      <w:proofErr w:type="gramEnd"/>
-                      <w:r>
-                        <w:t xml:space="preserve">/ handles (0, x) and (x, 0) in </w:t>
-                      </w:r>
-                      <w:proofErr w:type="gramStart"/>
-                      <w:r>
-                        <w:t>O(</w:t>
-                      </w:r>
-                      <w:proofErr w:type="gramEnd"/>
-                      <w:r>
-                        <w:t>1)</w:t>
+                        <w:t xml:space="preserve">        return a | b;  // handles (0, x) and (x, 0) in O(1)</w:t>
                       </w:r>
                     </w:p>
                     <w:p>
@@ -2275,47 +1812,7 @@
                         <w:spacing w:after="0" w:line="240" w:lineRule="auto"/>
                       </w:pPr>
                       <w:r>
-                        <w:t xml:space="preserve">    // </w:t>
-                      </w:r>
-                      <w:proofErr w:type="spellStart"/>
-                      <w:r>
-                        <w:t>ctz</w:t>
-                      </w:r>
-                      <w:proofErr w:type="spellEnd"/>
-                      <w:r>
-                        <w:t xml:space="preserve">(x) = count trailing zeros in binary; </w:t>
-                      </w:r>
-                      <w:proofErr w:type="spellStart"/>
-                      <w:r>
-                        <w:t>ctz</w:t>
-                      </w:r>
-                      <w:proofErr w:type="spellEnd"/>
-                      <w:r>
-                        <w:t>(</w:t>
-                      </w:r>
-                      <w:proofErr w:type="spellStart"/>
-                      <w:r>
-                        <w:t>a|b</w:t>
-                      </w:r>
-                      <w:proofErr w:type="spellEnd"/>
-                      <w:r>
-                        <w:t>) gives min(</w:t>
-                      </w:r>
-                      <w:proofErr w:type="spellStart"/>
-                      <w:r>
-                        <w:t>ctz</w:t>
-                      </w:r>
-                      <w:proofErr w:type="spellEnd"/>
-                      <w:r>
-                        <w:t xml:space="preserve">(a), </w:t>
-                      </w:r>
-                      <w:proofErr w:type="spellStart"/>
-                      <w:r>
-                        <w:t>ctz</w:t>
-                      </w:r>
-                      <w:proofErr w:type="spellEnd"/>
-                      <w:r>
-                        <w:t>(b)).</w:t>
+                        <w:t xml:space="preserve">    // ctz(x) = count trailing zeros in binary; ctz(a|b) gives min(ctz(a), ctz(b)).</w:t>
                       </w:r>
                     </w:p>
                     <w:p>
@@ -2323,31 +1820,7 @@
                         <w:spacing w:after="0" w:line="240" w:lineRule="auto"/>
                       </w:pPr>
                       <w:r>
-                        <w:t xml:space="preserve">    unsigned shift = __</w:t>
-                      </w:r>
-                      <w:proofErr w:type="spellStart"/>
-                      <w:r>
-                        <w:t>builtin_</w:t>
-                      </w:r>
-                      <w:proofErr w:type="gramStart"/>
-                      <w:r>
-                        <w:t>ctz</w:t>
-                      </w:r>
-                      <w:proofErr w:type="spellEnd"/>
-                      <w:r>
-                        <w:t>(</w:t>
-                      </w:r>
-                      <w:proofErr w:type="gramEnd"/>
-                      <w:r>
-                        <w:t>a | b</w:t>
-                      </w:r>
-                      <w:proofErr w:type="gramStart"/>
-                      <w:r>
-                        <w:t>);  /</w:t>
-                      </w:r>
-                      <w:proofErr w:type="gramEnd"/>
-                      <w:r>
-                        <w:t>/ factor 2^shift out and restore at the end</w:t>
+                        <w:t xml:space="preserve">    unsigned shift = __builtin_ctz(a | b);  // factor 2^shift out and restore at the end</w:t>
                       </w:r>
                     </w:p>
                     <w:p>
@@ -2360,17 +1833,7 @@
                         <w:spacing w:after="0" w:line="240" w:lineRule="auto"/>
                       </w:pPr>
                       <w:r>
-                        <w:t xml:space="preserve">    // Make </w:t>
-                      </w:r>
-                      <w:proofErr w:type="spellStart"/>
-                      <w:proofErr w:type="gramStart"/>
-                      <w:r>
-                        <w:t>a</w:t>
-                      </w:r>
-                      <w:proofErr w:type="spellEnd"/>
-                      <w:proofErr w:type="gramEnd"/>
-                      <w:r>
-                        <w:t xml:space="preserve"> odd by removing all factors of two.</w:t>
+                        <w:t xml:space="preserve">    // Make a odd by removing all factors of two.</w:t>
                       </w:r>
                     </w:p>
                     <w:p>
@@ -2378,23 +1841,7 @@
                         <w:spacing w:after="0" w:line="240" w:lineRule="auto"/>
                       </w:pPr>
                       <w:r>
-                        <w:t xml:space="preserve">    a &gt;&gt;= __</w:t>
-                      </w:r>
-                      <w:proofErr w:type="spellStart"/>
-                      <w:r>
-                        <w:t>builtin_ctz</w:t>
-                      </w:r>
-                      <w:proofErr w:type="spellEnd"/>
-                      <w:r>
-                        <w:t>(a</w:t>
-                      </w:r>
-                      <w:proofErr w:type="gramStart"/>
-                      <w:r>
-                        <w:t>);  /</w:t>
-                      </w:r>
-                      <w:proofErr w:type="gramEnd"/>
-                      <w:r>
-                        <w:t>/ divide a by 2^ctz(a)</w:t>
+                        <w:t xml:space="preserve">    a &gt;&gt;= __builtin_ctz(a);  // divide a by 2^ctz(a)</w:t>
                       </w:r>
                     </w:p>
                     <w:p>
@@ -2407,17 +1854,7 @@
                         <w:spacing w:after="0" w:line="240" w:lineRule="auto"/>
                       </w:pPr>
                       <w:r>
-                        <w:t xml:space="preserve">    // Main loop: maintain </w:t>
-                      </w:r>
-                      <w:proofErr w:type="spellStart"/>
-                      <w:proofErr w:type="gramStart"/>
-                      <w:r>
-                        <w:t>a</w:t>
-                      </w:r>
-                      <w:proofErr w:type="spellEnd"/>
-                      <w:proofErr w:type="gramEnd"/>
-                      <w:r>
-                        <w:t xml:space="preserve"> odd; reduce b until it becomes zero.</w:t>
+                        <w:t xml:space="preserve">    // Main loop: maintain a odd; reduce b until it becomes zero.</w:t>
                       </w:r>
                     </w:p>
                     <w:p>
@@ -2441,23 +1878,7 @@
                         <w:spacing w:after="0" w:line="240" w:lineRule="auto"/>
                       </w:pPr>
                       <w:r>
-                        <w:t xml:space="preserve">        b &gt;&gt;= __</w:t>
-                      </w:r>
-                      <w:proofErr w:type="spellStart"/>
-                      <w:r>
-                        <w:t>builtin_ctz</w:t>
-                      </w:r>
-                      <w:proofErr w:type="spellEnd"/>
-                      <w:r>
-                        <w:t>(b</w:t>
-                      </w:r>
-                      <w:proofErr w:type="gramStart"/>
-                      <w:r>
-                        <w:t>);  /</w:t>
-                      </w:r>
-                      <w:proofErr w:type="gramEnd"/>
-                      <w:r>
-                        <w:t>/ divide b by 2^ctz(b)</w:t>
+                        <w:t xml:space="preserve">        b &gt;&gt;= __builtin_ctz(b);  // divide b by 2^ctz(b)</w:t>
                       </w:r>
                     </w:p>
                     <w:p>
@@ -2486,23 +1907,7 @@
                         <w:spacing w:after="0" w:line="240" w:lineRule="auto"/>
                       </w:pPr>
                       <w:r>
-                        <w:t xml:space="preserve">            </w:t>
-                      </w:r>
-                      <w:proofErr w:type="gramStart"/>
-                      <w:r>
-                        <w:t>swap(</w:t>
-                      </w:r>
-                      <w:proofErr w:type="gramEnd"/>
-                      <w:r>
-                        <w:t>a, b</w:t>
-                      </w:r>
-                      <w:proofErr w:type="gramStart"/>
-                      <w:r>
-                        <w:t>);  /</w:t>
-                      </w:r>
-                      <w:proofErr w:type="gramEnd"/>
-                      <w:r>
-                        <w:t>/ now a &lt;= b</w:t>
+                        <w:t xml:space="preserve">            swap(a, b);  // now a &lt;= b</w:t>
                       </w:r>
                     </w:p>
                     <w:p>
@@ -2515,15 +1920,7 @@
                         <w:spacing w:after="0" w:line="240" w:lineRule="auto"/>
                       </w:pPr>
                       <w:r>
-                        <w:t xml:space="preserve">        // Replace (a, b) with (a, b - a); </w:t>
-                      </w:r>
-                      <w:proofErr w:type="spellStart"/>
-                      <w:r>
-                        <w:t>gcd</w:t>
-                      </w:r>
-                      <w:proofErr w:type="spellEnd"/>
-                      <w:r>
-                        <w:t xml:space="preserve"> is invariant under subtracting equals for odd a, b.</w:t>
+                        <w:t xml:space="preserve">        // Replace (a, b) with (a, b - a); gcd is invariant under subtracting equals for odd a, b.</w:t>
                       </w:r>
                     </w:p>
                     <w:p>
@@ -2531,15 +1928,7 @@
                         <w:spacing w:after="0" w:line="240" w:lineRule="auto"/>
                       </w:pPr>
                       <w:r>
-                        <w:t xml:space="preserve">        b -= </w:t>
-                      </w:r>
-                      <w:proofErr w:type="gramStart"/>
-                      <w:r>
-                        <w:t>a;  /</w:t>
-                      </w:r>
-                      <w:proofErr w:type="gramEnd"/>
-                      <w:r>
-                        <w:t>/ b becomes even (difference of two odds), next iteration will strip the 2s</w:t>
+                        <w:t xml:space="preserve">        b -= a;  // b becomes even (difference of two odds), next iteration will strip the 2s</w:t>
                       </w:r>
                     </w:p>
                     <w:p>
@@ -2547,23 +1936,7 @@
                         <w:spacing w:after="0" w:line="240" w:lineRule="auto"/>
                       </w:pPr>
                       <w:r>
-                        <w:t xml:space="preserve">    } while (b</w:t>
-                      </w:r>
-                      <w:proofErr w:type="gramStart"/>
-                      <w:r>
-                        <w:t>);  /</w:t>
-                      </w:r>
-                      <w:proofErr w:type="gramEnd"/>
-                      <w:r>
-                        <w:t xml:space="preserve">/ stop when b hits 0; then a holds </w:t>
-                      </w:r>
-                      <w:proofErr w:type="spellStart"/>
-                      <w:r>
-                        <w:t>gcd</w:t>
-                      </w:r>
-                      <w:proofErr w:type="spellEnd"/>
-                      <w:r>
-                        <w:t xml:space="preserve"> without the common 2^shift factor</w:t>
+                        <w:t xml:space="preserve">    } while (b);  // stop when b hits 0; then a holds gcd without the common 2^shift factor</w:t>
                       </w:r>
                     </w:p>
                     <w:p>
@@ -2584,29 +1957,8 @@
                         <w:spacing w:after="0" w:line="240" w:lineRule="auto"/>
                       </w:pPr>
                       <w:r>
-                        <w:t xml:space="preserve">    return a &lt;&lt; </w:t>
+                        <w:t xml:space="preserve">    return a &lt;&lt; shift;  // multiply gcd by 2^shift to get final result</w:t>
                       </w:r>
-                      <w:proofErr w:type="gramStart"/>
-                      <w:r>
-                        <w:t>shift;  /</w:t>
-                      </w:r>
-                      <w:proofErr w:type="gramEnd"/>
-                      <w:r>
-                        <w:t xml:space="preserve">/ multiply </w:t>
-                      </w:r>
-                      <w:proofErr w:type="spellStart"/>
-                      <w:r>
-                        <w:t>gcd</w:t>
-                      </w:r>
-                      <w:proofErr w:type="spellEnd"/>
-                      <w:r>
-                        <w:t xml:space="preserve"> by 2^shift to get </w:t>
-                      </w:r>
-                      <w:proofErr w:type="gramStart"/>
-                      <w:r>
-                        <w:t>final result</w:t>
-                      </w:r>
-                      <w:proofErr w:type="gramEnd"/>
                     </w:p>
                     <w:p>
                       <w:pPr>
@@ -2696,23 +2048,7 @@
           <w:rFonts w:eastAsia="inter"/>
           <w:szCs w:val="20"/>
         </w:rPr>
-        <w:t xml:space="preserve">. If either is zero, return the </w:t>
-      </w:r>
-      <w:proofErr w:type="gramStart"/>
-      <w:r>
-        <w:rPr>
-          <w:rFonts w:eastAsia="inter"/>
-          <w:szCs w:val="20"/>
-        </w:rPr>
-        <w:t>other;</w:t>
-      </w:r>
-      <w:proofErr w:type="gramEnd"/>
-      <w:r>
-        <w:rPr>
-          <w:rFonts w:eastAsia="inter"/>
-          <w:szCs w:val="20"/>
-        </w:rPr>
-        <w:t xml:space="preserve"> not the case. Compute common power-of-two factor: </w:t>
+        <w:t xml:space="preserve">. If either is zero, return the other; not the case. Compute common power-of-two factor: </w:t>
       </w:r>
       <m:oMath>
         <m:r>
@@ -3745,36 +3081,19 @@
       <w:r>
         <w:t xml:space="preserve">How to implement </w:t>
       </w:r>
-      <w:proofErr w:type="spellStart"/>
-      <w:proofErr w:type="gramStart"/>
       <w:r>
         <w:t>ctz</w:t>
       </w:r>
-      <w:proofErr w:type="spellEnd"/>
-      <w:r>
-        <w:t>(</w:t>
-      </w:r>
-      <w:proofErr w:type="gramEnd"/>
-      <w:r>
-        <w:t>)</w:t>
+      <w:r>
+        <w:t>()</w:t>
       </w:r>
     </w:p>
     <w:p>
       <w:pPr>
         <w:ind w:left="0" w:firstLine="0"/>
       </w:pPr>
-      <w:proofErr w:type="spellStart"/>
-      <w:proofErr w:type="gramStart"/>
-      <w:r>
-        <w:t>ctz</w:t>
-      </w:r>
-      <w:proofErr w:type="spellEnd"/>
-      <w:r>
-        <w:t>(</w:t>
-      </w:r>
-      <w:proofErr w:type="gramEnd"/>
-      <w:r>
-        <w:t>)</w:t>
+      <w:r>
+        <w:t>ctz()</w:t>
       </w:r>
       <w:r>
         <w:t xml:space="preserve"> stands for “count trailing zeros”</w:t>
@@ -3783,41 +3102,7 @@
         <w:t>.</w:t>
       </w:r>
       <w:r>
-        <w:t xml:space="preserve"> It returns the number of consecutive 0-bits at the least-significant end of an integer’s binary representation. For example, </w:t>
-      </w:r>
-      <w:proofErr w:type="spellStart"/>
-      <w:proofErr w:type="gramStart"/>
-      <w:r>
-        <w:t>ctz</w:t>
-      </w:r>
-      <w:proofErr w:type="spellEnd"/>
-      <w:r>
-        <w:t>(</w:t>
-      </w:r>
-      <w:proofErr w:type="gramEnd"/>
-      <w:r>
-        <w:t xml:space="preserve">48) = 4 because 48 = 0b0011 0000 ends with four zeros, and </w:t>
-      </w:r>
-      <w:proofErr w:type="spellStart"/>
-      <w:proofErr w:type="gramStart"/>
-      <w:r>
-        <w:t>ctz</w:t>
-      </w:r>
-      <w:proofErr w:type="spellEnd"/>
-      <w:r>
-        <w:t>(</w:t>
-      </w:r>
-      <w:proofErr w:type="gramEnd"/>
-      <w:r>
-        <w:t xml:space="preserve">18) = 1 because 18 = 0b10010 ends with one zero. In the binary GCD (Stein’s) algorithm, </w:t>
-      </w:r>
-      <w:proofErr w:type="spellStart"/>
-      <w:r>
-        <w:t>ctz</w:t>
-      </w:r>
-      <w:proofErr w:type="spellEnd"/>
-      <w:r>
-        <w:t>(x) gives the largest power of 2 dividing x, so dividing by 2^ctz(x) quickly removes all factors of two.</w:t>
+        <w:t xml:space="preserve"> It returns the number of consecutive 0-bits at the least-significant end of an integer’s binary representation. For example, ctz(48) = 4 because 48 = 0b0011 0000 ends with four zeros, and ctz(18) = 1 because 18 = 0b10010 ends with one zero. In the binary GCD (Stein’s) algorithm, ctz(x) gives the largest power of 2 dividing x, so dividing by 2^ctz(x) quickly removes all factors of two.</w:t>
       </w:r>
       <w:r>
         <w:t>)</w:t>
@@ -3850,38 +3135,12 @@
       </w:r>
     </w:p>
     <w:p>
-      <w:proofErr w:type="spellStart"/>
-      <w:r>
-        <w:t>ctz</w:t>
-      </w:r>
-      <w:proofErr w:type="spellEnd"/>
-      <w:r>
-        <w:t xml:space="preserve">(x) = </w:t>
-      </w:r>
-      <w:proofErr w:type="spellStart"/>
-      <w:r>
-        <w:t>clz</w:t>
-      </w:r>
-      <w:proofErr w:type="spellEnd"/>
-      <w:r>
-        <w:t>(</w:t>
-      </w:r>
-      <w:proofErr w:type="spellStart"/>
-      <w:r>
-        <w:t>rbit</w:t>
-      </w:r>
-      <w:proofErr w:type="spellEnd"/>
-      <w:r>
-        <w:t>(x</w:t>
-      </w:r>
-      <w:proofErr w:type="gramStart"/>
-      <w:r>
-        <w:t>))</w:t>
+      <w:r>
+        <w:t>ctz(x) = clz(rbit(x))</w:t>
       </w:r>
       <w:r>
         <w:t xml:space="preserve">  (</w:t>
       </w:r>
-      <w:proofErr w:type="gramEnd"/>
       <w:r>
         <w:t xml:space="preserve">handle </w:t>
       </w:r>
@@ -3906,59 +3165,19 @@
         <w:t>F</w:t>
       </w:r>
       <w:r>
-        <w:t xml:space="preserve">or nonzero x, </w:t>
-      </w:r>
-      <w:proofErr w:type="spellStart"/>
-      <w:r>
-        <w:t>ctz</w:t>
-      </w:r>
-      <w:proofErr w:type="spellEnd"/>
-      <w:r>
-        <w:t xml:space="preserve">(x) = </w:t>
-      </w:r>
-      <w:proofErr w:type="spellStart"/>
-      <w:r>
-        <w:t>clz</w:t>
-      </w:r>
-      <w:proofErr w:type="spellEnd"/>
-      <w:r>
-        <w:t>(</w:t>
-      </w:r>
-      <w:proofErr w:type="spellStart"/>
-      <w:r>
-        <w:t>rbit</w:t>
-      </w:r>
-      <w:proofErr w:type="spellEnd"/>
-      <w:r>
-        <w:t>(x)) because reversing the bits turns trailing zeros into leading zeros. Using x = 0b0010</w:t>
+        <w:t>or nonzero x, ctz(x) = clz(rbit(x)) because reversing the bits turns trailing zeros into leading zeros. Using x = 0b0010</w:t>
       </w:r>
       <w:r>
         <w:t xml:space="preserve"> </w:t>
       </w:r>
       <w:r>
-        <w:t xml:space="preserve">1100 (44), </w:t>
-      </w:r>
-      <w:proofErr w:type="spellStart"/>
-      <w:r>
-        <w:t>rbit</w:t>
-      </w:r>
-      <w:proofErr w:type="spellEnd"/>
-      <w:r>
-        <w:t xml:space="preserve"> over 8 bits yields 0b0011</w:t>
+        <w:t>1100 (44), rbit over 8 bits yields 0b0011</w:t>
       </w:r>
       <w:r>
         <w:t xml:space="preserve"> </w:t>
       </w:r>
       <w:r>
-        <w:t xml:space="preserve">0100, which has 2 leading zeros, so </w:t>
-      </w:r>
-      <w:proofErr w:type="spellStart"/>
-      <w:r>
-        <w:t>ctz</w:t>
-      </w:r>
-      <w:proofErr w:type="spellEnd"/>
-      <w:r>
-        <w:t>(x) = 2</w:t>
+        <w:t>0100, which has 2 leading zeros, so ctz(x) = 2</w:t>
       </w:r>
       <w:r>
         <w:t>.</w:t>
@@ -3981,23 +3200,7 @@
         <w:t>implementations of</w:t>
       </w:r>
       <w:r>
-        <w:t xml:space="preserve"> </w:t>
-      </w:r>
-      <w:proofErr w:type="spellStart"/>
-      <w:r>
-        <w:t>ctz</w:t>
-      </w:r>
-      <w:proofErr w:type="spellEnd"/>
-      <w:r>
-        <w:t>/</w:t>
-      </w:r>
-      <w:proofErr w:type="spellStart"/>
-      <w:r>
-        <w:t>clz</w:t>
-      </w:r>
-      <w:proofErr w:type="spellEnd"/>
-      <w:r>
-        <w:t xml:space="preserve"> </w:t>
+        <w:t xml:space="preserve"> ctz/clz </w:t>
       </w:r>
       <w:r>
         <w:t>consider</w:t>
@@ -4018,45 +3221,16 @@
         <w:t xml:space="preserve"> d</w:t>
       </w:r>
       <w:r>
-        <w:t xml:space="preserve">efine </w:t>
-      </w:r>
-      <w:proofErr w:type="spellStart"/>
-      <w:proofErr w:type="gramStart"/>
-      <w:r>
-        <w:t>ctz</w:t>
-      </w:r>
-      <w:proofErr w:type="spellEnd"/>
-      <w:r>
-        <w:t>(0)</w:t>
-      </w:r>
-      <w:r>
-        <w:t>=</w:t>
-      </w:r>
-      <w:proofErr w:type="gramEnd"/>
-      <w:r>
-        <w:t>32</w:t>
+        <w:t>efine ctz(0)</w:t>
+      </w:r>
+      <w:r>
+        <w:t>=32</w:t>
       </w:r>
       <w:r>
         <w:t xml:space="preserve"> explicitly before </w:t>
       </w:r>
       <w:r>
-        <w:t xml:space="preserve">calling </w:t>
-      </w:r>
-      <w:proofErr w:type="spellStart"/>
-      <w:r>
-        <w:t>ctz</w:t>
-      </w:r>
-      <w:proofErr w:type="spellEnd"/>
-      <w:r>
-        <w:t xml:space="preserve">(x) for </w:t>
-      </w:r>
-      <w:proofErr w:type="gramStart"/>
-      <w:r>
-        <w:t>x!=</w:t>
-      </w:r>
-      <w:proofErr w:type="gramEnd"/>
-      <w:r>
-        <w:t>0</w:t>
+        <w:t>calling ctz(x) for x!=0</w:t>
       </w:r>
       <w:r>
         <w:t>.</w:t>
@@ -4231,11 +3405,66 @@
       </w:r>
     </w:p>
     <w:p>
-      <w:pPr>
-        <w:rPr>
-          <w:szCs w:val="20"/>
-        </w:rPr>
-      </w:pPr>
+      <w:r>
+        <w:t xml:space="preserve">Submit </w:t>
+      </w:r>
+      <w:r>
+        <w:t xml:space="preserve">two </w:t>
+      </w:r>
+      <w:r>
+        <w:t>separate source file</w:t>
+      </w:r>
+      <w:r>
+        <w:t>s</w:t>
+      </w:r>
+      <w:r>
+        <w:t xml:space="preserve"> for </w:t>
+      </w:r>
+      <w:r>
+        <w:t>parts (1) and (2)</w:t>
+      </w:r>
+      <w:r>
+        <w:t>, with the input pair (48, 18)</w:t>
+      </w:r>
+      <w:r>
+        <w:t>.</w:t>
+      </w:r>
+      <w:r>
+        <w:t xml:space="preserve"> </w:t>
+      </w:r>
+      <w:r>
+        <w:t>For each part, g</w:t>
+      </w:r>
+      <w:r>
+        <w:t>enerate an executable file called gcd, and u</w:t>
+      </w:r>
+      <w:r>
+        <w:t>se</w:t>
+      </w:r>
+      <w:r>
+        <w:t xml:space="preserve"> the shell script</w:t>
+      </w:r>
+      <w:r>
+        <w:t xml:space="preserve"> run_gcd.sh</w:t>
+      </w:r>
+      <w:r>
+        <w:t xml:space="preserve"> to run</w:t>
+      </w:r>
+      <w:r>
+        <w:t xml:space="preserve"> it,</w:t>
+      </w:r>
+      <w:r>
+        <w:t xml:space="preserve"> and include the screenshot</w:t>
+      </w:r>
+      <w:r>
+        <w:t>s</w:t>
+      </w:r>
+      <w:r>
+        <w:t xml:space="preserve"> in the PDF file.</w:t>
+      </w:r>
+      <w:r>
+        <w:t xml:space="preserve"> </w:t>
+      </w:r>
       <w:r>
         <w:t>U</w:t>
       </w:r>
@@ -4243,61 +3472,118 @@
         <w:t xml:space="preserve">se the project report </w:t>
       </w:r>
       <w:r>
-        <w:t>template</w:t>
-      </w:r>
-      <w:r>
-        <w:t xml:space="preserve"> and submit the report in PDF format</w:t>
-      </w:r>
-      <w:r>
-        <w:t>.</w:t>
+        <w:t xml:space="preserve">template and submit the report in PDF format. </w:t>
+      </w:r>
+      <w:r>
+        <w:t>C</w:t>
+      </w:r>
+      <w:r>
+        <w:t xml:space="preserve">opy and paste your implemented </w:t>
+      </w:r>
+      <w:r>
+        <w:t>code</w:t>
+      </w:r>
+      <w:r>
+        <w:t xml:space="preserve"> into the report, and provide a line-by-line explanation of the code.</w:t>
+      </w:r>
+    </w:p>
+    <w:p>
+      <w:pPr>
+        <w:rPr>
+          <w:b/>
+          <w:bCs/>
+        </w:rPr>
+      </w:pPr>
+      <w:r>
+        <w:rPr>
+          <w:b/>
+          <w:bCs/>
+        </w:rPr>
+        <w:t xml:space="preserve">Grading fabric: </w:t>
+      </w:r>
+    </w:p>
+    <w:p>
+      <w:pPr>
+        <w:spacing w:after="0"/>
+      </w:pPr>
+      <w:r>
+        <w:t>Correct implementation of part (1):</w:t>
       </w:r>
       <w:r>
         <w:t xml:space="preserve"> </w:t>
       </w:r>
       <w:r>
-        <w:t xml:space="preserve">Submit </w:t>
-      </w:r>
-      <w:r>
-        <w:t xml:space="preserve">two </w:t>
-      </w:r>
-      <w:r>
-        <w:t>separate source file</w:t>
-      </w:r>
-      <w:r>
-        <w:t>s</w:t>
-      </w:r>
-      <w:r>
-        <w:t xml:space="preserve"> for </w:t>
-      </w:r>
-      <w:r>
-        <w:t>parts (1) and (2)</w:t>
-      </w:r>
-      <w:r>
-        <w:t>, with the input pair (48, 18)</w:t>
-      </w:r>
-      <w:r>
-        <w:t>.</w:t>
-      </w:r>
-      <w:r>
-        <w:t xml:space="preserve"> A</w:t>
-      </w:r>
-      <w:r>
-        <w:t xml:space="preserve">lso copy and paste your implemented </w:t>
-      </w:r>
-      <w:r>
-        <w:t>code</w:t>
-      </w:r>
-      <w:r>
-        <w:t xml:space="preserve"> into the </w:t>
-      </w:r>
-      <w:proofErr w:type="gramStart"/>
-      <w:r>
-        <w:t>report, and</w:t>
-      </w:r>
-      <w:proofErr w:type="gramEnd"/>
-      <w:r>
-        <w:t xml:space="preserve"> provide a line-by-line explanation of the code.</w:t>
-      </w:r>
+        <w:t>2</w:t>
+      </w:r>
+      <w:r>
+        <w:t xml:space="preserve"> pts; </w:t>
+      </w:r>
+      <w:r>
+        <w:t>line-by-line explanation</w:t>
+      </w:r>
+      <w:r>
+        <w:t xml:space="preserve"> of part (1): </w:t>
+      </w:r>
+      <w:r>
+        <w:t>1</w:t>
+      </w:r>
+      <w:r>
+        <w:t xml:space="preserve"> pts</w:t>
+      </w:r>
+    </w:p>
+    <w:p>
+      <w:pPr>
+        <w:spacing w:after="0"/>
+      </w:pPr>
+      <w:r>
+        <w:t>Correct implementation of part (</w:t>
+      </w:r>
+      <w:r>
+        <w:t>2</w:t>
+      </w:r>
+      <w:r>
+        <w:t>):</w:t>
+      </w:r>
+      <w:r>
+        <w:t xml:space="preserve"> </w:t>
+      </w:r>
+      <w:r>
+        <w:t>4</w:t>
+      </w:r>
+      <w:r>
+        <w:t xml:space="preserve"> pts: </w:t>
+      </w:r>
+      <w:r>
+        <w:t>line-by-line explanation</w:t>
+      </w:r>
+      <w:r>
+        <w:t xml:space="preserve"> of part (</w:t>
+      </w:r>
+      <w:r>
+        <w:t>2</w:t>
+      </w:r>
+      <w:r>
+        <w:t>): 2 pts</w:t>
+      </w:r>
+    </w:p>
+    <w:p>
+      <w:r>
+        <w:t xml:space="preserve">Use of </w:t>
+      </w:r>
+      <w:r>
+        <w:t>run_gcd.sh</w:t>
+      </w:r>
+      <w:r>
+        <w:t>: 1 pt</w:t>
+      </w:r>
+    </w:p>
+    <w:p/>
+    <w:p>
+      <w:pPr>
+        <w:rPr>
+          <w:szCs w:val="20"/>
+        </w:rPr>
+      </w:pPr>
     </w:p>
     <w:sectPr>
       <w:footerReference w:type="even" r:id="rId16"/>

--- a/Labs/Lab2 GCD.docx
+++ b/Labs/Lab2 GCD.docx
@@ -497,7 +497,15 @@
                               <w:spacing w:after="0" w:line="240" w:lineRule="auto"/>
                             </w:pPr>
                             <w:r>
-                              <w:t>int gcd (int a, int b) {</w:t>
+                              <w:t xml:space="preserve">int </w:t>
+                            </w:r>
+                            <w:proofErr w:type="spellStart"/>
+                            <w:r>
+                              <w:t>gcd</w:t>
+                            </w:r>
+                            <w:proofErr w:type="spellEnd"/>
+                            <w:r>
+                              <w:t xml:space="preserve"> (int a, int b) {</w:t>
                             </w:r>
                           </w:p>
                           <w:p>
@@ -513,8 +521,13 @@
                               <w:spacing w:after="0" w:line="240" w:lineRule="auto"/>
                             </w:pPr>
                             <w:r>
-                              <w:t xml:space="preserve">        return a;</w:t>
-                            </w:r>
+                              <w:t xml:space="preserve">        return </w:t>
+                            </w:r>
+                            <w:proofErr w:type="gramStart"/>
+                            <w:r>
+                              <w:t>a;</w:t>
+                            </w:r>
+                            <w:proofErr w:type="gramEnd"/>
                           </w:p>
                           <w:p>
                             <w:pPr>
@@ -529,8 +542,21 @@
                               <w:spacing w:after="0" w:line="240" w:lineRule="auto"/>
                             </w:pPr>
                             <w:r>
-                              <w:t xml:space="preserve">        return gcd (b, a % b);</w:t>
-                            </w:r>
+                              <w:t xml:space="preserve">        return </w:t>
+                            </w:r>
+                            <w:proofErr w:type="spellStart"/>
+                            <w:r>
+                              <w:t>gcd</w:t>
+                            </w:r>
+                            <w:proofErr w:type="spellEnd"/>
+                            <w:r>
+                              <w:t xml:space="preserve"> (b, a % b</w:t>
+                            </w:r>
+                            <w:proofErr w:type="gramStart"/>
+                            <w:r>
+                              <w:t>);</w:t>
+                            </w:r>
+                            <w:proofErr w:type="gramEnd"/>
                           </w:p>
                           <w:p>
                             <w:pPr>
@@ -595,7 +621,15 @@
                         <w:spacing w:after="0" w:line="240" w:lineRule="auto"/>
                       </w:pPr>
                       <w:r>
-                        <w:t>int gcd (int a, int b) {</w:t>
+                        <w:t xml:space="preserve">int </w:t>
+                      </w:r>
+                      <w:proofErr w:type="spellStart"/>
+                      <w:r>
+                        <w:t>gcd</w:t>
+                      </w:r>
+                      <w:proofErr w:type="spellEnd"/>
+                      <w:r>
+                        <w:t xml:space="preserve"> (int a, int b) {</w:t>
                       </w:r>
                     </w:p>
                     <w:p>
@@ -611,8 +645,13 @@
                         <w:spacing w:after="0" w:line="240" w:lineRule="auto"/>
                       </w:pPr>
                       <w:r>
-                        <w:t xml:space="preserve">        return a;</w:t>
-                      </w:r>
+                        <w:t xml:space="preserve">        return </w:t>
+                      </w:r>
+                      <w:proofErr w:type="gramStart"/>
+                      <w:r>
+                        <w:t>a;</w:t>
+                      </w:r>
+                      <w:proofErr w:type="gramEnd"/>
                     </w:p>
                     <w:p>
                       <w:pPr>
@@ -627,8 +666,21 @@
                         <w:spacing w:after="0" w:line="240" w:lineRule="auto"/>
                       </w:pPr>
                       <w:r>
-                        <w:t xml:space="preserve">        return gcd (b, a % b);</w:t>
-                      </w:r>
+                        <w:t xml:space="preserve">        return </w:t>
+                      </w:r>
+                      <w:proofErr w:type="spellStart"/>
+                      <w:r>
+                        <w:t>gcd</w:t>
+                      </w:r>
+                      <w:proofErr w:type="spellEnd"/>
+                      <w:r>
+                        <w:t xml:space="preserve"> (b, a % b</w:t>
+                      </w:r>
+                      <w:proofErr w:type="gramStart"/>
+                      <w:r>
+                        <w:t>);</w:t>
+                      </w:r>
+                      <w:proofErr w:type="gramEnd"/>
                     </w:p>
                     <w:p>
                       <w:pPr>
@@ -1151,7 +1203,15 @@
                               <w:spacing w:after="0" w:line="240" w:lineRule="auto"/>
                             </w:pPr>
                             <w:r>
-                              <w:t>int gcd (int a, int b) {</w:t>
+                              <w:t xml:space="preserve">int </w:t>
+                            </w:r>
+                            <w:proofErr w:type="spellStart"/>
+                            <w:r>
+                              <w:t>gcd</w:t>
+                            </w:r>
+                            <w:proofErr w:type="spellEnd"/>
+                            <w:r>
+                              <w:t xml:space="preserve"> (int a, int b) {</w:t>
                             </w:r>
                           </w:p>
                           <w:p>
@@ -1167,16 +1227,34 @@
                               <w:spacing w:after="0" w:line="240" w:lineRule="auto"/>
                             </w:pPr>
                             <w:r>
-                              <w:t xml:space="preserve">        a %= b;</w:t>
-                            </w:r>
+                              <w:t xml:space="preserve">        a %= </w:t>
+                            </w:r>
+                            <w:proofErr w:type="gramStart"/>
+                            <w:r>
+                              <w:t>b;</w:t>
+                            </w:r>
+                            <w:proofErr w:type="gramEnd"/>
                           </w:p>
                           <w:p>
                             <w:pPr>
                               <w:spacing w:after="0" w:line="240" w:lineRule="auto"/>
                             </w:pPr>
                             <w:r>
-                              <w:t xml:space="preserve">        swap(a, b);</w:t>
-                            </w:r>
+                              <w:t xml:space="preserve">        </w:t>
+                            </w:r>
+                            <w:proofErr w:type="gramStart"/>
+                            <w:r>
+                              <w:t>swap(</w:t>
+                            </w:r>
+                            <w:proofErr w:type="gramEnd"/>
+                            <w:r>
+                              <w:t>a, b</w:t>
+                            </w:r>
+                            <w:proofErr w:type="gramStart"/>
+                            <w:r>
+                              <w:t>);</w:t>
+                            </w:r>
+                            <w:proofErr w:type="gramEnd"/>
                           </w:p>
                           <w:p>
                             <w:pPr>
@@ -1191,8 +1269,13 @@
                               <w:spacing w:after="0" w:line="240" w:lineRule="auto"/>
                             </w:pPr>
                             <w:r>
-                              <w:t xml:space="preserve">    return a;</w:t>
-                            </w:r>
+                              <w:t xml:space="preserve">    return </w:t>
+                            </w:r>
+                            <w:proofErr w:type="gramStart"/>
+                            <w:r>
+                              <w:t>a;</w:t>
+                            </w:r>
+                            <w:proofErr w:type="gramEnd"/>
                           </w:p>
                           <w:p>
                             <w:pPr>
@@ -1253,7 +1336,15 @@
                         <w:spacing w:after="0" w:line="240" w:lineRule="auto"/>
                       </w:pPr>
                       <w:r>
-                        <w:t>int gcd (int a, int b) {</w:t>
+                        <w:t xml:space="preserve">int </w:t>
+                      </w:r>
+                      <w:proofErr w:type="spellStart"/>
+                      <w:r>
+                        <w:t>gcd</w:t>
+                      </w:r>
+                      <w:proofErr w:type="spellEnd"/>
+                      <w:r>
+                        <w:t xml:space="preserve"> (int a, int b) {</w:t>
                       </w:r>
                     </w:p>
                     <w:p>
@@ -1269,16 +1360,34 @@
                         <w:spacing w:after="0" w:line="240" w:lineRule="auto"/>
                       </w:pPr>
                       <w:r>
-                        <w:t xml:space="preserve">        a %= b;</w:t>
-                      </w:r>
+                        <w:t xml:space="preserve">        a %= </w:t>
+                      </w:r>
+                      <w:proofErr w:type="gramStart"/>
+                      <w:r>
+                        <w:t>b;</w:t>
+                      </w:r>
+                      <w:proofErr w:type="gramEnd"/>
                     </w:p>
                     <w:p>
                       <w:pPr>
                         <w:spacing w:after="0" w:line="240" w:lineRule="auto"/>
                       </w:pPr>
                       <w:r>
-                        <w:t xml:space="preserve">        swap(a, b);</w:t>
-                      </w:r>
+                        <w:t xml:space="preserve">        </w:t>
+                      </w:r>
+                      <w:proofErr w:type="gramStart"/>
+                      <w:r>
+                        <w:t>swap(</w:t>
+                      </w:r>
+                      <w:proofErr w:type="gramEnd"/>
+                      <w:r>
+                        <w:t>a, b</w:t>
+                      </w:r>
+                      <w:proofErr w:type="gramStart"/>
+                      <w:r>
+                        <w:t>);</w:t>
+                      </w:r>
+                      <w:proofErr w:type="gramEnd"/>
                     </w:p>
                     <w:p>
                       <w:pPr>
@@ -1293,8 +1402,13 @@
                         <w:spacing w:after="0" w:line="240" w:lineRule="auto"/>
                       </w:pPr>
                       <w:r>
-                        <w:t xml:space="preserve">    return a;</w:t>
-                      </w:r>
+                        <w:t xml:space="preserve">    return </w:t>
+                      </w:r>
+                      <w:proofErr w:type="gramStart"/>
+                      <w:r>
+                        <w:t>a;</w:t>
+                      </w:r>
+                      <w:proofErr w:type="gramEnd"/>
                     </w:p>
                     <w:p>
                       <w:pPr>
@@ -1403,7 +1517,15 @@
         <w:spacing w:line="240" w:lineRule="auto"/>
       </w:pPr>
       <w:r>
-        <w:t>Stop; gcd = 6.</w:t>
+        <w:t xml:space="preserve">Stop; </w:t>
+      </w:r>
+      <w:proofErr w:type="spellStart"/>
+      <w:r>
+        <w:t>gcd</w:t>
+      </w:r>
+      <w:proofErr w:type="spellEnd"/>
+      <w:r>
+        <w:t xml:space="preserve"> = 6.</w:t>
       </w:r>
     </w:p>
     <w:p>
@@ -1497,7 +1619,20 @@
                               <w:spacing w:after="0" w:line="240" w:lineRule="auto"/>
                             </w:pPr>
                             <w:r>
-                              <w:t>// Computes gcd(a, b) using only shifts, subtraction, and comparisons.</w:t>
+                              <w:t xml:space="preserve">// Computes </w:t>
+                            </w:r>
+                            <w:proofErr w:type="spellStart"/>
+                            <w:proofErr w:type="gramStart"/>
+                            <w:r>
+                              <w:t>gcd</w:t>
+                            </w:r>
+                            <w:proofErr w:type="spellEnd"/>
+                            <w:r>
+                              <w:t>(</w:t>
+                            </w:r>
+                            <w:proofErr w:type="gramEnd"/>
+                            <w:r>
+                              <w:t>a, b) using only shifts, subtraction, and comparisons.</w:t>
                             </w:r>
                           </w:p>
                           <w:p>
@@ -1505,7 +1640,20 @@
                               <w:spacing w:after="0" w:line="240" w:lineRule="auto"/>
                             </w:pPr>
                             <w:r>
-                              <w:t>int gcd(int a, int b) {</w:t>
+                              <w:t xml:space="preserve">int </w:t>
+                            </w:r>
+                            <w:proofErr w:type="spellStart"/>
+                            <w:proofErr w:type="gramStart"/>
+                            <w:r>
+                              <w:t>gcd</w:t>
+                            </w:r>
+                            <w:proofErr w:type="spellEnd"/>
+                            <w:r>
+                              <w:t>(</w:t>
+                            </w:r>
+                            <w:proofErr w:type="gramEnd"/>
+                            <w:r>
+                              <w:t>int a, int b) {</w:t>
                             </w:r>
                           </w:p>
                           <w:p>
@@ -1521,7 +1669,23 @@
                               <w:spacing w:after="0" w:line="240" w:lineRule="auto"/>
                             </w:pPr>
                             <w:r>
-                              <w:t xml:space="preserve">    // This works because if a==0, a|b == b; if b==0, a|b == a.</w:t>
+                              <w:t xml:space="preserve">    // This works because if a==0, </w:t>
+                            </w:r>
+                            <w:proofErr w:type="spellStart"/>
+                            <w:r>
+                              <w:t>a|b</w:t>
+                            </w:r>
+                            <w:proofErr w:type="spellEnd"/>
+                            <w:r>
+                              <w:t xml:space="preserve"> == b; if b==0, </w:t>
+                            </w:r>
+                            <w:proofErr w:type="spellStart"/>
+                            <w:r>
+                              <w:t>a|b</w:t>
+                            </w:r>
+                            <w:proofErr w:type="spellEnd"/>
+                            <w:r>
+                              <w:t xml:space="preserve"> == a.</w:t>
                             </w:r>
                           </w:p>
                           <w:p>
@@ -1529,7 +1693,23 @@
                               <w:spacing w:after="0" w:line="240" w:lineRule="auto"/>
                             </w:pPr>
                             <w:r>
-                              <w:t xml:space="preserve">    if (!a || !b)</w:t>
+                              <w:t xml:space="preserve">    if </w:t>
+                            </w:r>
+                            <w:proofErr w:type="gramStart"/>
+                            <w:r>
+                              <w:t>(!a</w:t>
+                            </w:r>
+                            <w:proofErr w:type="gramEnd"/>
+                            <w:r>
+                              <w:t xml:space="preserve"> |</w:t>
+                            </w:r>
+                            <w:proofErr w:type="gramStart"/>
+                            <w:r>
+                              <w:t>| !b</w:t>
+                            </w:r>
+                            <w:proofErr w:type="gramEnd"/>
+                            <w:r>
+                              <w:t>)</w:t>
                             </w:r>
                           </w:p>
                           <w:p>
@@ -1537,7 +1717,23 @@
                               <w:spacing w:after="0" w:line="240" w:lineRule="auto"/>
                             </w:pPr>
                             <w:r>
-                              <w:t xml:space="preserve">        return a | b;  // handles (0, x) and (x, 0) in O(1)</w:t>
+                              <w:t xml:space="preserve">        return a | </w:t>
+                            </w:r>
+                            <w:proofErr w:type="gramStart"/>
+                            <w:r>
+                              <w:t>b;  /</w:t>
+                            </w:r>
+                            <w:proofErr w:type="gramEnd"/>
+                            <w:r>
+                              <w:t xml:space="preserve">/ handles (0, x) and (x, 0) in </w:t>
+                            </w:r>
+                            <w:proofErr w:type="gramStart"/>
+                            <w:r>
+                              <w:t>O(</w:t>
+                            </w:r>
+                            <w:proofErr w:type="gramEnd"/>
+                            <w:r>
+                              <w:t>1)</w:t>
                             </w:r>
                           </w:p>
                           <w:p>
@@ -1558,7 +1754,47 @@
                               <w:spacing w:after="0" w:line="240" w:lineRule="auto"/>
                             </w:pPr>
                             <w:r>
-                              <w:t xml:space="preserve">    // ctz(x) = count trailing zeros in binary; ctz(a|b) gives min(ctz(a), ctz(b)).</w:t>
+                              <w:t xml:space="preserve">    // </w:t>
+                            </w:r>
+                            <w:proofErr w:type="spellStart"/>
+                            <w:r>
+                              <w:t>ctz</w:t>
+                            </w:r>
+                            <w:proofErr w:type="spellEnd"/>
+                            <w:r>
+                              <w:t xml:space="preserve">(x) = count trailing zeros in binary; </w:t>
+                            </w:r>
+                            <w:proofErr w:type="spellStart"/>
+                            <w:r>
+                              <w:t>ctz</w:t>
+                            </w:r>
+                            <w:proofErr w:type="spellEnd"/>
+                            <w:r>
+                              <w:t>(</w:t>
+                            </w:r>
+                            <w:proofErr w:type="spellStart"/>
+                            <w:r>
+                              <w:t>a|b</w:t>
+                            </w:r>
+                            <w:proofErr w:type="spellEnd"/>
+                            <w:r>
+                              <w:t>) gives min(</w:t>
+                            </w:r>
+                            <w:proofErr w:type="spellStart"/>
+                            <w:r>
+                              <w:t>ctz</w:t>
+                            </w:r>
+                            <w:proofErr w:type="spellEnd"/>
+                            <w:r>
+                              <w:t xml:space="preserve">(a), </w:t>
+                            </w:r>
+                            <w:proofErr w:type="spellStart"/>
+                            <w:r>
+                              <w:t>ctz</w:t>
+                            </w:r>
+                            <w:proofErr w:type="spellEnd"/>
+                            <w:r>
+                              <w:t>(b)).</w:t>
                             </w:r>
                           </w:p>
                           <w:p>
@@ -1566,7 +1802,31 @@
                               <w:spacing w:after="0" w:line="240" w:lineRule="auto"/>
                             </w:pPr>
                             <w:r>
-                              <w:t xml:space="preserve">    unsigned shift = __builtin_ctz(a | b);  // factor 2^shift out and restore at the end</w:t>
+                              <w:t xml:space="preserve">    unsigned shift = __</w:t>
+                            </w:r>
+                            <w:proofErr w:type="spellStart"/>
+                            <w:r>
+                              <w:t>builtin_</w:t>
+                            </w:r>
+                            <w:proofErr w:type="gramStart"/>
+                            <w:r>
+                              <w:t>ctz</w:t>
+                            </w:r>
+                            <w:proofErr w:type="spellEnd"/>
+                            <w:r>
+                              <w:t>(</w:t>
+                            </w:r>
+                            <w:proofErr w:type="gramEnd"/>
+                            <w:r>
+                              <w:t>a | b</w:t>
+                            </w:r>
+                            <w:proofErr w:type="gramStart"/>
+                            <w:r>
+                              <w:t>);  /</w:t>
+                            </w:r>
+                            <w:proofErr w:type="gramEnd"/>
+                            <w:r>
+                              <w:t>/ factor 2^shift out and restore at the end</w:t>
                             </w:r>
                           </w:p>
                           <w:p>
@@ -1579,7 +1839,17 @@
                               <w:spacing w:after="0" w:line="240" w:lineRule="auto"/>
                             </w:pPr>
                             <w:r>
-                              <w:t xml:space="preserve">    // Make a odd by removing all factors of two.</w:t>
+                              <w:t xml:space="preserve">    // Make </w:t>
+                            </w:r>
+                            <w:proofErr w:type="spellStart"/>
+                            <w:proofErr w:type="gramStart"/>
+                            <w:r>
+                              <w:t>a</w:t>
+                            </w:r>
+                            <w:proofErr w:type="spellEnd"/>
+                            <w:proofErr w:type="gramEnd"/>
+                            <w:r>
+                              <w:t xml:space="preserve"> odd by removing all factors of two.</w:t>
                             </w:r>
                           </w:p>
                           <w:p>
@@ -1587,7 +1857,23 @@
                               <w:spacing w:after="0" w:line="240" w:lineRule="auto"/>
                             </w:pPr>
                             <w:r>
-                              <w:t xml:space="preserve">    a &gt;&gt;= __builtin_ctz(a);  // divide a by 2^ctz(a)</w:t>
+                              <w:t xml:space="preserve">    a &gt;&gt;= __</w:t>
+                            </w:r>
+                            <w:proofErr w:type="spellStart"/>
+                            <w:r>
+                              <w:t>builtin_ctz</w:t>
+                            </w:r>
+                            <w:proofErr w:type="spellEnd"/>
+                            <w:r>
+                              <w:t>(a</w:t>
+                            </w:r>
+                            <w:proofErr w:type="gramStart"/>
+                            <w:r>
+                              <w:t>);  /</w:t>
+                            </w:r>
+                            <w:proofErr w:type="gramEnd"/>
+                            <w:r>
+                              <w:t>/ divide a by 2^ctz(a)</w:t>
                             </w:r>
                           </w:p>
                           <w:p>
@@ -1600,7 +1886,17 @@
                               <w:spacing w:after="0" w:line="240" w:lineRule="auto"/>
                             </w:pPr>
                             <w:r>
-                              <w:t xml:space="preserve">    // Main loop: maintain a odd; reduce b until it becomes zero.</w:t>
+                              <w:t xml:space="preserve">    // Main loop: maintain </w:t>
+                            </w:r>
+                            <w:proofErr w:type="spellStart"/>
+                            <w:proofErr w:type="gramStart"/>
+                            <w:r>
+                              <w:t>a</w:t>
+                            </w:r>
+                            <w:proofErr w:type="spellEnd"/>
+                            <w:proofErr w:type="gramEnd"/>
+                            <w:r>
+                              <w:t xml:space="preserve"> odd; reduce b until it becomes zero.</w:t>
                             </w:r>
                           </w:p>
                           <w:p>
@@ -1624,7 +1920,23 @@
                               <w:spacing w:after="0" w:line="240" w:lineRule="auto"/>
                             </w:pPr>
                             <w:r>
-                              <w:t xml:space="preserve">        b &gt;&gt;= __builtin_ctz(b);  // divide b by 2^ctz(b)</w:t>
+                              <w:t xml:space="preserve">        b &gt;&gt;= __</w:t>
+                            </w:r>
+                            <w:proofErr w:type="spellStart"/>
+                            <w:r>
+                              <w:t>builtin_ctz</w:t>
+                            </w:r>
+                            <w:proofErr w:type="spellEnd"/>
+                            <w:r>
+                              <w:t>(b</w:t>
+                            </w:r>
+                            <w:proofErr w:type="gramStart"/>
+                            <w:r>
+                              <w:t>);  /</w:t>
+                            </w:r>
+                            <w:proofErr w:type="gramEnd"/>
+                            <w:r>
+                              <w:t>/ divide b by 2^ctz(b)</w:t>
                             </w:r>
                           </w:p>
                           <w:p>
@@ -1653,7 +1965,23 @@
                               <w:spacing w:after="0" w:line="240" w:lineRule="auto"/>
                             </w:pPr>
                             <w:r>
-                              <w:t xml:space="preserve">            swap(a, b);  // now a &lt;= b</w:t>
+                              <w:t xml:space="preserve">            </w:t>
+                            </w:r>
+                            <w:proofErr w:type="gramStart"/>
+                            <w:r>
+                              <w:t>swap(</w:t>
+                            </w:r>
+                            <w:proofErr w:type="gramEnd"/>
+                            <w:r>
+                              <w:t>a, b</w:t>
+                            </w:r>
+                            <w:proofErr w:type="gramStart"/>
+                            <w:r>
+                              <w:t>);  /</w:t>
+                            </w:r>
+                            <w:proofErr w:type="gramEnd"/>
+                            <w:r>
+                              <w:t>/ now a &lt;= b</w:t>
                             </w:r>
                           </w:p>
                           <w:p>
@@ -1666,7 +1994,15 @@
                               <w:spacing w:after="0" w:line="240" w:lineRule="auto"/>
                             </w:pPr>
                             <w:r>
-                              <w:t xml:space="preserve">        // Replace (a, b) with (a, b - a); gcd is invariant under subtracting equals for odd a, b.</w:t>
+                              <w:t xml:space="preserve">        // Replace (a, b) with (a, b - a); </w:t>
+                            </w:r>
+                            <w:proofErr w:type="spellStart"/>
+                            <w:r>
+                              <w:t>gcd</w:t>
+                            </w:r>
+                            <w:proofErr w:type="spellEnd"/>
+                            <w:r>
+                              <w:t xml:space="preserve"> is invariant under subtracting equals for odd a, b.</w:t>
                             </w:r>
                           </w:p>
                           <w:p>
@@ -1674,7 +2010,15 @@
                               <w:spacing w:after="0" w:line="240" w:lineRule="auto"/>
                             </w:pPr>
                             <w:r>
-                              <w:t xml:space="preserve">        b -= a;  // b becomes even (difference of two odds), next iteration will strip the 2s</w:t>
+                              <w:t xml:space="preserve">        b -= </w:t>
+                            </w:r>
+                            <w:proofErr w:type="gramStart"/>
+                            <w:r>
+                              <w:t>a;  /</w:t>
+                            </w:r>
+                            <w:proofErr w:type="gramEnd"/>
+                            <w:r>
+                              <w:t>/ b becomes even (difference of two odds), next iteration will strip the 2s</w:t>
                             </w:r>
                           </w:p>
                           <w:p>
@@ -1682,7 +2026,23 @@
                               <w:spacing w:after="0" w:line="240" w:lineRule="auto"/>
                             </w:pPr>
                             <w:r>
-                              <w:t xml:space="preserve">    } while (b);  // stop when b hits 0; then a holds gcd without the common 2^shift factor</w:t>
+                              <w:t xml:space="preserve">    } while (b</w:t>
+                            </w:r>
+                            <w:proofErr w:type="gramStart"/>
+                            <w:r>
+                              <w:t>);  /</w:t>
+                            </w:r>
+                            <w:proofErr w:type="gramEnd"/>
+                            <w:r>
+                              <w:t xml:space="preserve">/ stop when b hits 0; then a holds </w:t>
+                            </w:r>
+                            <w:proofErr w:type="spellStart"/>
+                            <w:r>
+                              <w:t>gcd</w:t>
+                            </w:r>
+                            <w:proofErr w:type="spellEnd"/>
+                            <w:r>
+                              <w:t xml:space="preserve"> without the common 2^shift factor</w:t>
                             </w:r>
                           </w:p>
                           <w:p>
@@ -1703,8 +2063,29 @@
                               <w:spacing w:after="0" w:line="240" w:lineRule="auto"/>
                             </w:pPr>
                             <w:r>
-                              <w:t xml:space="preserve">    return a &lt;&lt; shift;  // multiply gcd by 2^shift to get final result</w:t>
-                            </w:r>
+                              <w:t xml:space="preserve">    return a &lt;&lt; </w:t>
+                            </w:r>
+                            <w:proofErr w:type="gramStart"/>
+                            <w:r>
+                              <w:t>shift;  /</w:t>
+                            </w:r>
+                            <w:proofErr w:type="gramEnd"/>
+                            <w:r>
+                              <w:t xml:space="preserve">/ multiply </w:t>
+                            </w:r>
+                            <w:proofErr w:type="spellStart"/>
+                            <w:r>
+                              <w:t>gcd</w:t>
+                            </w:r>
+                            <w:proofErr w:type="spellEnd"/>
+                            <w:r>
+                              <w:t xml:space="preserve"> by 2^shift to get </w:t>
+                            </w:r>
+                            <w:proofErr w:type="gramStart"/>
+                            <w:r>
+                              <w:t>final result</w:t>
+                            </w:r>
+                            <w:proofErr w:type="gramEnd"/>
                           </w:p>
                           <w:p>
                             <w:pPr>
@@ -1751,7 +2132,20 @@
                         <w:spacing w:after="0" w:line="240" w:lineRule="auto"/>
                       </w:pPr>
                       <w:r>
-                        <w:t>// Computes gcd(a, b) using only shifts, subtraction, and comparisons.</w:t>
+                        <w:t xml:space="preserve">// Computes </w:t>
+                      </w:r>
+                      <w:proofErr w:type="spellStart"/>
+                      <w:proofErr w:type="gramStart"/>
+                      <w:r>
+                        <w:t>gcd</w:t>
+                      </w:r>
+                      <w:proofErr w:type="spellEnd"/>
+                      <w:r>
+                        <w:t>(</w:t>
+                      </w:r>
+                      <w:proofErr w:type="gramEnd"/>
+                      <w:r>
+                        <w:t>a, b) using only shifts, subtraction, and comparisons.</w:t>
                       </w:r>
                     </w:p>
                     <w:p>
@@ -1759,7 +2153,20 @@
                         <w:spacing w:after="0" w:line="240" w:lineRule="auto"/>
                       </w:pPr>
                       <w:r>
-                        <w:t>int gcd(int a, int b) {</w:t>
+                        <w:t xml:space="preserve">int </w:t>
+                      </w:r>
+                      <w:proofErr w:type="spellStart"/>
+                      <w:proofErr w:type="gramStart"/>
+                      <w:r>
+                        <w:t>gcd</w:t>
+                      </w:r>
+                      <w:proofErr w:type="spellEnd"/>
+                      <w:r>
+                        <w:t>(</w:t>
+                      </w:r>
+                      <w:proofErr w:type="gramEnd"/>
+                      <w:r>
+                        <w:t>int a, int b) {</w:t>
                       </w:r>
                     </w:p>
                     <w:p>
@@ -1775,7 +2182,23 @@
                         <w:spacing w:after="0" w:line="240" w:lineRule="auto"/>
                       </w:pPr>
                       <w:r>
-                        <w:t xml:space="preserve">    // This works because if a==0, a|b == b; if b==0, a|b == a.</w:t>
+                        <w:t xml:space="preserve">    // This works because if a==0, </w:t>
+                      </w:r>
+                      <w:proofErr w:type="spellStart"/>
+                      <w:r>
+                        <w:t>a|b</w:t>
+                      </w:r>
+                      <w:proofErr w:type="spellEnd"/>
+                      <w:r>
+                        <w:t xml:space="preserve"> == b; if b==0, </w:t>
+                      </w:r>
+                      <w:proofErr w:type="spellStart"/>
+                      <w:r>
+                        <w:t>a|b</w:t>
+                      </w:r>
+                      <w:proofErr w:type="spellEnd"/>
+                      <w:r>
+                        <w:t xml:space="preserve"> == a.</w:t>
                       </w:r>
                     </w:p>
                     <w:p>
@@ -1783,7 +2206,23 @@
                         <w:spacing w:after="0" w:line="240" w:lineRule="auto"/>
                       </w:pPr>
                       <w:r>
-                        <w:t xml:space="preserve">    if (!a || !b)</w:t>
+                        <w:t xml:space="preserve">    if </w:t>
+                      </w:r>
+                      <w:proofErr w:type="gramStart"/>
+                      <w:r>
+                        <w:t>(!a</w:t>
+                      </w:r>
+                      <w:proofErr w:type="gramEnd"/>
+                      <w:r>
+                        <w:t xml:space="preserve"> |</w:t>
+                      </w:r>
+                      <w:proofErr w:type="gramStart"/>
+                      <w:r>
+                        <w:t>| !b</w:t>
+                      </w:r>
+                      <w:proofErr w:type="gramEnd"/>
+                      <w:r>
+                        <w:t>)</w:t>
                       </w:r>
                     </w:p>
                     <w:p>
@@ -1791,7 +2230,23 @@
                         <w:spacing w:after="0" w:line="240" w:lineRule="auto"/>
                       </w:pPr>
                       <w:r>
-                        <w:t xml:space="preserve">        return a | b;  // handles (0, x) and (x, 0) in O(1)</w:t>
+                        <w:t xml:space="preserve">        return a | </w:t>
+                      </w:r>
+                      <w:proofErr w:type="gramStart"/>
+                      <w:r>
+                        <w:t>b;  /</w:t>
+                      </w:r>
+                      <w:proofErr w:type="gramEnd"/>
+                      <w:r>
+                        <w:t xml:space="preserve">/ handles (0, x) and (x, 0) in </w:t>
+                      </w:r>
+                      <w:proofErr w:type="gramStart"/>
+                      <w:r>
+                        <w:t>O(</w:t>
+                      </w:r>
+                      <w:proofErr w:type="gramEnd"/>
+                      <w:r>
+                        <w:t>1)</w:t>
                       </w:r>
                     </w:p>
                     <w:p>
@@ -1812,7 +2267,47 @@
                         <w:spacing w:after="0" w:line="240" w:lineRule="auto"/>
                       </w:pPr>
                       <w:r>
-                        <w:t xml:space="preserve">    // ctz(x) = count trailing zeros in binary; ctz(a|b) gives min(ctz(a), ctz(b)).</w:t>
+                        <w:t xml:space="preserve">    // </w:t>
+                      </w:r>
+                      <w:proofErr w:type="spellStart"/>
+                      <w:r>
+                        <w:t>ctz</w:t>
+                      </w:r>
+                      <w:proofErr w:type="spellEnd"/>
+                      <w:r>
+                        <w:t xml:space="preserve">(x) = count trailing zeros in binary; </w:t>
+                      </w:r>
+                      <w:proofErr w:type="spellStart"/>
+                      <w:r>
+                        <w:t>ctz</w:t>
+                      </w:r>
+                      <w:proofErr w:type="spellEnd"/>
+                      <w:r>
+                        <w:t>(</w:t>
+                      </w:r>
+                      <w:proofErr w:type="spellStart"/>
+                      <w:r>
+                        <w:t>a|b</w:t>
+                      </w:r>
+                      <w:proofErr w:type="spellEnd"/>
+                      <w:r>
+                        <w:t>) gives min(</w:t>
+                      </w:r>
+                      <w:proofErr w:type="spellStart"/>
+                      <w:r>
+                        <w:t>ctz</w:t>
+                      </w:r>
+                      <w:proofErr w:type="spellEnd"/>
+                      <w:r>
+                        <w:t xml:space="preserve">(a), </w:t>
+                      </w:r>
+                      <w:proofErr w:type="spellStart"/>
+                      <w:r>
+                        <w:t>ctz</w:t>
+                      </w:r>
+                      <w:proofErr w:type="spellEnd"/>
+                      <w:r>
+                        <w:t>(b)).</w:t>
                       </w:r>
                     </w:p>
                     <w:p>
@@ -1820,7 +2315,31 @@
                         <w:spacing w:after="0" w:line="240" w:lineRule="auto"/>
                       </w:pPr>
                       <w:r>
-                        <w:t xml:space="preserve">    unsigned shift = __builtin_ctz(a | b);  // factor 2^shift out and restore at the end</w:t>
+                        <w:t xml:space="preserve">    unsigned shift = __</w:t>
+                      </w:r>
+                      <w:proofErr w:type="spellStart"/>
+                      <w:r>
+                        <w:t>builtin_</w:t>
+                      </w:r>
+                      <w:proofErr w:type="gramStart"/>
+                      <w:r>
+                        <w:t>ctz</w:t>
+                      </w:r>
+                      <w:proofErr w:type="spellEnd"/>
+                      <w:r>
+                        <w:t>(</w:t>
+                      </w:r>
+                      <w:proofErr w:type="gramEnd"/>
+                      <w:r>
+                        <w:t>a | b</w:t>
+                      </w:r>
+                      <w:proofErr w:type="gramStart"/>
+                      <w:r>
+                        <w:t>);  /</w:t>
+                      </w:r>
+                      <w:proofErr w:type="gramEnd"/>
+                      <w:r>
+                        <w:t>/ factor 2^shift out and restore at the end</w:t>
                       </w:r>
                     </w:p>
                     <w:p>
@@ -1833,7 +2352,17 @@
                         <w:spacing w:after="0" w:line="240" w:lineRule="auto"/>
                       </w:pPr>
                       <w:r>
-                        <w:t xml:space="preserve">    // Make a odd by removing all factors of two.</w:t>
+                        <w:t xml:space="preserve">    // Make </w:t>
+                      </w:r>
+                      <w:proofErr w:type="spellStart"/>
+                      <w:proofErr w:type="gramStart"/>
+                      <w:r>
+                        <w:t>a</w:t>
+                      </w:r>
+                      <w:proofErr w:type="spellEnd"/>
+                      <w:proofErr w:type="gramEnd"/>
+                      <w:r>
+                        <w:t xml:space="preserve"> odd by removing all factors of two.</w:t>
                       </w:r>
                     </w:p>
                     <w:p>
@@ -1841,7 +2370,23 @@
                         <w:spacing w:after="0" w:line="240" w:lineRule="auto"/>
                       </w:pPr>
                       <w:r>
-                        <w:t xml:space="preserve">    a &gt;&gt;= __builtin_ctz(a);  // divide a by 2^ctz(a)</w:t>
+                        <w:t xml:space="preserve">    a &gt;&gt;= __</w:t>
+                      </w:r>
+                      <w:proofErr w:type="spellStart"/>
+                      <w:r>
+                        <w:t>builtin_ctz</w:t>
+                      </w:r>
+                      <w:proofErr w:type="spellEnd"/>
+                      <w:r>
+                        <w:t>(a</w:t>
+                      </w:r>
+                      <w:proofErr w:type="gramStart"/>
+                      <w:r>
+                        <w:t>);  /</w:t>
+                      </w:r>
+                      <w:proofErr w:type="gramEnd"/>
+                      <w:r>
+                        <w:t>/ divide a by 2^ctz(a)</w:t>
                       </w:r>
                     </w:p>
                     <w:p>
@@ -1854,7 +2399,17 @@
                         <w:spacing w:after="0" w:line="240" w:lineRule="auto"/>
                       </w:pPr>
                       <w:r>
-                        <w:t xml:space="preserve">    // Main loop: maintain a odd; reduce b until it becomes zero.</w:t>
+                        <w:t xml:space="preserve">    // Main loop: maintain </w:t>
+                      </w:r>
+                      <w:proofErr w:type="spellStart"/>
+                      <w:proofErr w:type="gramStart"/>
+                      <w:r>
+                        <w:t>a</w:t>
+                      </w:r>
+                      <w:proofErr w:type="spellEnd"/>
+                      <w:proofErr w:type="gramEnd"/>
+                      <w:r>
+                        <w:t xml:space="preserve"> odd; reduce b until it becomes zero.</w:t>
                       </w:r>
                     </w:p>
                     <w:p>
@@ -1878,7 +2433,23 @@
                         <w:spacing w:after="0" w:line="240" w:lineRule="auto"/>
                       </w:pPr>
                       <w:r>
-                        <w:t xml:space="preserve">        b &gt;&gt;= __builtin_ctz(b);  // divide b by 2^ctz(b)</w:t>
+                        <w:t xml:space="preserve">        b &gt;&gt;= __</w:t>
+                      </w:r>
+                      <w:proofErr w:type="spellStart"/>
+                      <w:r>
+                        <w:t>builtin_ctz</w:t>
+                      </w:r>
+                      <w:proofErr w:type="spellEnd"/>
+                      <w:r>
+                        <w:t>(b</w:t>
+                      </w:r>
+                      <w:proofErr w:type="gramStart"/>
+                      <w:r>
+                        <w:t>);  /</w:t>
+                      </w:r>
+                      <w:proofErr w:type="gramEnd"/>
+                      <w:r>
+                        <w:t>/ divide b by 2^ctz(b)</w:t>
                       </w:r>
                     </w:p>
                     <w:p>
@@ -1907,7 +2478,23 @@
                         <w:spacing w:after="0" w:line="240" w:lineRule="auto"/>
                       </w:pPr>
                       <w:r>
-                        <w:t xml:space="preserve">            swap(a, b);  // now a &lt;= b</w:t>
+                        <w:t xml:space="preserve">            </w:t>
+                      </w:r>
+                      <w:proofErr w:type="gramStart"/>
+                      <w:r>
+                        <w:t>swap(</w:t>
+                      </w:r>
+                      <w:proofErr w:type="gramEnd"/>
+                      <w:r>
+                        <w:t>a, b</w:t>
+                      </w:r>
+                      <w:proofErr w:type="gramStart"/>
+                      <w:r>
+                        <w:t>);  /</w:t>
+                      </w:r>
+                      <w:proofErr w:type="gramEnd"/>
+                      <w:r>
+                        <w:t>/ now a &lt;= b</w:t>
                       </w:r>
                     </w:p>
                     <w:p>
@@ -1920,7 +2507,15 @@
                         <w:spacing w:after="0" w:line="240" w:lineRule="auto"/>
                       </w:pPr>
                       <w:r>
-                        <w:t xml:space="preserve">        // Replace (a, b) with (a, b - a); gcd is invariant under subtracting equals for odd a, b.</w:t>
+                        <w:t xml:space="preserve">        // Replace (a, b) with (a, b - a); </w:t>
+                      </w:r>
+                      <w:proofErr w:type="spellStart"/>
+                      <w:r>
+                        <w:t>gcd</w:t>
+                      </w:r>
+                      <w:proofErr w:type="spellEnd"/>
+                      <w:r>
+                        <w:t xml:space="preserve"> is invariant under subtracting equals for odd a, b.</w:t>
                       </w:r>
                     </w:p>
                     <w:p>
@@ -1928,7 +2523,15 @@
                         <w:spacing w:after="0" w:line="240" w:lineRule="auto"/>
                       </w:pPr>
                       <w:r>
-                        <w:t xml:space="preserve">        b -= a;  // b becomes even (difference of two odds), next iteration will strip the 2s</w:t>
+                        <w:t xml:space="preserve">        b -= </w:t>
+                      </w:r>
+                      <w:proofErr w:type="gramStart"/>
+                      <w:r>
+                        <w:t>a;  /</w:t>
+                      </w:r>
+                      <w:proofErr w:type="gramEnd"/>
+                      <w:r>
+                        <w:t>/ b becomes even (difference of two odds), next iteration will strip the 2s</w:t>
                       </w:r>
                     </w:p>
                     <w:p>
@@ -1936,7 +2539,23 @@
                         <w:spacing w:after="0" w:line="240" w:lineRule="auto"/>
                       </w:pPr>
                       <w:r>
-                        <w:t xml:space="preserve">    } while (b);  // stop when b hits 0; then a holds gcd without the common 2^shift factor</w:t>
+                        <w:t xml:space="preserve">    } while (b</w:t>
+                      </w:r>
+                      <w:proofErr w:type="gramStart"/>
+                      <w:r>
+                        <w:t>);  /</w:t>
+                      </w:r>
+                      <w:proofErr w:type="gramEnd"/>
+                      <w:r>
+                        <w:t xml:space="preserve">/ stop when b hits 0; then a holds </w:t>
+                      </w:r>
+                      <w:proofErr w:type="spellStart"/>
+                      <w:r>
+                        <w:t>gcd</w:t>
+                      </w:r>
+                      <w:proofErr w:type="spellEnd"/>
+                      <w:r>
+                        <w:t xml:space="preserve"> without the common 2^shift factor</w:t>
                       </w:r>
                     </w:p>
                     <w:p>
@@ -1957,8 +2576,29 @@
                         <w:spacing w:after="0" w:line="240" w:lineRule="auto"/>
                       </w:pPr>
                       <w:r>
-                        <w:t xml:space="preserve">    return a &lt;&lt; shift;  // multiply gcd by 2^shift to get final result</w:t>
-                      </w:r>
+                        <w:t xml:space="preserve">    return a &lt;&lt; </w:t>
+                      </w:r>
+                      <w:proofErr w:type="gramStart"/>
+                      <w:r>
+                        <w:t>shift;  /</w:t>
+                      </w:r>
+                      <w:proofErr w:type="gramEnd"/>
+                      <w:r>
+                        <w:t xml:space="preserve">/ multiply </w:t>
+                      </w:r>
+                      <w:proofErr w:type="spellStart"/>
+                      <w:r>
+                        <w:t>gcd</w:t>
+                      </w:r>
+                      <w:proofErr w:type="spellEnd"/>
+                      <w:r>
+                        <w:t xml:space="preserve"> by 2^shift to get </w:t>
+                      </w:r>
+                      <w:proofErr w:type="gramStart"/>
+                      <w:r>
+                        <w:t>final result</w:t>
+                      </w:r>
+                      <w:proofErr w:type="gramEnd"/>
                     </w:p>
                     <w:p>
                       <w:pPr>
@@ -2048,7 +2688,23 @@
           <w:rFonts w:eastAsia="inter"/>
           <w:szCs w:val="20"/>
         </w:rPr>
-        <w:t xml:space="preserve">. If either is zero, return the other; not the case. Compute common power-of-two factor: </w:t>
+        <w:t xml:space="preserve">. If either is zero, return the </w:t>
+      </w:r>
+      <w:proofErr w:type="gramStart"/>
+      <w:r>
+        <w:rPr>
+          <w:rFonts w:eastAsia="inter"/>
+          <w:szCs w:val="20"/>
+        </w:rPr>
+        <w:t>other;</w:t>
+      </w:r>
+      <w:proofErr w:type="gramEnd"/>
+      <w:r>
+        <w:rPr>
+          <w:rFonts w:eastAsia="inter"/>
+          <w:szCs w:val="20"/>
+        </w:rPr>
+        <w:t xml:space="preserve"> not the case. Compute common power-of-two factor: </w:t>
       </w:r>
       <m:oMath>
         <m:r>
@@ -3081,19 +3737,36 @@
       <w:r>
         <w:t xml:space="preserve">How to implement </w:t>
       </w:r>
+      <w:proofErr w:type="spellStart"/>
+      <w:proofErr w:type="gramStart"/>
       <w:r>
         <w:t>ctz</w:t>
       </w:r>
-      <w:r>
-        <w:t>()</w:t>
+      <w:proofErr w:type="spellEnd"/>
+      <w:r>
+        <w:t>(</w:t>
+      </w:r>
+      <w:proofErr w:type="gramEnd"/>
+      <w:r>
+        <w:t>)</w:t>
       </w:r>
     </w:p>
     <w:p>
       <w:pPr>
         <w:ind w:left="0" w:firstLine="0"/>
       </w:pPr>
-      <w:r>
-        <w:t>ctz()</w:t>
+      <w:proofErr w:type="spellStart"/>
+      <w:proofErr w:type="gramStart"/>
+      <w:r>
+        <w:t>ctz</w:t>
+      </w:r>
+      <w:proofErr w:type="spellEnd"/>
+      <w:r>
+        <w:t>(</w:t>
+      </w:r>
+      <w:proofErr w:type="gramEnd"/>
+      <w:r>
+        <w:t>)</w:t>
       </w:r>
       <w:r>
         <w:t xml:space="preserve"> stands for “count trailing zeros”</w:t>
@@ -3102,7 +3775,41 @@
         <w:t>.</w:t>
       </w:r>
       <w:r>
-        <w:t xml:space="preserve"> It returns the number of consecutive 0-bits at the least-significant end of an integer’s binary representation. For example, ctz(48) = 4 because 48 = 0b0011 0000 ends with four zeros, and ctz(18) = 1 because 18 = 0b10010 ends with one zero. In the binary GCD (Stein’s) algorithm, ctz(x) gives the largest power of 2 dividing x, so dividing by 2^ctz(x) quickly removes all factors of two.</w:t>
+        <w:t xml:space="preserve"> It returns the number of consecutive 0-bits at the least-significant end of an integer’s binary representation. For example, </w:t>
+      </w:r>
+      <w:proofErr w:type="spellStart"/>
+      <w:proofErr w:type="gramStart"/>
+      <w:r>
+        <w:t>ctz</w:t>
+      </w:r>
+      <w:proofErr w:type="spellEnd"/>
+      <w:r>
+        <w:t>(</w:t>
+      </w:r>
+      <w:proofErr w:type="gramEnd"/>
+      <w:r>
+        <w:t xml:space="preserve">48) = 4 because 48 = 0b0011 0000 ends with four zeros, and </w:t>
+      </w:r>
+      <w:proofErr w:type="spellStart"/>
+      <w:proofErr w:type="gramStart"/>
+      <w:r>
+        <w:t>ctz</w:t>
+      </w:r>
+      <w:proofErr w:type="spellEnd"/>
+      <w:r>
+        <w:t>(</w:t>
+      </w:r>
+      <w:proofErr w:type="gramEnd"/>
+      <w:r>
+        <w:t xml:space="preserve">18) = 1 because 18 = 0b10010 ends with one zero. In the binary GCD (Stein’s) algorithm, </w:t>
+      </w:r>
+      <w:proofErr w:type="spellStart"/>
+      <w:r>
+        <w:t>ctz</w:t>
+      </w:r>
+      <w:proofErr w:type="spellEnd"/>
+      <w:r>
+        <w:t>(x) gives the largest power of 2 dividing x, so dividing by 2^ctz(x) quickly removes all factors of two.</w:t>
       </w:r>
       <w:r>
         <w:t>)</w:t>
@@ -3135,12 +3842,38 @@
       </w:r>
     </w:p>
     <w:p>
-      <w:r>
-        <w:t>ctz(x) = clz(rbit(x))</w:t>
+      <w:proofErr w:type="spellStart"/>
+      <w:r>
+        <w:t>ctz</w:t>
+      </w:r>
+      <w:proofErr w:type="spellEnd"/>
+      <w:r>
+        <w:t xml:space="preserve">(x) = </w:t>
+      </w:r>
+      <w:proofErr w:type="spellStart"/>
+      <w:r>
+        <w:t>clz</w:t>
+      </w:r>
+      <w:proofErr w:type="spellEnd"/>
+      <w:r>
+        <w:t>(</w:t>
+      </w:r>
+      <w:proofErr w:type="spellStart"/>
+      <w:r>
+        <w:t>rbit</w:t>
+      </w:r>
+      <w:proofErr w:type="spellEnd"/>
+      <w:r>
+        <w:t>(x</w:t>
+      </w:r>
+      <w:proofErr w:type="gramStart"/>
+      <w:r>
+        <w:t>))</w:t>
       </w:r>
       <w:r>
         <w:t xml:space="preserve">  (</w:t>
       </w:r>
+      <w:proofErr w:type="gramEnd"/>
       <w:r>
         <w:t xml:space="preserve">handle </w:t>
       </w:r>
@@ -3165,19 +3898,59 @@
         <w:t>F</w:t>
       </w:r>
       <w:r>
-        <w:t>or nonzero x, ctz(x) = clz(rbit(x)) because reversing the bits turns trailing zeros into leading zeros. Using x = 0b0010</w:t>
+        <w:t xml:space="preserve">or nonzero x, </w:t>
+      </w:r>
+      <w:proofErr w:type="spellStart"/>
+      <w:r>
+        <w:t>ctz</w:t>
+      </w:r>
+      <w:proofErr w:type="spellEnd"/>
+      <w:r>
+        <w:t xml:space="preserve">(x) = </w:t>
+      </w:r>
+      <w:proofErr w:type="spellStart"/>
+      <w:r>
+        <w:t>clz</w:t>
+      </w:r>
+      <w:proofErr w:type="spellEnd"/>
+      <w:r>
+        <w:t>(</w:t>
+      </w:r>
+      <w:proofErr w:type="spellStart"/>
+      <w:r>
+        <w:t>rbit</w:t>
+      </w:r>
+      <w:proofErr w:type="spellEnd"/>
+      <w:r>
+        <w:t>(x)) because reversing the bits turns trailing zeros into leading zeros. Using x = 0b0010</w:t>
       </w:r>
       <w:r>
         <w:t xml:space="preserve"> </w:t>
       </w:r>
       <w:r>
-        <w:t>1100 (44), rbit over 8 bits yields 0b0011</w:t>
+        <w:t xml:space="preserve">1100 (44), </w:t>
+      </w:r>
+      <w:proofErr w:type="spellStart"/>
+      <w:r>
+        <w:t>rbit</w:t>
+      </w:r>
+      <w:proofErr w:type="spellEnd"/>
+      <w:r>
+        <w:t xml:space="preserve"> over 8 bits yields 0b0011</w:t>
       </w:r>
       <w:r>
         <w:t xml:space="preserve"> </w:t>
       </w:r>
       <w:r>
-        <w:t>0100, which has 2 leading zeros, so ctz(x) = 2</w:t>
+        <w:t xml:space="preserve">0100, which has 2 leading zeros, so </w:t>
+      </w:r>
+      <w:proofErr w:type="spellStart"/>
+      <w:r>
+        <w:t>ctz</w:t>
+      </w:r>
+      <w:proofErr w:type="spellEnd"/>
+      <w:r>
+        <w:t>(x) = 2</w:t>
       </w:r>
       <w:r>
         <w:t>.</w:t>
@@ -3200,7 +3973,23 @@
         <w:t>implementations of</w:t>
       </w:r>
       <w:r>
-        <w:t xml:space="preserve"> ctz/clz </w:t>
+        <w:t xml:space="preserve"> </w:t>
+      </w:r>
+      <w:proofErr w:type="spellStart"/>
+      <w:r>
+        <w:t>ctz</w:t>
+      </w:r>
+      <w:proofErr w:type="spellEnd"/>
+      <w:r>
+        <w:t>/</w:t>
+      </w:r>
+      <w:proofErr w:type="spellStart"/>
+      <w:r>
+        <w:t>clz</w:t>
+      </w:r>
+      <w:proofErr w:type="spellEnd"/>
+      <w:r>
+        <w:t xml:space="preserve"> </w:t>
       </w:r>
       <w:r>
         <w:t>consider</w:t>
@@ -3221,16 +4010,45 @@
         <w:t xml:space="preserve"> d</w:t>
       </w:r>
       <w:r>
-        <w:t>efine ctz(0)</w:t>
-      </w:r>
-      <w:r>
-        <w:t>=32</w:t>
+        <w:t xml:space="preserve">efine </w:t>
+      </w:r>
+      <w:proofErr w:type="spellStart"/>
+      <w:proofErr w:type="gramStart"/>
+      <w:r>
+        <w:t>ctz</w:t>
+      </w:r>
+      <w:proofErr w:type="spellEnd"/>
+      <w:r>
+        <w:t>(0)</w:t>
+      </w:r>
+      <w:r>
+        <w:t>=</w:t>
+      </w:r>
+      <w:proofErr w:type="gramEnd"/>
+      <w:r>
+        <w:t>32</w:t>
       </w:r>
       <w:r>
         <w:t xml:space="preserve"> explicitly before </w:t>
       </w:r>
       <w:r>
-        <w:t>calling ctz(x) for x!=0</w:t>
+        <w:t xml:space="preserve">calling </w:t>
+      </w:r>
+      <w:proofErr w:type="spellStart"/>
+      <w:r>
+        <w:t>ctz</w:t>
+      </w:r>
+      <w:proofErr w:type="spellEnd"/>
+      <w:r>
+        <w:t xml:space="preserve">(x) for </w:t>
+      </w:r>
+      <w:proofErr w:type="gramStart"/>
+      <w:r>
+        <w:t>x!=</w:t>
+      </w:r>
+      <w:proofErr w:type="gramEnd"/>
+      <w:r>
+        <w:t>0</w:t>
       </w:r>
       <w:r>
         <w:t>.</w:t>
@@ -3376,6 +4194,225 @@
     </w:p>
     <w:p>
       <w:pPr>
+        <w:spacing w:after="0" w:line="360" w:lineRule="auto"/>
+        <w:rPr>
+          <w:szCs w:val="20"/>
+        </w:rPr>
+      </w:pPr>
+      <w:r>
+        <w:rPr>
+          <w:rFonts w:eastAsia="inter"/>
+          <w:szCs w:val="20"/>
+        </w:rPr>
+        <w:t>Compile and run</w:t>
+      </w:r>
+      <w:r>
+        <w:rPr>
+          <w:rFonts w:eastAsia="inter"/>
+          <w:szCs w:val="20"/>
+        </w:rPr>
+        <w:t xml:space="preserve"> (assuming your source file is named </w:t>
+      </w:r>
+      <w:proofErr w:type="spellStart"/>
+      <w:proofErr w:type="gramStart"/>
+      <w:r>
+        <w:rPr>
+          <w:rFonts w:eastAsia="inter"/>
+          <w:szCs w:val="20"/>
+        </w:rPr>
+        <w:t>gcd.s</w:t>
+      </w:r>
+      <w:proofErr w:type="spellEnd"/>
+      <w:proofErr w:type="gramEnd"/>
+      <w:r>
+        <w:rPr>
+          <w:rFonts w:eastAsia="inter"/>
+          <w:szCs w:val="20"/>
+        </w:rPr>
+        <w:t>)</w:t>
+      </w:r>
+      <w:r>
+        <w:rPr>
+          <w:rFonts w:eastAsia="inter"/>
+          <w:szCs w:val="20"/>
+        </w:rPr>
+        <w:t>:</w:t>
+      </w:r>
+    </w:p>
+    <w:p>
+      <w:pPr>
+        <w:shd w:val="clear" w:color="auto" w:fill="F8F8FA"/>
+        <w:spacing w:after="0" w:line="240" w:lineRule="auto"/>
+        <w:jc w:val="left"/>
+        <w:rPr>
+          <w:szCs w:val="20"/>
+        </w:rPr>
+      </w:pPr>
+      <w:r>
+        <w:rPr>
+          <w:szCs w:val="20"/>
+        </w:rPr>
+        <w:t>arm-</w:t>
+      </w:r>
+      <w:proofErr w:type="spellStart"/>
+      <w:r>
+        <w:rPr>
+          <w:szCs w:val="20"/>
+        </w:rPr>
+        <w:t>linux</w:t>
+      </w:r>
+      <w:proofErr w:type="spellEnd"/>
+      <w:r>
+        <w:rPr>
+          <w:szCs w:val="20"/>
+        </w:rPr>
+        <w:t>-</w:t>
+      </w:r>
+      <w:proofErr w:type="spellStart"/>
+      <w:r>
+        <w:rPr>
+          <w:szCs w:val="20"/>
+        </w:rPr>
+        <w:t>gnueabihf</w:t>
+      </w:r>
+      <w:proofErr w:type="spellEnd"/>
+      <w:r>
+        <w:rPr>
+          <w:szCs w:val="20"/>
+        </w:rPr>
+        <w:t xml:space="preserve">-as -o </w:t>
+      </w:r>
+      <w:proofErr w:type="spellStart"/>
+      <w:proofErr w:type="gramStart"/>
+      <w:r>
+        <w:rPr>
+          <w:szCs w:val="20"/>
+        </w:rPr>
+        <w:t>gcd</w:t>
+      </w:r>
+      <w:r>
+        <w:rPr>
+          <w:szCs w:val="20"/>
+        </w:rPr>
+        <w:t>.o</w:t>
+      </w:r>
+      <w:proofErr w:type="spellEnd"/>
+      <w:proofErr w:type="gramEnd"/>
+      <w:r>
+        <w:rPr>
+          <w:szCs w:val="20"/>
+        </w:rPr>
+        <w:t xml:space="preserve"> </w:t>
+      </w:r>
+      <w:proofErr w:type="spellStart"/>
+      <w:proofErr w:type="gramStart"/>
+      <w:r>
+        <w:rPr>
+          <w:szCs w:val="20"/>
+        </w:rPr>
+        <w:t>gcd</w:t>
+      </w:r>
+      <w:r>
+        <w:rPr>
+          <w:szCs w:val="20"/>
+        </w:rPr>
+        <w:t>.s</w:t>
+      </w:r>
+      <w:proofErr w:type="spellEnd"/>
+      <w:proofErr w:type="gramEnd"/>
+    </w:p>
+    <w:p>
+      <w:pPr>
+        <w:shd w:val="clear" w:color="auto" w:fill="F8F8FA"/>
+        <w:spacing w:after="0" w:line="240" w:lineRule="auto"/>
+        <w:jc w:val="left"/>
+        <w:rPr>
+          <w:szCs w:val="20"/>
+        </w:rPr>
+      </w:pPr>
+      <w:r>
+        <w:rPr>
+          <w:szCs w:val="20"/>
+        </w:rPr>
+        <w:t>arm-</w:t>
+      </w:r>
+      <w:proofErr w:type="spellStart"/>
+      <w:r>
+        <w:rPr>
+          <w:szCs w:val="20"/>
+        </w:rPr>
+        <w:t>linux</w:t>
+      </w:r>
+      <w:proofErr w:type="spellEnd"/>
+      <w:r>
+        <w:rPr>
+          <w:szCs w:val="20"/>
+        </w:rPr>
+        <w:t>-</w:t>
+      </w:r>
+      <w:proofErr w:type="spellStart"/>
+      <w:r>
+        <w:rPr>
+          <w:szCs w:val="20"/>
+        </w:rPr>
+        <w:t>gnueabihf-gcc</w:t>
+      </w:r>
+      <w:proofErr w:type="spellEnd"/>
+      <w:r>
+        <w:rPr>
+          <w:szCs w:val="20"/>
+        </w:rPr>
+        <w:t xml:space="preserve"> -o </w:t>
+      </w:r>
+      <w:proofErr w:type="spellStart"/>
+      <w:r>
+        <w:rPr>
+          <w:szCs w:val="20"/>
+        </w:rPr>
+        <w:t>gcd</w:t>
+      </w:r>
+      <w:proofErr w:type="spellEnd"/>
+      <w:r>
+        <w:rPr>
+          <w:szCs w:val="20"/>
+        </w:rPr>
+        <w:t xml:space="preserve"> </w:t>
+      </w:r>
+      <w:proofErr w:type="spellStart"/>
+      <w:proofErr w:type="gramStart"/>
+      <w:r>
+        <w:rPr>
+          <w:szCs w:val="20"/>
+        </w:rPr>
+        <w:t>gcd</w:t>
+      </w:r>
+      <w:r>
+        <w:rPr>
+          <w:szCs w:val="20"/>
+        </w:rPr>
+        <w:t>.o</w:t>
+      </w:r>
+      <w:proofErr w:type="spellEnd"/>
+      <w:proofErr w:type="gramEnd"/>
+    </w:p>
+    <w:p>
+      <w:pPr>
+        <w:shd w:val="clear" w:color="auto" w:fill="F8F8FA"/>
+        <w:spacing w:line="240" w:lineRule="auto"/>
+        <w:jc w:val="left"/>
+        <w:rPr>
+          <w:szCs w:val="20"/>
+        </w:rPr>
+      </w:pPr>
+      <w:r>
+        <w:rPr>
+          <w:szCs w:val="20"/>
+        </w:rPr>
+        <w:t>run_gcd.sh</w:t>
+      </w:r>
+    </w:p>
+    <w:p>
+      <w:pPr>
         <w:pStyle w:val="Heading1"/>
         <w:tabs>
           <w:tab w:val="center" w:pos="982"/>
@@ -3436,7 +4473,15 @@
         <w:t>For each part, g</w:t>
       </w:r>
       <w:r>
-        <w:t>enerate an executable file called gcd, and u</w:t>
+        <w:t xml:space="preserve">enerate an executable file called </w:t>
+      </w:r>
+      <w:proofErr w:type="spellStart"/>
+      <w:r>
+        <w:t>gcd</w:t>
+      </w:r>
+      <w:proofErr w:type="spellEnd"/>
+      <w:r>
+        <w:t>, and u</w:t>
       </w:r>
       <w:r>
         <w:t>se</w:t>
@@ -3466,29 +4511,38 @@
         <w:t xml:space="preserve"> </w:t>
       </w:r>
       <w:r>
-        <w:t>U</w:t>
+        <w:t>C</w:t>
+      </w:r>
+      <w:r>
+        <w:t xml:space="preserve">opy and paste your implemented </w:t>
+      </w:r>
+      <w:r>
+        <w:t>code</w:t>
+      </w:r>
+      <w:r>
+        <w:t xml:space="preserve"> into the </w:t>
+      </w:r>
+      <w:proofErr w:type="gramStart"/>
+      <w:r>
+        <w:t>report, and</w:t>
+      </w:r>
+      <w:proofErr w:type="gramEnd"/>
+      <w:r>
+        <w:t xml:space="preserve"> provide a line-by-line explanation of the code.</w:t>
+      </w:r>
+      <w:r>
+        <w:t xml:space="preserve"> U</w:t>
       </w:r>
       <w:r>
         <w:t xml:space="preserve">se the project report </w:t>
       </w:r>
       <w:r>
-        <w:t xml:space="preserve">template and submit the report in PDF format. </w:t>
-      </w:r>
-      <w:r>
-        <w:t>C</w:t>
-      </w:r>
-      <w:r>
-        <w:t xml:space="preserve">opy and paste your implemented </w:t>
-      </w:r>
-      <w:r>
-        <w:t>code</w:t>
-      </w:r>
-      <w:r>
-        <w:t xml:space="preserve"> into the report, and provide a line-by-line explanation of the code.</w:t>
+        <w:t>template and submit the report in PDF format.</w:t>
       </w:r>
     </w:p>
     <w:p>
       <w:pPr>
+        <w:spacing w:after="0"/>
         <w:rPr>
           <w:b/>
           <w:bCs/>
@@ -3536,16 +4590,7 @@
         <w:spacing w:after="0"/>
       </w:pPr>
       <w:r>
-        <w:t>Correct implementation of part (</w:t>
-      </w:r>
-      <w:r>
-        <w:t>2</w:t>
-      </w:r>
-      <w:r>
-        <w:t>):</w:t>
-      </w:r>
-      <w:r>
-        <w:t xml:space="preserve"> </w:t>
+        <w:t xml:space="preserve">Correct implementation of part (2): </w:t>
       </w:r>
       <w:r>
         <w:t>4</w:t>
@@ -3557,27 +4602,26 @@
         <w:t>line-by-line explanation</w:t>
       </w:r>
       <w:r>
-        <w:t xml:space="preserve"> of part (</w:t>
-      </w:r>
-      <w:r>
-        <w:t>2</w:t>
-      </w:r>
-      <w:r>
-        <w:t>): 2 pts</w:t>
+        <w:t xml:space="preserve"> of part (2): 2 pts</w:t>
       </w:r>
     </w:p>
     <w:p>
-      <w:r>
-        <w:t xml:space="preserve">Use of </w:t>
-      </w:r>
-      <w:r>
-        <w:t>run_gcd.sh</w:t>
-      </w:r>
-      <w:r>
-        <w:t>: 1 pt</w:t>
+      <w:pPr>
+        <w:spacing w:after="0"/>
+      </w:pPr>
+      <w:r>
+        <w:t>Use of run_gcd.sh</w:t>
+      </w:r>
+      <w:r>
+        <w:t xml:space="preserve">: </w:t>
+      </w:r>
+      <w:r>
+        <w:t>1</w:t>
+      </w:r>
+      <w:r>
+        <w:t xml:space="preserve"> pt</w:t>
       </w:r>
     </w:p>
-    <w:p/>
     <w:p>
       <w:pPr>
         <w:rPr>

--- a/Labs/Lab2 GCD.docx
+++ b/Labs/Lab2 GCD.docx
@@ -4327,6 +4327,7 @@
         <w:spacing w:after="0" w:line="240" w:lineRule="auto"/>
         <w:jc w:val="left"/>
         <w:rPr>
+          <w:rFonts w:eastAsiaTheme="minorEastAsia"/>
           <w:szCs w:val="20"/>
         </w:rPr>
       </w:pPr>
@@ -4379,36 +4380,67 @@
         <w:t xml:space="preserve"> </w:t>
       </w:r>
       <w:proofErr w:type="spellStart"/>
-      <w:proofErr w:type="gramStart"/>
       <w:r>
         <w:rPr>
           <w:szCs w:val="20"/>
         </w:rPr>
         <w:t>gcd</w:t>
       </w:r>
-      <w:r>
-        <w:rPr>
-          <w:szCs w:val="20"/>
-        </w:rPr>
-        <w:t>.o</w:t>
-      </w:r>
       <w:proofErr w:type="spellEnd"/>
-      <w:proofErr w:type="gramEnd"/>
+      <w:r>
+        <w:rPr>
+          <w:szCs w:val="20"/>
+        </w:rPr>
+        <w:t>.</w:t>
+      </w:r>
     </w:p>
     <w:p>
       <w:pPr>
-        <w:shd w:val="clear" w:color="auto" w:fill="F8F8FA"/>
-        <w:spacing w:line="240" w:lineRule="auto"/>
-        <w:jc w:val="left"/>
-        <w:rPr>
-          <w:szCs w:val="20"/>
-        </w:rPr>
-      </w:pPr>
+        <w:rPr>
+          <w:rFonts w:eastAsiaTheme="minorEastAsia"/>
+        </w:rPr>
+      </w:pPr>
+      <w:r>
+        <w:rPr>
+          <w:rFonts w:eastAsiaTheme="minorEastAsia" w:hint="eastAsia"/>
+        </w:rPr>
+        <w:t>The</w:t>
+      </w:r>
+      <w:r>
+        <w:rPr>
+          <w:rFonts w:eastAsiaTheme="minorEastAsia"/>
+        </w:rPr>
+        <w:t xml:space="preserve"> GCD is written to nums.txt file. Now you can </w:t>
+      </w:r>
+      <w:r>
+        <w:rPr>
+          <w:rFonts w:eastAsiaTheme="minorEastAsia"/>
+        </w:rPr>
+        <w:t xml:space="preserve">simply display the file by </w:t>
+      </w:r>
+      <w:r>
+        <w:rPr>
+          <w:rFonts w:eastAsiaTheme="minorEastAsia"/>
+        </w:rPr>
+        <w:t xml:space="preserve">“less nums.txt”, or </w:t>
+      </w:r>
+      <w:r>
+        <w:rPr>
+          <w:rFonts w:eastAsiaTheme="minorEastAsia"/>
+        </w:rPr>
+        <w:t xml:space="preserve">by </w:t>
+      </w:r>
       <w:r>
         <w:rPr>
           <w:szCs w:val="20"/>
         </w:rPr>
         <w:t>run_gcd.sh</w:t>
+      </w:r>
+      <w:r>
+        <w:rPr>
+          <w:szCs w:val="20"/>
+        </w:rPr>
+        <w:t>.</w:t>
       </w:r>
     </w:p>
     <w:p>
@@ -4473,27 +4505,16 @@
         <w:t>For each part, g</w:t>
       </w:r>
       <w:r>
-        <w:t xml:space="preserve">enerate an executable file called </w:t>
-      </w:r>
-      <w:proofErr w:type="spellStart"/>
-      <w:r>
-        <w:t>gcd</w:t>
-      </w:r>
-      <w:proofErr w:type="spellEnd"/>
-      <w:r>
-        <w:t>, and u</w:t>
-      </w:r>
-      <w:r>
-        <w:t>se</w:t>
-      </w:r>
-      <w:r>
-        <w:t xml:space="preserve"> the shell script</w:t>
-      </w:r>
-      <w:r>
-        <w:t xml:space="preserve"> run_gcd.sh</w:t>
-      </w:r>
-      <w:r>
-        <w:t xml:space="preserve"> to run</w:t>
+        <w:t>enerate an executable file</w:t>
+      </w:r>
+      <w:r>
+        <w:t xml:space="preserve"> and</w:t>
+      </w:r>
+      <w:r>
+        <w:t xml:space="preserve"> </w:t>
+      </w:r>
+      <w:r>
+        <w:t>run</w:t>
       </w:r>
       <w:r>
         <w:t xml:space="preserve"> it,</w:t>
@@ -4505,7 +4526,34 @@
         <w:t>s</w:t>
       </w:r>
       <w:r>
-        <w:t xml:space="preserve"> in the PDF file.</w:t>
+        <w:t xml:space="preserve"> in the PDF file</w:t>
+      </w:r>
+      <w:r>
+        <w:t xml:space="preserve"> (either the content of </w:t>
+      </w:r>
+      <w:r>
+        <w:rPr>
+          <w:rFonts w:eastAsiaTheme="minorEastAsia"/>
+        </w:rPr>
+        <w:t>nums.txt</w:t>
+      </w:r>
+      <w:r>
+        <w:rPr>
+          <w:rFonts w:eastAsiaTheme="minorEastAsia"/>
+        </w:rPr>
+        <w:t xml:space="preserve">, or </w:t>
+      </w:r>
+      <w:r>
+        <w:rPr>
+          <w:szCs w:val="20"/>
+        </w:rPr>
+        <w:t>run_gcd.sh</w:t>
+      </w:r>
+      <w:r>
+        <w:t>)</w:t>
+      </w:r>
+      <w:r>
+        <w:t>.</w:t>
       </w:r>
       <w:r>
         <w:t xml:space="preserve"> </w:t>
@@ -4528,7 +4576,52 @@
       </w:r>
       <w:proofErr w:type="gramEnd"/>
       <w:r>
-        <w:t xml:space="preserve"> provide a line-by-line explanation of the code.</w:t>
+        <w:t xml:space="preserve"> provide a</w:t>
+      </w:r>
+      <w:r>
+        <w:rPr>
+          <w:rFonts w:eastAsiaTheme="minorEastAsia" w:hint="eastAsia"/>
+        </w:rPr>
+        <w:t xml:space="preserve"> detailed</w:t>
+      </w:r>
+      <w:r>
+        <w:t xml:space="preserve"> explanation of the code</w:t>
+      </w:r>
+      <w:r>
+        <w:t xml:space="preserve"> as comments</w:t>
+      </w:r>
+      <w:r>
+        <w:rPr>
+          <w:rFonts w:eastAsiaTheme="minorEastAsia" w:hint="eastAsia"/>
+        </w:rPr>
+        <w:t xml:space="preserve"> </w:t>
+      </w:r>
+      <w:r>
+        <w:rPr>
+          <w:rFonts w:eastAsiaTheme="minorEastAsia"/>
+        </w:rPr>
+        <w:t>(if not</w:t>
+      </w:r>
+      <w:r>
+        <w:rPr>
+          <w:rFonts w:eastAsiaTheme="minorEastAsia"/>
+        </w:rPr>
+        <w:t xml:space="preserve"> </w:t>
+      </w:r>
+      <w:r>
+        <w:t>line-by-line</w:t>
+      </w:r>
+      <w:r>
+        <w:t xml:space="preserve"> at least every few lines</w:t>
+      </w:r>
+      <w:r>
+        <w:rPr>
+          <w:rFonts w:eastAsiaTheme="minorEastAsia"/>
+        </w:rPr>
+        <w:t>)</w:t>
+      </w:r>
+      <w:r>
+        <w:t>.</w:t>
       </w:r>
       <w:r>
         <w:t xml:space="preserve"> U</w:t>
@@ -4561,7 +4654,13 @@
         <w:spacing w:after="0"/>
       </w:pPr>
       <w:r>
-        <w:t>Correct implementation of part (1):</w:t>
+        <w:t>Correct implementation</w:t>
+      </w:r>
+      <w:r>
+        <w:t xml:space="preserve"> and screenshot</w:t>
+      </w:r>
+      <w:r>
+        <w:t xml:space="preserve"> of part (1):</w:t>
       </w:r>
       <w:r>
         <w:t xml:space="preserve"> </w:t>
@@ -4573,7 +4672,7 @@
         <w:t xml:space="preserve"> pts; </w:t>
       </w:r>
       <w:r>
-        <w:t>line-by-line explanation</w:t>
+        <w:t>explanation</w:t>
       </w:r>
       <w:r>
         <w:t xml:space="preserve"> of part (1): </w:t>
@@ -4590,7 +4689,13 @@
         <w:spacing w:after="0"/>
       </w:pPr>
       <w:r>
-        <w:t xml:space="preserve">Correct implementation of part (2): </w:t>
+        <w:t xml:space="preserve">Correct implementation </w:t>
+      </w:r>
+      <w:r>
+        <w:t xml:space="preserve">and screenshot </w:t>
+      </w:r>
+      <w:r>
+        <w:t xml:space="preserve">of part (2): </w:t>
       </w:r>
       <w:r>
         <w:t>4</w:t>
@@ -4599,35 +4704,11 @@
         <w:t xml:space="preserve"> pts: </w:t>
       </w:r>
       <w:r>
-        <w:t>line-by-line explanation</w:t>
+        <w:t>explanation</w:t>
       </w:r>
       <w:r>
         <w:t xml:space="preserve"> of part (2): 2 pts</w:t>
       </w:r>
-    </w:p>
-    <w:p>
-      <w:pPr>
-        <w:spacing w:after="0"/>
-      </w:pPr>
-      <w:r>
-        <w:t>Use of run_gcd.sh</w:t>
-      </w:r>
-      <w:r>
-        <w:t xml:space="preserve">: </w:t>
-      </w:r>
-      <w:r>
-        <w:t>1</w:t>
-      </w:r>
-      <w:r>
-        <w:t xml:space="preserve"> pt</w:t>
-      </w:r>
-    </w:p>
-    <w:p>
-      <w:pPr>
-        <w:rPr>
-          <w:szCs w:val="20"/>
-        </w:rPr>
-      </w:pPr>
     </w:p>
     <w:sectPr>
       <w:footerReference w:type="even" r:id="rId16"/>

--- a/Labs/Lab2 GCD.docx
+++ b/Labs/Lab2 GCD.docx
@@ -497,15 +497,7 @@
                               <w:spacing w:after="0" w:line="240" w:lineRule="auto"/>
                             </w:pPr>
                             <w:r>
-                              <w:t xml:space="preserve">int </w:t>
-                            </w:r>
-                            <w:proofErr w:type="spellStart"/>
-                            <w:r>
-                              <w:t>gcd</w:t>
-                            </w:r>
-                            <w:proofErr w:type="spellEnd"/>
-                            <w:r>
-                              <w:t xml:space="preserve"> (int a, int b) {</w:t>
+                              <w:t>int gcd (int a, int b) {</w:t>
                             </w:r>
                           </w:p>
                           <w:p>
@@ -521,13 +513,8 @@
                               <w:spacing w:after="0" w:line="240" w:lineRule="auto"/>
                             </w:pPr>
                             <w:r>
-                              <w:t xml:space="preserve">        return </w:t>
+                              <w:t xml:space="preserve">        return a;</w:t>
                             </w:r>
-                            <w:proofErr w:type="gramStart"/>
-                            <w:r>
-                              <w:t>a;</w:t>
-                            </w:r>
-                            <w:proofErr w:type="gramEnd"/>
                           </w:p>
                           <w:p>
                             <w:pPr>
@@ -542,21 +529,8 @@
                               <w:spacing w:after="0" w:line="240" w:lineRule="auto"/>
                             </w:pPr>
                             <w:r>
-                              <w:t xml:space="preserve">        return </w:t>
+                              <w:t xml:space="preserve">        return gcd (b, a % b);</w:t>
                             </w:r>
-                            <w:proofErr w:type="spellStart"/>
-                            <w:r>
-                              <w:t>gcd</w:t>
-                            </w:r>
-                            <w:proofErr w:type="spellEnd"/>
-                            <w:r>
-                              <w:t xml:space="preserve"> (b, a % b</w:t>
-                            </w:r>
-                            <w:proofErr w:type="gramStart"/>
-                            <w:r>
-                              <w:t>);</w:t>
-                            </w:r>
-                            <w:proofErr w:type="gramEnd"/>
                           </w:p>
                           <w:p>
                             <w:pPr>
@@ -621,15 +595,7 @@
                         <w:spacing w:after="0" w:line="240" w:lineRule="auto"/>
                       </w:pPr>
                       <w:r>
-                        <w:t xml:space="preserve">int </w:t>
-                      </w:r>
-                      <w:proofErr w:type="spellStart"/>
-                      <w:r>
-                        <w:t>gcd</w:t>
-                      </w:r>
-                      <w:proofErr w:type="spellEnd"/>
-                      <w:r>
-                        <w:t xml:space="preserve"> (int a, int b) {</w:t>
+                        <w:t>int gcd (int a, int b) {</w:t>
                       </w:r>
                     </w:p>
                     <w:p>
@@ -645,13 +611,8 @@
                         <w:spacing w:after="0" w:line="240" w:lineRule="auto"/>
                       </w:pPr>
                       <w:r>
-                        <w:t xml:space="preserve">        return </w:t>
+                        <w:t xml:space="preserve">        return a;</w:t>
                       </w:r>
-                      <w:proofErr w:type="gramStart"/>
-                      <w:r>
-                        <w:t>a;</w:t>
-                      </w:r>
-                      <w:proofErr w:type="gramEnd"/>
                     </w:p>
                     <w:p>
                       <w:pPr>
@@ -666,21 +627,8 @@
                         <w:spacing w:after="0" w:line="240" w:lineRule="auto"/>
                       </w:pPr>
                       <w:r>
-                        <w:t xml:space="preserve">        return </w:t>
+                        <w:t xml:space="preserve">        return gcd (b, a % b);</w:t>
                       </w:r>
-                      <w:proofErr w:type="spellStart"/>
-                      <w:r>
-                        <w:t>gcd</w:t>
-                      </w:r>
-                      <w:proofErr w:type="spellEnd"/>
-                      <w:r>
-                        <w:t xml:space="preserve"> (b, a % b</w:t>
-                      </w:r>
-                      <w:proofErr w:type="gramStart"/>
-                      <w:r>
-                        <w:t>);</w:t>
-                      </w:r>
-                      <w:proofErr w:type="gramEnd"/>
                     </w:p>
                     <w:p>
                       <w:pPr>
@@ -1203,15 +1151,7 @@
                               <w:spacing w:after="0" w:line="240" w:lineRule="auto"/>
                             </w:pPr>
                             <w:r>
-                              <w:t xml:space="preserve">int </w:t>
-                            </w:r>
-                            <w:proofErr w:type="spellStart"/>
-                            <w:r>
-                              <w:t>gcd</w:t>
-                            </w:r>
-                            <w:proofErr w:type="spellEnd"/>
-                            <w:r>
-                              <w:t xml:space="preserve"> (int a, int b) {</w:t>
+                              <w:t>int gcd (int a, int b) {</w:t>
                             </w:r>
                           </w:p>
                           <w:p>
@@ -1227,34 +1167,16 @@
                               <w:spacing w:after="0" w:line="240" w:lineRule="auto"/>
                             </w:pPr>
                             <w:r>
-                              <w:t xml:space="preserve">        a %= </w:t>
+                              <w:t xml:space="preserve">        a %= b;</w:t>
                             </w:r>
-                            <w:proofErr w:type="gramStart"/>
-                            <w:r>
-                              <w:t>b;</w:t>
-                            </w:r>
-                            <w:proofErr w:type="gramEnd"/>
                           </w:p>
                           <w:p>
                             <w:pPr>
                               <w:spacing w:after="0" w:line="240" w:lineRule="auto"/>
                             </w:pPr>
                             <w:r>
-                              <w:t xml:space="preserve">        </w:t>
+                              <w:t xml:space="preserve">        swap(a, b);</w:t>
                             </w:r>
-                            <w:proofErr w:type="gramStart"/>
-                            <w:r>
-                              <w:t>swap(</w:t>
-                            </w:r>
-                            <w:proofErr w:type="gramEnd"/>
-                            <w:r>
-                              <w:t>a, b</w:t>
-                            </w:r>
-                            <w:proofErr w:type="gramStart"/>
-                            <w:r>
-                              <w:t>);</w:t>
-                            </w:r>
-                            <w:proofErr w:type="gramEnd"/>
                           </w:p>
                           <w:p>
                             <w:pPr>
@@ -1269,13 +1191,8 @@
                               <w:spacing w:after="0" w:line="240" w:lineRule="auto"/>
                             </w:pPr>
                             <w:r>
-                              <w:t xml:space="preserve">    return </w:t>
+                              <w:t xml:space="preserve">    return a;</w:t>
                             </w:r>
-                            <w:proofErr w:type="gramStart"/>
-                            <w:r>
-                              <w:t>a;</w:t>
-                            </w:r>
-                            <w:proofErr w:type="gramEnd"/>
                           </w:p>
                           <w:p>
                             <w:pPr>
@@ -1336,15 +1253,7 @@
                         <w:spacing w:after="0" w:line="240" w:lineRule="auto"/>
                       </w:pPr>
                       <w:r>
-                        <w:t xml:space="preserve">int </w:t>
-                      </w:r>
-                      <w:proofErr w:type="spellStart"/>
-                      <w:r>
-                        <w:t>gcd</w:t>
-                      </w:r>
-                      <w:proofErr w:type="spellEnd"/>
-                      <w:r>
-                        <w:t xml:space="preserve"> (int a, int b) {</w:t>
+                        <w:t>int gcd (int a, int b) {</w:t>
                       </w:r>
                     </w:p>
                     <w:p>
@@ -1360,34 +1269,16 @@
                         <w:spacing w:after="0" w:line="240" w:lineRule="auto"/>
                       </w:pPr>
                       <w:r>
-                        <w:t xml:space="preserve">        a %= </w:t>
+                        <w:t xml:space="preserve">        a %= b;</w:t>
                       </w:r>
-                      <w:proofErr w:type="gramStart"/>
-                      <w:r>
-                        <w:t>b;</w:t>
-                      </w:r>
-                      <w:proofErr w:type="gramEnd"/>
                     </w:p>
                     <w:p>
                       <w:pPr>
                         <w:spacing w:after="0" w:line="240" w:lineRule="auto"/>
                       </w:pPr>
                       <w:r>
-                        <w:t xml:space="preserve">        </w:t>
+                        <w:t xml:space="preserve">        swap(a, b);</w:t>
                       </w:r>
-                      <w:proofErr w:type="gramStart"/>
-                      <w:r>
-                        <w:t>swap(</w:t>
-                      </w:r>
-                      <w:proofErr w:type="gramEnd"/>
-                      <w:r>
-                        <w:t>a, b</w:t>
-                      </w:r>
-                      <w:proofErr w:type="gramStart"/>
-                      <w:r>
-                        <w:t>);</w:t>
-                      </w:r>
-                      <w:proofErr w:type="gramEnd"/>
                     </w:p>
                     <w:p>
                       <w:pPr>
@@ -1402,13 +1293,8 @@
                         <w:spacing w:after="0" w:line="240" w:lineRule="auto"/>
                       </w:pPr>
                       <w:r>
-                        <w:t xml:space="preserve">    return </w:t>
+                        <w:t xml:space="preserve">    return a;</w:t>
                       </w:r>
-                      <w:proofErr w:type="gramStart"/>
-                      <w:r>
-                        <w:t>a;</w:t>
-                      </w:r>
-                      <w:proofErr w:type="gramEnd"/>
                     </w:p>
                     <w:p>
                       <w:pPr>
@@ -1517,15 +1403,7 @@
         <w:spacing w:line="240" w:lineRule="auto"/>
       </w:pPr>
       <w:r>
-        <w:t xml:space="preserve">Stop; </w:t>
-      </w:r>
-      <w:proofErr w:type="spellStart"/>
-      <w:r>
-        <w:t>gcd</w:t>
-      </w:r>
-      <w:proofErr w:type="spellEnd"/>
-      <w:r>
-        <w:t xml:space="preserve"> = 6.</w:t>
+        <w:t>Stop; gcd = 6.</w:t>
       </w:r>
     </w:p>
     <w:p>
@@ -1619,20 +1497,7 @@
                               <w:spacing w:after="0" w:line="240" w:lineRule="auto"/>
                             </w:pPr>
                             <w:r>
-                              <w:t xml:space="preserve">// Computes </w:t>
-                            </w:r>
-                            <w:proofErr w:type="spellStart"/>
-                            <w:proofErr w:type="gramStart"/>
-                            <w:r>
-                              <w:t>gcd</w:t>
-                            </w:r>
-                            <w:proofErr w:type="spellEnd"/>
-                            <w:r>
-                              <w:t>(</w:t>
-                            </w:r>
-                            <w:proofErr w:type="gramEnd"/>
-                            <w:r>
-                              <w:t>a, b) using only shifts, subtraction, and comparisons.</w:t>
+                              <w:t>// Computes gcd(a, b) using only shifts, subtraction, and comparisons.</w:t>
                             </w:r>
                           </w:p>
                           <w:p>
@@ -1640,20 +1505,7 @@
                               <w:spacing w:after="0" w:line="240" w:lineRule="auto"/>
                             </w:pPr>
                             <w:r>
-                              <w:t xml:space="preserve">int </w:t>
-                            </w:r>
-                            <w:proofErr w:type="spellStart"/>
-                            <w:proofErr w:type="gramStart"/>
-                            <w:r>
-                              <w:t>gcd</w:t>
-                            </w:r>
-                            <w:proofErr w:type="spellEnd"/>
-                            <w:r>
-                              <w:t>(</w:t>
-                            </w:r>
-                            <w:proofErr w:type="gramEnd"/>
-                            <w:r>
-                              <w:t>int a, int b) {</w:t>
+                              <w:t>int gcd(int a, int b) {</w:t>
                             </w:r>
                           </w:p>
                           <w:p>
@@ -1669,23 +1521,7 @@
                               <w:spacing w:after="0" w:line="240" w:lineRule="auto"/>
                             </w:pPr>
                             <w:r>
-                              <w:t xml:space="preserve">    // This works because if a==0, </w:t>
-                            </w:r>
-                            <w:proofErr w:type="spellStart"/>
-                            <w:r>
-                              <w:t>a|b</w:t>
-                            </w:r>
-                            <w:proofErr w:type="spellEnd"/>
-                            <w:r>
-                              <w:t xml:space="preserve"> == b; if b==0, </w:t>
-                            </w:r>
-                            <w:proofErr w:type="spellStart"/>
-                            <w:r>
-                              <w:t>a|b</w:t>
-                            </w:r>
-                            <w:proofErr w:type="spellEnd"/>
-                            <w:r>
-                              <w:t xml:space="preserve"> == a.</w:t>
+                              <w:t xml:space="preserve">    // This works because if a==0, a|b == b; if b==0, a|b == a.</w:t>
                             </w:r>
                           </w:p>
                           <w:p>
@@ -1693,23 +1529,7 @@
                               <w:spacing w:after="0" w:line="240" w:lineRule="auto"/>
                             </w:pPr>
                             <w:r>
-                              <w:t xml:space="preserve">    if </w:t>
-                            </w:r>
-                            <w:proofErr w:type="gramStart"/>
-                            <w:r>
-                              <w:t>(!a</w:t>
-                            </w:r>
-                            <w:proofErr w:type="gramEnd"/>
-                            <w:r>
-                              <w:t xml:space="preserve"> |</w:t>
-                            </w:r>
-                            <w:proofErr w:type="gramStart"/>
-                            <w:r>
-                              <w:t>| !b</w:t>
-                            </w:r>
-                            <w:proofErr w:type="gramEnd"/>
-                            <w:r>
-                              <w:t>)</w:t>
+                              <w:t xml:space="preserve">    if (!a || !b)</w:t>
                             </w:r>
                           </w:p>
                           <w:p>
@@ -1717,23 +1537,7 @@
                               <w:spacing w:after="0" w:line="240" w:lineRule="auto"/>
                             </w:pPr>
                             <w:r>
-                              <w:t xml:space="preserve">        return a | </w:t>
-                            </w:r>
-                            <w:proofErr w:type="gramStart"/>
-                            <w:r>
-                              <w:t>b;  /</w:t>
-                            </w:r>
-                            <w:proofErr w:type="gramEnd"/>
-                            <w:r>
-                              <w:t xml:space="preserve">/ handles (0, x) and (x, 0) in </w:t>
-                            </w:r>
-                            <w:proofErr w:type="gramStart"/>
-                            <w:r>
-                              <w:t>O(</w:t>
-                            </w:r>
-                            <w:proofErr w:type="gramEnd"/>
-                            <w:r>
-                              <w:t>1)</w:t>
+                              <w:t xml:space="preserve">        return a | b;  // handles (0, x) and (x, 0) in O(1)</w:t>
                             </w:r>
                           </w:p>
                           <w:p>
@@ -1754,47 +1558,7 @@
                               <w:spacing w:after="0" w:line="240" w:lineRule="auto"/>
                             </w:pPr>
                             <w:r>
-                              <w:t xml:space="preserve">    // </w:t>
-                            </w:r>
-                            <w:proofErr w:type="spellStart"/>
-                            <w:r>
-                              <w:t>ctz</w:t>
-                            </w:r>
-                            <w:proofErr w:type="spellEnd"/>
-                            <w:r>
-                              <w:t xml:space="preserve">(x) = count trailing zeros in binary; </w:t>
-                            </w:r>
-                            <w:proofErr w:type="spellStart"/>
-                            <w:r>
-                              <w:t>ctz</w:t>
-                            </w:r>
-                            <w:proofErr w:type="spellEnd"/>
-                            <w:r>
-                              <w:t>(</w:t>
-                            </w:r>
-                            <w:proofErr w:type="spellStart"/>
-                            <w:r>
-                              <w:t>a|b</w:t>
-                            </w:r>
-                            <w:proofErr w:type="spellEnd"/>
-                            <w:r>
-                              <w:t>) gives min(</w:t>
-                            </w:r>
-                            <w:proofErr w:type="spellStart"/>
-                            <w:r>
-                              <w:t>ctz</w:t>
-                            </w:r>
-                            <w:proofErr w:type="spellEnd"/>
-                            <w:r>
-                              <w:t xml:space="preserve">(a), </w:t>
-                            </w:r>
-                            <w:proofErr w:type="spellStart"/>
-                            <w:r>
-                              <w:t>ctz</w:t>
-                            </w:r>
-                            <w:proofErr w:type="spellEnd"/>
-                            <w:r>
-                              <w:t>(b)).</w:t>
+                              <w:t xml:space="preserve">    // ctz(x) = count trailing zeros in binary; ctz(a|b) gives min(ctz(a), ctz(b)).</w:t>
                             </w:r>
                           </w:p>
                           <w:p>
@@ -1802,31 +1566,7 @@
                               <w:spacing w:after="0" w:line="240" w:lineRule="auto"/>
                             </w:pPr>
                             <w:r>
-                              <w:t xml:space="preserve">    unsigned shift = __</w:t>
-                            </w:r>
-                            <w:proofErr w:type="spellStart"/>
-                            <w:r>
-                              <w:t>builtin_</w:t>
-                            </w:r>
-                            <w:proofErr w:type="gramStart"/>
-                            <w:r>
-                              <w:t>ctz</w:t>
-                            </w:r>
-                            <w:proofErr w:type="spellEnd"/>
-                            <w:r>
-                              <w:t>(</w:t>
-                            </w:r>
-                            <w:proofErr w:type="gramEnd"/>
-                            <w:r>
-                              <w:t>a | b</w:t>
-                            </w:r>
-                            <w:proofErr w:type="gramStart"/>
-                            <w:r>
-                              <w:t>);  /</w:t>
-                            </w:r>
-                            <w:proofErr w:type="gramEnd"/>
-                            <w:r>
-                              <w:t>/ factor 2^shift out and restore at the end</w:t>
+                              <w:t xml:space="preserve">    unsigned shift = __builtin_ctz(a | b);  // factor 2^shift out and restore at the end</w:t>
                             </w:r>
                           </w:p>
                           <w:p>
@@ -1839,17 +1579,7 @@
                               <w:spacing w:after="0" w:line="240" w:lineRule="auto"/>
                             </w:pPr>
                             <w:r>
-                              <w:t xml:space="preserve">    // Make </w:t>
-                            </w:r>
-                            <w:proofErr w:type="spellStart"/>
-                            <w:proofErr w:type="gramStart"/>
-                            <w:r>
-                              <w:t>a</w:t>
-                            </w:r>
-                            <w:proofErr w:type="spellEnd"/>
-                            <w:proofErr w:type="gramEnd"/>
-                            <w:r>
-                              <w:t xml:space="preserve"> odd by removing all factors of two.</w:t>
+                              <w:t xml:space="preserve">    // Make a odd by removing all factors of two.</w:t>
                             </w:r>
                           </w:p>
                           <w:p>
@@ -1857,23 +1587,7 @@
                               <w:spacing w:after="0" w:line="240" w:lineRule="auto"/>
                             </w:pPr>
                             <w:r>
-                              <w:t xml:space="preserve">    a &gt;&gt;= __</w:t>
-                            </w:r>
-                            <w:proofErr w:type="spellStart"/>
-                            <w:r>
-                              <w:t>builtin_ctz</w:t>
-                            </w:r>
-                            <w:proofErr w:type="spellEnd"/>
-                            <w:r>
-                              <w:t>(a</w:t>
-                            </w:r>
-                            <w:proofErr w:type="gramStart"/>
-                            <w:r>
-                              <w:t>);  /</w:t>
-                            </w:r>
-                            <w:proofErr w:type="gramEnd"/>
-                            <w:r>
-                              <w:t>/ divide a by 2^ctz(a)</w:t>
+                              <w:t xml:space="preserve">    a &gt;&gt;= __builtin_ctz(a);  // divide a by 2^ctz(a)</w:t>
                             </w:r>
                           </w:p>
                           <w:p>
@@ -1886,17 +1600,7 @@
                               <w:spacing w:after="0" w:line="240" w:lineRule="auto"/>
                             </w:pPr>
                             <w:r>
-                              <w:t xml:space="preserve">    // Main loop: maintain </w:t>
-                            </w:r>
-                            <w:proofErr w:type="spellStart"/>
-                            <w:proofErr w:type="gramStart"/>
-                            <w:r>
-                              <w:t>a</w:t>
-                            </w:r>
-                            <w:proofErr w:type="spellEnd"/>
-                            <w:proofErr w:type="gramEnd"/>
-                            <w:r>
-                              <w:t xml:space="preserve"> odd; reduce b until it becomes zero.</w:t>
+                              <w:t xml:space="preserve">    // Main loop: maintain a odd; reduce b until it becomes zero.</w:t>
                             </w:r>
                           </w:p>
                           <w:p>
@@ -1920,23 +1624,7 @@
                               <w:spacing w:after="0" w:line="240" w:lineRule="auto"/>
                             </w:pPr>
                             <w:r>
-                              <w:t xml:space="preserve">        b &gt;&gt;= __</w:t>
-                            </w:r>
-                            <w:proofErr w:type="spellStart"/>
-                            <w:r>
-                              <w:t>builtin_ctz</w:t>
-                            </w:r>
-                            <w:proofErr w:type="spellEnd"/>
-                            <w:r>
-                              <w:t>(b</w:t>
-                            </w:r>
-                            <w:proofErr w:type="gramStart"/>
-                            <w:r>
-                              <w:t>);  /</w:t>
-                            </w:r>
-                            <w:proofErr w:type="gramEnd"/>
-                            <w:r>
-                              <w:t>/ divide b by 2^ctz(b)</w:t>
+                              <w:t xml:space="preserve">        b &gt;&gt;= __builtin_ctz(b);  // divide b by 2^ctz(b)</w:t>
                             </w:r>
                           </w:p>
                           <w:p>
@@ -1965,23 +1653,7 @@
                               <w:spacing w:after="0" w:line="240" w:lineRule="auto"/>
                             </w:pPr>
                             <w:r>
-                              <w:t xml:space="preserve">            </w:t>
-                            </w:r>
-                            <w:proofErr w:type="gramStart"/>
-                            <w:r>
-                              <w:t>swap(</w:t>
-                            </w:r>
-                            <w:proofErr w:type="gramEnd"/>
-                            <w:r>
-                              <w:t>a, b</w:t>
-                            </w:r>
-                            <w:proofErr w:type="gramStart"/>
-                            <w:r>
-                              <w:t>);  /</w:t>
-                            </w:r>
-                            <w:proofErr w:type="gramEnd"/>
-                            <w:r>
-                              <w:t>/ now a &lt;= b</w:t>
+                              <w:t xml:space="preserve">            swap(a, b);  // now a &lt;= b</w:t>
                             </w:r>
                           </w:p>
                           <w:p>
@@ -1994,15 +1666,7 @@
                               <w:spacing w:after="0" w:line="240" w:lineRule="auto"/>
                             </w:pPr>
                             <w:r>
-                              <w:t xml:space="preserve">        // Replace (a, b) with (a, b - a); </w:t>
-                            </w:r>
-                            <w:proofErr w:type="spellStart"/>
-                            <w:r>
-                              <w:t>gcd</w:t>
-                            </w:r>
-                            <w:proofErr w:type="spellEnd"/>
-                            <w:r>
-                              <w:t xml:space="preserve"> is invariant under subtracting equals for odd a, b.</w:t>
+                              <w:t xml:space="preserve">        // Replace (a, b) with (a, b - a); gcd is invariant under subtracting equals for odd a, b.</w:t>
                             </w:r>
                           </w:p>
                           <w:p>
@@ -2010,15 +1674,7 @@
                               <w:spacing w:after="0" w:line="240" w:lineRule="auto"/>
                             </w:pPr>
                             <w:r>
-                              <w:t xml:space="preserve">        b -= </w:t>
-                            </w:r>
-                            <w:proofErr w:type="gramStart"/>
-                            <w:r>
-                              <w:t>a;  /</w:t>
-                            </w:r>
-                            <w:proofErr w:type="gramEnd"/>
-                            <w:r>
-                              <w:t>/ b becomes even (difference of two odds), next iteration will strip the 2s</w:t>
+                              <w:t xml:space="preserve">        b -= a;  // b becomes even (difference of two odds), next iteration will strip the 2s</w:t>
                             </w:r>
                           </w:p>
                           <w:p>
@@ -2026,23 +1682,7 @@
                               <w:spacing w:after="0" w:line="240" w:lineRule="auto"/>
                             </w:pPr>
                             <w:r>
-                              <w:t xml:space="preserve">    } while (b</w:t>
-                            </w:r>
-                            <w:proofErr w:type="gramStart"/>
-                            <w:r>
-                              <w:t>);  /</w:t>
-                            </w:r>
-                            <w:proofErr w:type="gramEnd"/>
-                            <w:r>
-                              <w:t xml:space="preserve">/ stop when b hits 0; then a holds </w:t>
-                            </w:r>
-                            <w:proofErr w:type="spellStart"/>
-                            <w:r>
-                              <w:t>gcd</w:t>
-                            </w:r>
-                            <w:proofErr w:type="spellEnd"/>
-                            <w:r>
-                              <w:t xml:space="preserve"> without the common 2^shift factor</w:t>
+                              <w:t xml:space="preserve">    } while (b);  // stop when b hits 0; then a holds gcd without the common 2^shift factor</w:t>
                             </w:r>
                           </w:p>
                           <w:p>
@@ -2063,29 +1703,8 @@
                               <w:spacing w:after="0" w:line="240" w:lineRule="auto"/>
                             </w:pPr>
                             <w:r>
-                              <w:t xml:space="preserve">    return a &lt;&lt; </w:t>
+                              <w:t xml:space="preserve">    return a &lt;&lt; shift;  // multiply gcd by 2^shift to get final result</w:t>
                             </w:r>
-                            <w:proofErr w:type="gramStart"/>
-                            <w:r>
-                              <w:t>shift;  /</w:t>
-                            </w:r>
-                            <w:proofErr w:type="gramEnd"/>
-                            <w:r>
-                              <w:t xml:space="preserve">/ multiply </w:t>
-                            </w:r>
-                            <w:proofErr w:type="spellStart"/>
-                            <w:r>
-                              <w:t>gcd</w:t>
-                            </w:r>
-                            <w:proofErr w:type="spellEnd"/>
-                            <w:r>
-                              <w:t xml:space="preserve"> by 2^shift to get </w:t>
-                            </w:r>
-                            <w:proofErr w:type="gramStart"/>
-                            <w:r>
-                              <w:t>final result</w:t>
-                            </w:r>
-                            <w:proofErr w:type="gramEnd"/>
                           </w:p>
                           <w:p>
                             <w:pPr>
@@ -2132,20 +1751,7 @@
                         <w:spacing w:after="0" w:line="240" w:lineRule="auto"/>
                       </w:pPr>
                       <w:r>
-                        <w:t xml:space="preserve">// Computes </w:t>
-                      </w:r>
-                      <w:proofErr w:type="spellStart"/>
-                      <w:proofErr w:type="gramStart"/>
-                      <w:r>
-                        <w:t>gcd</w:t>
-                      </w:r>
-                      <w:proofErr w:type="spellEnd"/>
-                      <w:r>
-                        <w:t>(</w:t>
-                      </w:r>
-                      <w:proofErr w:type="gramEnd"/>
-                      <w:r>
-                        <w:t>a, b) using only shifts, subtraction, and comparisons.</w:t>
+                        <w:t>// Computes gcd(a, b) using only shifts, subtraction, and comparisons.</w:t>
                       </w:r>
                     </w:p>
                     <w:p>
@@ -2153,20 +1759,7 @@
                         <w:spacing w:after="0" w:line="240" w:lineRule="auto"/>
                       </w:pPr>
                       <w:r>
-                        <w:t xml:space="preserve">int </w:t>
-                      </w:r>
-                      <w:proofErr w:type="spellStart"/>
-                      <w:proofErr w:type="gramStart"/>
-                      <w:r>
-                        <w:t>gcd</w:t>
-                      </w:r>
-                      <w:proofErr w:type="spellEnd"/>
-                      <w:r>
-                        <w:t>(</w:t>
-                      </w:r>
-                      <w:proofErr w:type="gramEnd"/>
-                      <w:r>
-                        <w:t>int a, int b) {</w:t>
+                        <w:t>int gcd(int a, int b) {</w:t>
                       </w:r>
                     </w:p>
                     <w:p>
@@ -2182,23 +1775,7 @@
                         <w:spacing w:after="0" w:line="240" w:lineRule="auto"/>
                       </w:pPr>
                       <w:r>
-                        <w:t xml:space="preserve">    // This works because if a==0, </w:t>
-                      </w:r>
-                      <w:proofErr w:type="spellStart"/>
-                      <w:r>
-                        <w:t>a|b</w:t>
-                      </w:r>
-                      <w:proofErr w:type="spellEnd"/>
-                      <w:r>
-                        <w:t xml:space="preserve"> == b; if b==0, </w:t>
-                      </w:r>
-                      <w:proofErr w:type="spellStart"/>
-                      <w:r>
-                        <w:t>a|b</w:t>
-                      </w:r>
-                      <w:proofErr w:type="spellEnd"/>
-                      <w:r>
-                        <w:t xml:space="preserve"> == a.</w:t>
+                        <w:t xml:space="preserve">    // This works because if a==0, a|b == b; if b==0, a|b == a.</w:t>
                       </w:r>
                     </w:p>
                     <w:p>
@@ -2206,23 +1783,7 @@
                         <w:spacing w:after="0" w:line="240" w:lineRule="auto"/>
                       </w:pPr>
                       <w:r>
-                        <w:t xml:space="preserve">    if </w:t>
-                      </w:r>
-                      <w:proofErr w:type="gramStart"/>
-                      <w:r>
-                        <w:t>(!a</w:t>
-                      </w:r>
-                      <w:proofErr w:type="gramEnd"/>
-                      <w:r>
-                        <w:t xml:space="preserve"> |</w:t>
-                      </w:r>
-                      <w:proofErr w:type="gramStart"/>
-                      <w:r>
-                        <w:t>| !b</w:t>
-                      </w:r>
-                      <w:proofErr w:type="gramEnd"/>
-                      <w:r>
-                        <w:t>)</w:t>
+                        <w:t xml:space="preserve">    if (!a || !b)</w:t>
                       </w:r>
                     </w:p>
                     <w:p>
@@ -2230,23 +1791,7 @@
                         <w:spacing w:after="0" w:line="240" w:lineRule="auto"/>
                       </w:pPr>
                       <w:r>
-                        <w:t xml:space="preserve">        return a | </w:t>
-                      </w:r>
-                      <w:proofErr w:type="gramStart"/>
-                      <w:r>
-                        <w:t>b;  /</w:t>
-                      </w:r>
-                      <w:proofErr w:type="gramEnd"/>
-                      <w:r>
-                        <w:t xml:space="preserve">/ handles (0, x) and (x, 0) in </w:t>
-                      </w:r>
-                      <w:proofErr w:type="gramStart"/>
-                      <w:r>
-                        <w:t>O(</w:t>
-                      </w:r>
-                      <w:proofErr w:type="gramEnd"/>
-                      <w:r>
-                        <w:t>1)</w:t>
+                        <w:t xml:space="preserve">        return a | b;  // handles (0, x) and (x, 0) in O(1)</w:t>
                       </w:r>
                     </w:p>
                     <w:p>
@@ -2267,47 +1812,7 @@
                         <w:spacing w:after="0" w:line="240" w:lineRule="auto"/>
                       </w:pPr>
                       <w:r>
-                        <w:t xml:space="preserve">    // </w:t>
-                      </w:r>
-                      <w:proofErr w:type="spellStart"/>
-                      <w:r>
-                        <w:t>ctz</w:t>
-                      </w:r>
-                      <w:proofErr w:type="spellEnd"/>
-                      <w:r>
-                        <w:t xml:space="preserve">(x) = count trailing zeros in binary; </w:t>
-                      </w:r>
-                      <w:proofErr w:type="spellStart"/>
-                      <w:r>
-                        <w:t>ctz</w:t>
-                      </w:r>
-                      <w:proofErr w:type="spellEnd"/>
-                      <w:r>
-                        <w:t>(</w:t>
-                      </w:r>
-                      <w:proofErr w:type="spellStart"/>
-                      <w:r>
-                        <w:t>a|b</w:t>
-                      </w:r>
-                      <w:proofErr w:type="spellEnd"/>
-                      <w:r>
-                        <w:t>) gives min(</w:t>
-                      </w:r>
-                      <w:proofErr w:type="spellStart"/>
-                      <w:r>
-                        <w:t>ctz</w:t>
-                      </w:r>
-                      <w:proofErr w:type="spellEnd"/>
-                      <w:r>
-                        <w:t xml:space="preserve">(a), </w:t>
-                      </w:r>
-                      <w:proofErr w:type="spellStart"/>
-                      <w:r>
-                        <w:t>ctz</w:t>
-                      </w:r>
-                      <w:proofErr w:type="spellEnd"/>
-                      <w:r>
-                        <w:t>(b)).</w:t>
+                        <w:t xml:space="preserve">    // ctz(x) = count trailing zeros in binary; ctz(a|b) gives min(ctz(a), ctz(b)).</w:t>
                       </w:r>
                     </w:p>
                     <w:p>
@@ -2315,31 +1820,7 @@
                         <w:spacing w:after="0" w:line="240" w:lineRule="auto"/>
                       </w:pPr>
                       <w:r>
-                        <w:t xml:space="preserve">    unsigned shift = __</w:t>
-                      </w:r>
-                      <w:proofErr w:type="spellStart"/>
-                      <w:r>
-                        <w:t>builtin_</w:t>
-                      </w:r>
-                      <w:proofErr w:type="gramStart"/>
-                      <w:r>
-                        <w:t>ctz</w:t>
-                      </w:r>
-                      <w:proofErr w:type="spellEnd"/>
-                      <w:r>
-                        <w:t>(</w:t>
-                      </w:r>
-                      <w:proofErr w:type="gramEnd"/>
-                      <w:r>
-                        <w:t>a | b</w:t>
-                      </w:r>
-                      <w:proofErr w:type="gramStart"/>
-                      <w:r>
-                        <w:t>);  /</w:t>
-                      </w:r>
-                      <w:proofErr w:type="gramEnd"/>
-                      <w:r>
-                        <w:t>/ factor 2^shift out and restore at the end</w:t>
+                        <w:t xml:space="preserve">    unsigned shift = __builtin_ctz(a | b);  // factor 2^shift out and restore at the end</w:t>
                       </w:r>
                     </w:p>
                     <w:p>
@@ -2352,17 +1833,7 @@
                         <w:spacing w:after="0" w:line="240" w:lineRule="auto"/>
                       </w:pPr>
                       <w:r>
-                        <w:t xml:space="preserve">    // Make </w:t>
-                      </w:r>
-                      <w:proofErr w:type="spellStart"/>
-                      <w:proofErr w:type="gramStart"/>
-                      <w:r>
-                        <w:t>a</w:t>
-                      </w:r>
-                      <w:proofErr w:type="spellEnd"/>
-                      <w:proofErr w:type="gramEnd"/>
-                      <w:r>
-                        <w:t xml:space="preserve"> odd by removing all factors of two.</w:t>
+                        <w:t xml:space="preserve">    // Make a odd by removing all factors of two.</w:t>
                       </w:r>
                     </w:p>
                     <w:p>
@@ -2370,23 +1841,7 @@
                         <w:spacing w:after="0" w:line="240" w:lineRule="auto"/>
                       </w:pPr>
                       <w:r>
-                        <w:t xml:space="preserve">    a &gt;&gt;= __</w:t>
-                      </w:r>
-                      <w:proofErr w:type="spellStart"/>
-                      <w:r>
-                        <w:t>builtin_ctz</w:t>
-                      </w:r>
-                      <w:proofErr w:type="spellEnd"/>
-                      <w:r>
-                        <w:t>(a</w:t>
-                      </w:r>
-                      <w:proofErr w:type="gramStart"/>
-                      <w:r>
-                        <w:t>);  /</w:t>
-                      </w:r>
-                      <w:proofErr w:type="gramEnd"/>
-                      <w:r>
-                        <w:t>/ divide a by 2^ctz(a)</w:t>
+                        <w:t xml:space="preserve">    a &gt;&gt;= __builtin_ctz(a);  // divide a by 2^ctz(a)</w:t>
                       </w:r>
                     </w:p>
                     <w:p>
@@ -2399,17 +1854,7 @@
                         <w:spacing w:after="0" w:line="240" w:lineRule="auto"/>
                       </w:pPr>
                       <w:r>
-                        <w:t xml:space="preserve">    // Main loop: maintain </w:t>
-                      </w:r>
-                      <w:proofErr w:type="spellStart"/>
-                      <w:proofErr w:type="gramStart"/>
-                      <w:r>
-                        <w:t>a</w:t>
-                      </w:r>
-                      <w:proofErr w:type="spellEnd"/>
-                      <w:proofErr w:type="gramEnd"/>
-                      <w:r>
-                        <w:t xml:space="preserve"> odd; reduce b until it becomes zero.</w:t>
+                        <w:t xml:space="preserve">    // Main loop: maintain a odd; reduce b until it becomes zero.</w:t>
                       </w:r>
                     </w:p>
                     <w:p>
@@ -2433,23 +1878,7 @@
                         <w:spacing w:after="0" w:line="240" w:lineRule="auto"/>
                       </w:pPr>
                       <w:r>
-                        <w:t xml:space="preserve">        b &gt;&gt;= __</w:t>
-                      </w:r>
-                      <w:proofErr w:type="spellStart"/>
-                      <w:r>
-                        <w:t>builtin_ctz</w:t>
-                      </w:r>
-                      <w:proofErr w:type="spellEnd"/>
-                      <w:r>
-                        <w:t>(b</w:t>
-                      </w:r>
-                      <w:proofErr w:type="gramStart"/>
-                      <w:r>
-                        <w:t>);  /</w:t>
-                      </w:r>
-                      <w:proofErr w:type="gramEnd"/>
-                      <w:r>
-                        <w:t>/ divide b by 2^ctz(b)</w:t>
+                        <w:t xml:space="preserve">        b &gt;&gt;= __builtin_ctz(b);  // divide b by 2^ctz(b)</w:t>
                       </w:r>
                     </w:p>
                     <w:p>
@@ -2478,23 +1907,7 @@
                         <w:spacing w:after="0" w:line="240" w:lineRule="auto"/>
                       </w:pPr>
                       <w:r>
-                        <w:t xml:space="preserve">            </w:t>
-                      </w:r>
-                      <w:proofErr w:type="gramStart"/>
-                      <w:r>
-                        <w:t>swap(</w:t>
-                      </w:r>
-                      <w:proofErr w:type="gramEnd"/>
-                      <w:r>
-                        <w:t>a, b</w:t>
-                      </w:r>
-                      <w:proofErr w:type="gramStart"/>
-                      <w:r>
-                        <w:t>);  /</w:t>
-                      </w:r>
-                      <w:proofErr w:type="gramEnd"/>
-                      <w:r>
-                        <w:t>/ now a &lt;= b</w:t>
+                        <w:t xml:space="preserve">            swap(a, b);  // now a &lt;= b</w:t>
                       </w:r>
                     </w:p>
                     <w:p>
@@ -2507,15 +1920,7 @@
                         <w:spacing w:after="0" w:line="240" w:lineRule="auto"/>
                       </w:pPr>
                       <w:r>
-                        <w:t xml:space="preserve">        // Replace (a, b) with (a, b - a); </w:t>
-                      </w:r>
-                      <w:proofErr w:type="spellStart"/>
-                      <w:r>
-                        <w:t>gcd</w:t>
-                      </w:r>
-                      <w:proofErr w:type="spellEnd"/>
-                      <w:r>
-                        <w:t xml:space="preserve"> is invariant under subtracting equals for odd a, b.</w:t>
+                        <w:t xml:space="preserve">        // Replace (a, b) with (a, b - a); gcd is invariant under subtracting equals for odd a, b.</w:t>
                       </w:r>
                     </w:p>
                     <w:p>
@@ -2523,15 +1928,7 @@
                         <w:spacing w:after="0" w:line="240" w:lineRule="auto"/>
                       </w:pPr>
                       <w:r>
-                        <w:t xml:space="preserve">        b -= </w:t>
-                      </w:r>
-                      <w:proofErr w:type="gramStart"/>
-                      <w:r>
-                        <w:t>a;  /</w:t>
-                      </w:r>
-                      <w:proofErr w:type="gramEnd"/>
-                      <w:r>
-                        <w:t>/ b becomes even (difference of two odds), next iteration will strip the 2s</w:t>
+                        <w:t xml:space="preserve">        b -= a;  // b becomes even (difference of two odds), next iteration will strip the 2s</w:t>
                       </w:r>
                     </w:p>
                     <w:p>
@@ -2539,23 +1936,7 @@
                         <w:spacing w:after="0" w:line="240" w:lineRule="auto"/>
                       </w:pPr>
                       <w:r>
-                        <w:t xml:space="preserve">    } while (b</w:t>
-                      </w:r>
-                      <w:proofErr w:type="gramStart"/>
-                      <w:r>
-                        <w:t>);  /</w:t>
-                      </w:r>
-                      <w:proofErr w:type="gramEnd"/>
-                      <w:r>
-                        <w:t xml:space="preserve">/ stop when b hits 0; then a holds </w:t>
-                      </w:r>
-                      <w:proofErr w:type="spellStart"/>
-                      <w:r>
-                        <w:t>gcd</w:t>
-                      </w:r>
-                      <w:proofErr w:type="spellEnd"/>
-                      <w:r>
-                        <w:t xml:space="preserve"> without the common 2^shift factor</w:t>
+                        <w:t xml:space="preserve">    } while (b);  // stop when b hits 0; then a holds gcd without the common 2^shift factor</w:t>
                       </w:r>
                     </w:p>
                     <w:p>
@@ -2576,29 +1957,8 @@
                         <w:spacing w:after="0" w:line="240" w:lineRule="auto"/>
                       </w:pPr>
                       <w:r>
-                        <w:t xml:space="preserve">    return a &lt;&lt; </w:t>
+                        <w:t xml:space="preserve">    return a &lt;&lt; shift;  // multiply gcd by 2^shift to get final result</w:t>
                       </w:r>
-                      <w:proofErr w:type="gramStart"/>
-                      <w:r>
-                        <w:t>shift;  /</w:t>
-                      </w:r>
-                      <w:proofErr w:type="gramEnd"/>
-                      <w:r>
-                        <w:t xml:space="preserve">/ multiply </w:t>
-                      </w:r>
-                      <w:proofErr w:type="spellStart"/>
-                      <w:r>
-                        <w:t>gcd</w:t>
-                      </w:r>
-                      <w:proofErr w:type="spellEnd"/>
-                      <w:r>
-                        <w:t xml:space="preserve"> by 2^shift to get </w:t>
-                      </w:r>
-                      <w:proofErr w:type="gramStart"/>
-                      <w:r>
-                        <w:t>final result</w:t>
-                      </w:r>
-                      <w:proofErr w:type="gramEnd"/>
                     </w:p>
                     <w:p>
                       <w:pPr>
@@ -2688,23 +2048,7 @@
           <w:rFonts w:eastAsia="inter"/>
           <w:szCs w:val="20"/>
         </w:rPr>
-        <w:t xml:space="preserve">. If either is zero, return the </w:t>
-      </w:r>
-      <w:proofErr w:type="gramStart"/>
-      <w:r>
-        <w:rPr>
-          <w:rFonts w:eastAsia="inter"/>
-          <w:szCs w:val="20"/>
-        </w:rPr>
-        <w:t>other;</w:t>
-      </w:r>
-      <w:proofErr w:type="gramEnd"/>
-      <w:r>
-        <w:rPr>
-          <w:rFonts w:eastAsia="inter"/>
-          <w:szCs w:val="20"/>
-        </w:rPr>
-        <w:t xml:space="preserve"> not the case. Compute common power-of-two factor: </w:t>
+        <w:t xml:space="preserve">. If either is zero, return the other; not the case. Compute common power-of-two factor: </w:t>
       </w:r>
       <m:oMath>
         <m:r>
@@ -3737,36 +3081,19 @@
       <w:r>
         <w:t xml:space="preserve">How to implement </w:t>
       </w:r>
-      <w:proofErr w:type="spellStart"/>
-      <w:proofErr w:type="gramStart"/>
       <w:r>
         <w:t>ctz</w:t>
       </w:r>
-      <w:proofErr w:type="spellEnd"/>
-      <w:r>
-        <w:t>(</w:t>
-      </w:r>
-      <w:proofErr w:type="gramEnd"/>
-      <w:r>
-        <w:t>)</w:t>
+      <w:r>
+        <w:t>()</w:t>
       </w:r>
     </w:p>
     <w:p>
       <w:pPr>
         <w:ind w:left="0" w:firstLine="0"/>
       </w:pPr>
-      <w:proofErr w:type="spellStart"/>
-      <w:proofErr w:type="gramStart"/>
-      <w:r>
-        <w:t>ctz</w:t>
-      </w:r>
-      <w:proofErr w:type="spellEnd"/>
-      <w:r>
-        <w:t>(</w:t>
-      </w:r>
-      <w:proofErr w:type="gramEnd"/>
-      <w:r>
-        <w:t>)</w:t>
+      <w:r>
+        <w:t>ctz()</w:t>
       </w:r>
       <w:r>
         <w:t xml:space="preserve"> stands for “count trailing zeros”</w:t>
@@ -3775,41 +3102,7 @@
         <w:t>.</w:t>
       </w:r>
       <w:r>
-        <w:t xml:space="preserve"> It returns the number of consecutive 0-bits at the least-significant end of an integer’s binary representation. For example, </w:t>
-      </w:r>
-      <w:proofErr w:type="spellStart"/>
-      <w:proofErr w:type="gramStart"/>
-      <w:r>
-        <w:t>ctz</w:t>
-      </w:r>
-      <w:proofErr w:type="spellEnd"/>
-      <w:r>
-        <w:t>(</w:t>
-      </w:r>
-      <w:proofErr w:type="gramEnd"/>
-      <w:r>
-        <w:t xml:space="preserve">48) = 4 because 48 = 0b0011 0000 ends with four zeros, and </w:t>
-      </w:r>
-      <w:proofErr w:type="spellStart"/>
-      <w:proofErr w:type="gramStart"/>
-      <w:r>
-        <w:t>ctz</w:t>
-      </w:r>
-      <w:proofErr w:type="spellEnd"/>
-      <w:r>
-        <w:t>(</w:t>
-      </w:r>
-      <w:proofErr w:type="gramEnd"/>
-      <w:r>
-        <w:t xml:space="preserve">18) = 1 because 18 = 0b10010 ends with one zero. In the binary GCD (Stein’s) algorithm, </w:t>
-      </w:r>
-      <w:proofErr w:type="spellStart"/>
-      <w:r>
-        <w:t>ctz</w:t>
-      </w:r>
-      <w:proofErr w:type="spellEnd"/>
-      <w:r>
-        <w:t>(x) gives the largest power of 2 dividing x, so dividing by 2^ctz(x) quickly removes all factors of two.</w:t>
+        <w:t xml:space="preserve"> It returns the number of consecutive 0-bits at the least-significant end of an integer’s binary representation. For example, ctz(48) = 4 because 48 = 0b0011 0000 ends with four zeros, and ctz(18) = 1 because 18 = 0b10010 ends with one zero. In the binary GCD (Stein’s) algorithm, ctz(x) gives the largest power of 2 dividing x, so dividing by 2^ctz(x) quickly removes all factors of two.</w:t>
       </w:r>
       <w:r>
         <w:t>)</w:t>
@@ -3842,38 +3135,12 @@
       </w:r>
     </w:p>
     <w:p>
-      <w:proofErr w:type="spellStart"/>
-      <w:r>
-        <w:t>ctz</w:t>
-      </w:r>
-      <w:proofErr w:type="spellEnd"/>
-      <w:r>
-        <w:t xml:space="preserve">(x) = </w:t>
-      </w:r>
-      <w:proofErr w:type="spellStart"/>
-      <w:r>
-        <w:t>clz</w:t>
-      </w:r>
-      <w:proofErr w:type="spellEnd"/>
-      <w:r>
-        <w:t>(</w:t>
-      </w:r>
-      <w:proofErr w:type="spellStart"/>
-      <w:r>
-        <w:t>rbit</w:t>
-      </w:r>
-      <w:proofErr w:type="spellEnd"/>
-      <w:r>
-        <w:t>(x</w:t>
-      </w:r>
-      <w:proofErr w:type="gramStart"/>
-      <w:r>
-        <w:t>))</w:t>
+      <w:r>
+        <w:t>ctz(x) = clz(rbit(x))</w:t>
       </w:r>
       <w:r>
         <w:t xml:space="preserve">  (</w:t>
       </w:r>
-      <w:proofErr w:type="gramEnd"/>
       <w:r>
         <w:t xml:space="preserve">handle </w:t>
       </w:r>
@@ -3898,59 +3165,19 @@
         <w:t>F</w:t>
       </w:r>
       <w:r>
-        <w:t xml:space="preserve">or nonzero x, </w:t>
-      </w:r>
-      <w:proofErr w:type="spellStart"/>
-      <w:r>
-        <w:t>ctz</w:t>
-      </w:r>
-      <w:proofErr w:type="spellEnd"/>
-      <w:r>
-        <w:t xml:space="preserve">(x) = </w:t>
-      </w:r>
-      <w:proofErr w:type="spellStart"/>
-      <w:r>
-        <w:t>clz</w:t>
-      </w:r>
-      <w:proofErr w:type="spellEnd"/>
-      <w:r>
-        <w:t>(</w:t>
-      </w:r>
-      <w:proofErr w:type="spellStart"/>
-      <w:r>
-        <w:t>rbit</w:t>
-      </w:r>
-      <w:proofErr w:type="spellEnd"/>
-      <w:r>
-        <w:t>(x)) because reversing the bits turns trailing zeros into leading zeros. Using x = 0b0010</w:t>
+        <w:t>or nonzero x, ctz(x) = clz(rbit(x)) because reversing the bits turns trailing zeros into leading zeros. Using x = 0b0010</w:t>
       </w:r>
       <w:r>
         <w:t xml:space="preserve"> </w:t>
       </w:r>
       <w:r>
-        <w:t xml:space="preserve">1100 (44), </w:t>
-      </w:r>
-      <w:proofErr w:type="spellStart"/>
-      <w:r>
-        <w:t>rbit</w:t>
-      </w:r>
-      <w:proofErr w:type="spellEnd"/>
-      <w:r>
-        <w:t xml:space="preserve"> over 8 bits yields 0b0011</w:t>
+        <w:t>1100 (44), rbit over 8 bits yields 0b0011</w:t>
       </w:r>
       <w:r>
         <w:t xml:space="preserve"> </w:t>
       </w:r>
       <w:r>
-        <w:t xml:space="preserve">0100, which has 2 leading zeros, so </w:t>
-      </w:r>
-      <w:proofErr w:type="spellStart"/>
-      <w:r>
-        <w:t>ctz</w:t>
-      </w:r>
-      <w:proofErr w:type="spellEnd"/>
-      <w:r>
-        <w:t>(x) = 2</w:t>
+        <w:t>0100, which has 2 leading zeros, so ctz(x) = 2</w:t>
       </w:r>
       <w:r>
         <w:t>.</w:t>
@@ -3973,23 +3200,7 @@
         <w:t>implementations of</w:t>
       </w:r>
       <w:r>
-        <w:t xml:space="preserve"> </w:t>
-      </w:r>
-      <w:proofErr w:type="spellStart"/>
-      <w:r>
-        <w:t>ctz</w:t>
-      </w:r>
-      <w:proofErr w:type="spellEnd"/>
-      <w:r>
-        <w:t>/</w:t>
-      </w:r>
-      <w:proofErr w:type="spellStart"/>
-      <w:r>
-        <w:t>clz</w:t>
-      </w:r>
-      <w:proofErr w:type="spellEnd"/>
-      <w:r>
-        <w:t xml:space="preserve"> </w:t>
+        <w:t xml:space="preserve"> ctz/clz </w:t>
       </w:r>
       <w:r>
         <w:t>consider</w:t>
@@ -4010,45 +3221,16 @@
         <w:t xml:space="preserve"> d</w:t>
       </w:r>
       <w:r>
-        <w:t xml:space="preserve">efine </w:t>
-      </w:r>
-      <w:proofErr w:type="spellStart"/>
-      <w:proofErr w:type="gramStart"/>
-      <w:r>
-        <w:t>ctz</w:t>
-      </w:r>
-      <w:proofErr w:type="spellEnd"/>
-      <w:r>
-        <w:t>(0)</w:t>
-      </w:r>
-      <w:r>
-        <w:t>=</w:t>
-      </w:r>
-      <w:proofErr w:type="gramEnd"/>
-      <w:r>
-        <w:t>32</w:t>
+        <w:t>efine ctz(0)</w:t>
+      </w:r>
+      <w:r>
+        <w:t>=32</w:t>
       </w:r>
       <w:r>
         <w:t xml:space="preserve"> explicitly before </w:t>
       </w:r>
       <w:r>
-        <w:t xml:space="preserve">calling </w:t>
-      </w:r>
-      <w:proofErr w:type="spellStart"/>
-      <w:r>
-        <w:t>ctz</w:t>
-      </w:r>
-      <w:proofErr w:type="spellEnd"/>
-      <w:r>
-        <w:t xml:space="preserve">(x) for </w:t>
-      </w:r>
-      <w:proofErr w:type="gramStart"/>
-      <w:r>
-        <w:t>x!=</w:t>
-      </w:r>
-      <w:proofErr w:type="gramEnd"/>
-      <w:r>
-        <w:t>0</w:t>
+        <w:t>calling ctz(x) for x!=0</w:t>
       </w:r>
       <w:r>
         <w:t>.</w:t>
@@ -4211,25 +3393,7 @@
           <w:rFonts w:eastAsia="inter"/>
           <w:szCs w:val="20"/>
         </w:rPr>
-        <w:t xml:space="preserve"> (assuming your source file is named </w:t>
-      </w:r>
-      <w:proofErr w:type="spellStart"/>
-      <w:proofErr w:type="gramStart"/>
-      <w:r>
-        <w:rPr>
-          <w:rFonts w:eastAsia="inter"/>
-          <w:szCs w:val="20"/>
-        </w:rPr>
-        <w:t>gcd.s</w:t>
-      </w:r>
-      <w:proofErr w:type="spellEnd"/>
-      <w:proofErr w:type="gramEnd"/>
-      <w:r>
-        <w:rPr>
-          <w:rFonts w:eastAsia="inter"/>
-          <w:szCs w:val="20"/>
-        </w:rPr>
-        <w:t>)</w:t>
+        <w:t xml:space="preserve"> (assuming your source file is named gcd.s)</w:t>
       </w:r>
       <w:r>
         <w:rPr>
@@ -4252,38 +3416,8 @@
         <w:rPr>
           <w:szCs w:val="20"/>
         </w:rPr>
-        <w:t>arm-</w:t>
-      </w:r>
-      <w:proofErr w:type="spellStart"/>
-      <w:r>
-        <w:rPr>
-          <w:szCs w:val="20"/>
-        </w:rPr>
-        <w:t>linux</w:t>
-      </w:r>
-      <w:proofErr w:type="spellEnd"/>
-      <w:r>
-        <w:rPr>
-          <w:szCs w:val="20"/>
-        </w:rPr>
-        <w:t>-</w:t>
-      </w:r>
-      <w:proofErr w:type="spellStart"/>
-      <w:r>
-        <w:rPr>
-          <w:szCs w:val="20"/>
-        </w:rPr>
-        <w:t>gnueabihf</w:t>
-      </w:r>
-      <w:proofErr w:type="spellEnd"/>
-      <w:r>
-        <w:rPr>
-          <w:szCs w:val="20"/>
-        </w:rPr>
-        <w:t xml:space="preserve">-as -o </w:t>
-      </w:r>
-      <w:proofErr w:type="spellStart"/>
-      <w:proofErr w:type="gramStart"/>
+        <w:t xml:space="preserve">arm-linux-gnueabihf-as -o </w:t>
+      </w:r>
       <w:r>
         <w:rPr>
           <w:szCs w:val="20"/>
@@ -4294,18 +3428,8 @@
         <w:rPr>
           <w:szCs w:val="20"/>
         </w:rPr>
-        <w:t>.o</w:t>
-      </w:r>
-      <w:proofErr w:type="spellEnd"/>
-      <w:proofErr w:type="gramEnd"/>
-      <w:r>
-        <w:rPr>
-          <w:szCs w:val="20"/>
-        </w:rPr>
-        <w:t xml:space="preserve"> </w:t>
-      </w:r>
-      <w:proofErr w:type="spellStart"/>
-      <w:proofErr w:type="gramStart"/>
+        <w:t xml:space="preserve">.o </w:t>
+      </w:r>
       <w:r>
         <w:rPr>
           <w:szCs w:val="20"/>
@@ -4318,8 +3442,6 @@
         </w:rPr>
         <w:t>.s</w:t>
       </w:r>
-      <w:proofErr w:type="spellEnd"/>
-      <w:proofErr w:type="gramEnd"/>
     </w:p>
     <w:p>
       <w:pPr>
@@ -4335,58 +3457,26 @@
         <w:rPr>
           <w:szCs w:val="20"/>
         </w:rPr>
-        <w:t>arm-</w:t>
-      </w:r>
-      <w:proofErr w:type="spellStart"/>
-      <w:r>
-        <w:rPr>
-          <w:szCs w:val="20"/>
-        </w:rPr>
-        <w:t>linux</w:t>
-      </w:r>
-      <w:proofErr w:type="spellEnd"/>
-      <w:r>
-        <w:rPr>
-          <w:szCs w:val="20"/>
-        </w:rPr>
-        <w:t>-</w:t>
-      </w:r>
-      <w:proofErr w:type="spellStart"/>
-      <w:r>
-        <w:rPr>
-          <w:szCs w:val="20"/>
-        </w:rPr>
-        <w:t>gnueabihf-gcc</w:t>
-      </w:r>
-      <w:proofErr w:type="spellEnd"/>
-      <w:r>
-        <w:rPr>
-          <w:szCs w:val="20"/>
-        </w:rPr>
-        <w:t xml:space="preserve"> -o </w:t>
-      </w:r>
-      <w:proofErr w:type="spellStart"/>
+        <w:t xml:space="preserve">arm-linux-gnueabihf-gcc -o </w:t>
+      </w:r>
       <w:r>
         <w:rPr>
           <w:szCs w:val="20"/>
         </w:rPr>
         <w:t>gcd</w:t>
       </w:r>
-      <w:proofErr w:type="spellEnd"/>
       <w:r>
         <w:rPr>
           <w:szCs w:val="20"/>
         </w:rPr>
         <w:t xml:space="preserve"> </w:t>
       </w:r>
-      <w:proofErr w:type="spellStart"/>
       <w:r>
         <w:rPr>
           <w:szCs w:val="20"/>
         </w:rPr>
         <w:t>gcd</w:t>
       </w:r>
-      <w:proofErr w:type="spellEnd"/>
       <w:r>
         <w:rPr>
           <w:szCs w:val="20"/>
@@ -4535,13 +3625,7 @@
         <w:rPr>
           <w:rFonts w:eastAsiaTheme="minorEastAsia"/>
         </w:rPr>
-        <w:t>nums.txt</w:t>
-      </w:r>
-      <w:r>
-        <w:rPr>
-          <w:rFonts w:eastAsiaTheme="minorEastAsia"/>
-        </w:rPr>
-        <w:t xml:space="preserve">, or </w:t>
+        <w:t xml:space="preserve">nums.txt, or </w:t>
       </w:r>
       <w:r>
         <w:rPr>
@@ -4568,15 +3652,7 @@
         <w:t>code</w:t>
       </w:r>
       <w:r>
-        <w:t xml:space="preserve"> into the </w:t>
-      </w:r>
-      <w:proofErr w:type="gramStart"/>
-      <w:r>
-        <w:t>report, and</w:t>
-      </w:r>
-      <w:proofErr w:type="gramEnd"/>
-      <w:r>
-        <w:t xml:space="preserve"> provide a</w:t>
+        <w:t xml:space="preserve"> into the report, and provide a</w:t>
       </w:r>
       <w:r>
         <w:rPr>
@@ -4678,7 +3754,10 @@
         <w:t xml:space="preserve"> of part (1): </w:t>
       </w:r>
       <w:r>
-        <w:t>1</w:t>
+        <w:rPr>
+          <w:rFonts w:eastAsiaTheme="minorEastAsia" w:hint="eastAsia"/>
+        </w:rPr>
+        <w:t>2</w:t>
       </w:r>
       <w:r>
         <w:t xml:space="preserve"> pts</w:t>
@@ -4689,6 +3768,7 @@
         <w:spacing w:after="0"/>
       </w:pPr>
       <w:r>
+        <w:lastRenderedPageBreak/>
         <w:t xml:space="preserve">Correct implementation </w:t>
       </w:r>
       <w:r>

--- a/Labs/Lab2 GCD.docx
+++ b/Labs/Lab2 GCD.docx
@@ -3352,26 +3352,58 @@
       </w:r>
     </w:p>
     <w:p>
-      <w:r>
-        <w:t>M</w:t>
-      </w:r>
-      <w:r>
-        <w:t xml:space="preserve">odify it to implement </w:t>
-      </w:r>
-      <w:r>
-        <w:t xml:space="preserve">(1) the </w:t>
-      </w:r>
-      <w:r>
-        <w:t xml:space="preserve">Iterative (non-recursive) Euclidean </w:t>
-      </w:r>
-      <w:r>
-        <w:t xml:space="preserve">algorithm; </w:t>
-      </w:r>
-      <w:r>
-        <w:t xml:space="preserve">(2) </w:t>
-      </w:r>
-      <w:r>
-        <w:t>the Binary GCD algorithm.</w:t>
+      <w:pPr>
+        <w:rPr>
+          <w:rFonts w:eastAsiaTheme="minorEastAsia" w:hint="eastAsia"/>
+        </w:rPr>
+      </w:pPr>
+      <w:r>
+        <w:rPr>
+          <w:rFonts w:eastAsiaTheme="minorEastAsia" w:hint="eastAsia"/>
+        </w:rPr>
+        <w:t>You task is t</w:t>
+      </w:r>
+      <w:r>
+        <w:rPr>
+          <w:rFonts w:eastAsiaTheme="minorEastAsia"/>
+        </w:rPr>
+        <w:t>o implement  (1) the Iterative (non-recursive) Euclidean algorithm; (2) the Binary GCD algorithm</w:t>
+      </w:r>
+      <w:r>
+        <w:rPr>
+          <w:rFonts w:eastAsiaTheme="minorEastAsia" w:hint="eastAsia"/>
+        </w:rPr>
+        <w:t>.</w:t>
+      </w:r>
+      <w:r>
+        <w:rPr>
+          <w:rFonts w:eastAsiaTheme="minorEastAsia"/>
+        </w:rPr>
+        <w:t xml:space="preserve"> </w:t>
+      </w:r>
+      <w:r>
+        <w:rPr>
+          <w:rFonts w:eastAsiaTheme="minorEastAsia" w:hint="eastAsia"/>
+        </w:rPr>
+        <w:t>Y</w:t>
+      </w:r>
+      <w:r>
+        <w:rPr>
+          <w:rFonts w:eastAsiaTheme="minorEastAsia"/>
+        </w:rPr>
+        <w:t xml:space="preserve">ou can </w:t>
+      </w:r>
+      <w:r>
+        <w:rPr>
+          <w:rFonts w:eastAsiaTheme="minorEastAsia" w:hint="eastAsia"/>
+        </w:rPr>
+        <w:t xml:space="preserve">either </w:t>
+      </w:r>
+      <w:r>
+        <w:rPr>
+          <w:rFonts w:eastAsiaTheme="minorEastAsia"/>
+        </w:rPr>
+        <w:t>modify gcd.s, or start from fillable_gcd.s and use gcd.s as a reference.</w:t>
       </w:r>
     </w:p>
     <w:p>
@@ -3730,6 +3762,7 @@
         <w:spacing w:after="0"/>
       </w:pPr>
       <w:r>
+        <w:lastRenderedPageBreak/>
         <w:t>Correct implementation</w:t>
       </w:r>
       <w:r>
@@ -3768,7 +3801,6 @@
         <w:spacing w:after="0"/>
       </w:pPr>
       <w:r>
-        <w:lastRenderedPageBreak/>
         <w:t xml:space="preserve">Correct implementation </w:t>
       </w:r>
       <w:r>

--- a/Labs/Lab2 GCD.docx
+++ b/Labs/Lab2 GCD.docx
@@ -513,8 +513,13 @@
                               <w:spacing w:after="0" w:line="240" w:lineRule="auto"/>
                             </w:pPr>
                             <w:r>
-                              <w:t xml:space="preserve">        return a;</w:t>
-                            </w:r>
+                              <w:t xml:space="preserve">        return </w:t>
+                            </w:r>
+                            <w:proofErr w:type="gramStart"/>
+                            <w:r>
+                              <w:t>a;</w:t>
+                            </w:r>
+                            <w:proofErr w:type="gramEnd"/>
                           </w:p>
                           <w:p>
                             <w:pPr>
@@ -529,8 +534,13 @@
                               <w:spacing w:after="0" w:line="240" w:lineRule="auto"/>
                             </w:pPr>
                             <w:r>
-                              <w:t xml:space="preserve">        return gcd (b, a % b);</w:t>
-                            </w:r>
+                              <w:t xml:space="preserve">        return gcd (b, a % b</w:t>
+                            </w:r>
+                            <w:proofErr w:type="gramStart"/>
+                            <w:r>
+                              <w:t>);</w:t>
+                            </w:r>
+                            <w:proofErr w:type="gramEnd"/>
                           </w:p>
                           <w:p>
                             <w:pPr>
@@ -611,8 +621,13 @@
                         <w:spacing w:after="0" w:line="240" w:lineRule="auto"/>
                       </w:pPr>
                       <w:r>
-                        <w:t xml:space="preserve">        return a;</w:t>
-                      </w:r>
+                        <w:t xml:space="preserve">        return </w:t>
+                      </w:r>
+                      <w:proofErr w:type="gramStart"/>
+                      <w:r>
+                        <w:t>a;</w:t>
+                      </w:r>
+                      <w:proofErr w:type="gramEnd"/>
                     </w:p>
                     <w:p>
                       <w:pPr>
@@ -627,8 +642,13 @@
                         <w:spacing w:after="0" w:line="240" w:lineRule="auto"/>
                       </w:pPr>
                       <w:r>
-                        <w:t xml:space="preserve">        return gcd (b, a % b);</w:t>
-                      </w:r>
+                        <w:t xml:space="preserve">        return gcd (b, a % b</w:t>
+                      </w:r>
+                      <w:proofErr w:type="gramStart"/>
+                      <w:r>
+                        <w:t>);</w:t>
+                      </w:r>
+                      <w:proofErr w:type="gramEnd"/>
                     </w:p>
                     <w:p>
                       <w:pPr>
@@ -1167,16 +1187,34 @@
                               <w:spacing w:after="0" w:line="240" w:lineRule="auto"/>
                             </w:pPr>
                             <w:r>
-                              <w:t xml:space="preserve">        a %= b;</w:t>
-                            </w:r>
+                              <w:t xml:space="preserve">        a %= </w:t>
+                            </w:r>
+                            <w:proofErr w:type="gramStart"/>
+                            <w:r>
+                              <w:t>b;</w:t>
+                            </w:r>
+                            <w:proofErr w:type="gramEnd"/>
                           </w:p>
                           <w:p>
                             <w:pPr>
                               <w:spacing w:after="0" w:line="240" w:lineRule="auto"/>
                             </w:pPr>
                             <w:r>
-                              <w:t xml:space="preserve">        swap(a, b);</w:t>
-                            </w:r>
+                              <w:t xml:space="preserve">        </w:t>
+                            </w:r>
+                            <w:proofErr w:type="gramStart"/>
+                            <w:r>
+                              <w:t>swap(</w:t>
+                            </w:r>
+                            <w:proofErr w:type="gramEnd"/>
+                            <w:r>
+                              <w:t>a, b</w:t>
+                            </w:r>
+                            <w:proofErr w:type="gramStart"/>
+                            <w:r>
+                              <w:t>);</w:t>
+                            </w:r>
+                            <w:proofErr w:type="gramEnd"/>
                           </w:p>
                           <w:p>
                             <w:pPr>
@@ -1191,8 +1229,13 @@
                               <w:spacing w:after="0" w:line="240" w:lineRule="auto"/>
                             </w:pPr>
                             <w:r>
-                              <w:t xml:space="preserve">    return a;</w:t>
-                            </w:r>
+                              <w:t xml:space="preserve">    return </w:t>
+                            </w:r>
+                            <w:proofErr w:type="gramStart"/>
+                            <w:r>
+                              <w:t>a;</w:t>
+                            </w:r>
+                            <w:proofErr w:type="gramEnd"/>
                           </w:p>
                           <w:p>
                             <w:pPr>
@@ -1269,16 +1312,34 @@
                         <w:spacing w:after="0" w:line="240" w:lineRule="auto"/>
                       </w:pPr>
                       <w:r>
-                        <w:t xml:space="preserve">        a %= b;</w:t>
-                      </w:r>
+                        <w:t xml:space="preserve">        a %= </w:t>
+                      </w:r>
+                      <w:proofErr w:type="gramStart"/>
+                      <w:r>
+                        <w:t>b;</w:t>
+                      </w:r>
+                      <w:proofErr w:type="gramEnd"/>
                     </w:p>
                     <w:p>
                       <w:pPr>
                         <w:spacing w:after="0" w:line="240" w:lineRule="auto"/>
                       </w:pPr>
                       <w:r>
-                        <w:t xml:space="preserve">        swap(a, b);</w:t>
-                      </w:r>
+                        <w:t xml:space="preserve">        </w:t>
+                      </w:r>
+                      <w:proofErr w:type="gramStart"/>
+                      <w:r>
+                        <w:t>swap(</w:t>
+                      </w:r>
+                      <w:proofErr w:type="gramEnd"/>
+                      <w:r>
+                        <w:t>a, b</w:t>
+                      </w:r>
+                      <w:proofErr w:type="gramStart"/>
+                      <w:r>
+                        <w:t>);</w:t>
+                      </w:r>
+                      <w:proofErr w:type="gramEnd"/>
                     </w:p>
                     <w:p>
                       <w:pPr>
@@ -1293,8 +1354,13 @@
                         <w:spacing w:after="0" w:line="240" w:lineRule="auto"/>
                       </w:pPr>
                       <w:r>
-                        <w:t xml:space="preserve">    return a;</w:t>
-                      </w:r>
+                        <w:t xml:space="preserve">    return </w:t>
+                      </w:r>
+                      <w:proofErr w:type="gramStart"/>
+                      <w:r>
+                        <w:t>a;</w:t>
+                      </w:r>
+                      <w:proofErr w:type="gramEnd"/>
                     </w:p>
                     <w:p>
                       <w:pPr>
@@ -1497,7 +1563,15 @@
                               <w:spacing w:after="0" w:line="240" w:lineRule="auto"/>
                             </w:pPr>
                             <w:r>
-                              <w:t>// Computes gcd(a, b) using only shifts, subtraction, and comparisons.</w:t>
+                              <w:t xml:space="preserve">// Computes </w:t>
+                            </w:r>
+                            <w:proofErr w:type="gramStart"/>
+                            <w:r>
+                              <w:t>gcd(</w:t>
+                            </w:r>
+                            <w:proofErr w:type="gramEnd"/>
+                            <w:r>
+                              <w:t>a, b) using only shifts, subtraction, and comparisons.</w:t>
                             </w:r>
                           </w:p>
                           <w:p>
@@ -1505,7 +1579,15 @@
                               <w:spacing w:after="0" w:line="240" w:lineRule="auto"/>
                             </w:pPr>
                             <w:r>
-                              <w:t>int gcd(int a, int b) {</w:t>
+                              <w:t xml:space="preserve">int </w:t>
+                            </w:r>
+                            <w:proofErr w:type="gramStart"/>
+                            <w:r>
+                              <w:t>gcd(</w:t>
+                            </w:r>
+                            <w:proofErr w:type="gramEnd"/>
+                            <w:r>
+                              <w:t>int a, int b) {</w:t>
                             </w:r>
                           </w:p>
                           <w:p>
@@ -1529,7 +1611,23 @@
                               <w:spacing w:after="0" w:line="240" w:lineRule="auto"/>
                             </w:pPr>
                             <w:r>
-                              <w:t xml:space="preserve">    if (!a || !b)</w:t>
+                              <w:t xml:space="preserve">    if </w:t>
+                            </w:r>
+                            <w:proofErr w:type="gramStart"/>
+                            <w:r>
+                              <w:t>(!a</w:t>
+                            </w:r>
+                            <w:proofErr w:type="gramEnd"/>
+                            <w:r>
+                              <w:t xml:space="preserve"> |</w:t>
+                            </w:r>
+                            <w:proofErr w:type="gramStart"/>
+                            <w:r>
+                              <w:t>| !b</w:t>
+                            </w:r>
+                            <w:proofErr w:type="gramEnd"/>
+                            <w:r>
+                              <w:t>)</w:t>
                             </w:r>
                           </w:p>
                           <w:p>
@@ -1537,7 +1635,23 @@
                               <w:spacing w:after="0" w:line="240" w:lineRule="auto"/>
                             </w:pPr>
                             <w:r>
-                              <w:t xml:space="preserve">        return a | b;  // handles (0, x) and (x, 0) in O(1)</w:t>
+                              <w:t xml:space="preserve">        return a | </w:t>
+                            </w:r>
+                            <w:proofErr w:type="gramStart"/>
+                            <w:r>
+                              <w:t>b;  /</w:t>
+                            </w:r>
+                            <w:proofErr w:type="gramEnd"/>
+                            <w:r>
+                              <w:t xml:space="preserve">/ handles (0, x) and (x, 0) in </w:t>
+                            </w:r>
+                            <w:proofErr w:type="gramStart"/>
+                            <w:r>
+                              <w:t>O(</w:t>
+                            </w:r>
+                            <w:proofErr w:type="gramEnd"/>
+                            <w:r>
+                              <w:t>1)</w:t>
                             </w:r>
                           </w:p>
                           <w:p>
@@ -1566,7 +1680,23 @@
                               <w:spacing w:after="0" w:line="240" w:lineRule="auto"/>
                             </w:pPr>
                             <w:r>
-                              <w:t xml:space="preserve">    unsigned shift = __builtin_ctz(a | b);  // factor 2^shift out and restore at the end</w:t>
+                              <w:t xml:space="preserve">    unsigned shift = __builtin_</w:t>
+                            </w:r>
+                            <w:proofErr w:type="gramStart"/>
+                            <w:r>
+                              <w:t>ctz(</w:t>
+                            </w:r>
+                            <w:proofErr w:type="gramEnd"/>
+                            <w:r>
+                              <w:t>a | b</w:t>
+                            </w:r>
+                            <w:proofErr w:type="gramStart"/>
+                            <w:r>
+                              <w:t>);  /</w:t>
+                            </w:r>
+                            <w:proofErr w:type="gramEnd"/>
+                            <w:r>
+                              <w:t>/ factor 2^shift out and restore at the end</w:t>
                             </w:r>
                           </w:p>
                           <w:p>
@@ -1579,7 +1709,15 @@
                               <w:spacing w:after="0" w:line="240" w:lineRule="auto"/>
                             </w:pPr>
                             <w:r>
-                              <w:t xml:space="preserve">    // Make a odd by removing all factors of two.</w:t>
+                              <w:t xml:space="preserve">    // Make </w:t>
+                            </w:r>
+                            <w:proofErr w:type="gramStart"/>
+                            <w:r>
+                              <w:t>a</w:t>
+                            </w:r>
+                            <w:proofErr w:type="gramEnd"/>
+                            <w:r>
+                              <w:t xml:space="preserve"> odd by removing all factors of two.</w:t>
                             </w:r>
                           </w:p>
                           <w:p>
@@ -1587,7 +1725,15 @@
                               <w:spacing w:after="0" w:line="240" w:lineRule="auto"/>
                             </w:pPr>
                             <w:r>
-                              <w:t xml:space="preserve">    a &gt;&gt;= __builtin_ctz(a);  // divide a by 2^ctz(a)</w:t>
+                              <w:t xml:space="preserve">    a &gt;&gt;= __builtin_ctz(a</w:t>
+                            </w:r>
+                            <w:proofErr w:type="gramStart"/>
+                            <w:r>
+                              <w:t>);  /</w:t>
+                            </w:r>
+                            <w:proofErr w:type="gramEnd"/>
+                            <w:r>
+                              <w:t>/ divide a by 2^ctz(a)</w:t>
                             </w:r>
                           </w:p>
                           <w:p>
@@ -1600,7 +1746,15 @@
                               <w:spacing w:after="0" w:line="240" w:lineRule="auto"/>
                             </w:pPr>
                             <w:r>
-                              <w:t xml:space="preserve">    // Main loop: maintain a odd; reduce b until it becomes zero.</w:t>
+                              <w:t xml:space="preserve">    // Main loop: maintain </w:t>
+                            </w:r>
+                            <w:proofErr w:type="gramStart"/>
+                            <w:r>
+                              <w:t>a</w:t>
+                            </w:r>
+                            <w:proofErr w:type="gramEnd"/>
+                            <w:r>
+                              <w:t xml:space="preserve"> odd; reduce b until it becomes zero.</w:t>
                             </w:r>
                           </w:p>
                           <w:p>
@@ -1624,7 +1778,15 @@
                               <w:spacing w:after="0" w:line="240" w:lineRule="auto"/>
                             </w:pPr>
                             <w:r>
-                              <w:t xml:space="preserve">        b &gt;&gt;= __builtin_ctz(b);  // divide b by 2^ctz(b)</w:t>
+                              <w:t xml:space="preserve">        b &gt;&gt;= __builtin_ctz(b</w:t>
+                            </w:r>
+                            <w:proofErr w:type="gramStart"/>
+                            <w:r>
+                              <w:t>);  /</w:t>
+                            </w:r>
+                            <w:proofErr w:type="gramEnd"/>
+                            <w:r>
+                              <w:t>/ divide b by 2^ctz(b)</w:t>
                             </w:r>
                           </w:p>
                           <w:p>
@@ -1653,7 +1815,23 @@
                               <w:spacing w:after="0" w:line="240" w:lineRule="auto"/>
                             </w:pPr>
                             <w:r>
-                              <w:t xml:space="preserve">            swap(a, b);  // now a &lt;= b</w:t>
+                              <w:t xml:space="preserve">            </w:t>
+                            </w:r>
+                            <w:proofErr w:type="gramStart"/>
+                            <w:r>
+                              <w:t>swap(</w:t>
+                            </w:r>
+                            <w:proofErr w:type="gramEnd"/>
+                            <w:r>
+                              <w:t>a, b</w:t>
+                            </w:r>
+                            <w:proofErr w:type="gramStart"/>
+                            <w:r>
+                              <w:t>);  /</w:t>
+                            </w:r>
+                            <w:proofErr w:type="gramEnd"/>
+                            <w:r>
+                              <w:t>/ now a &lt;= b</w:t>
                             </w:r>
                           </w:p>
                           <w:p>
@@ -1674,7 +1852,15 @@
                               <w:spacing w:after="0" w:line="240" w:lineRule="auto"/>
                             </w:pPr>
                             <w:r>
-                              <w:t xml:space="preserve">        b -= a;  // b becomes even (difference of two odds), next iteration will strip the 2s</w:t>
+                              <w:t xml:space="preserve">        b -= </w:t>
+                            </w:r>
+                            <w:proofErr w:type="gramStart"/>
+                            <w:r>
+                              <w:t>a;  /</w:t>
+                            </w:r>
+                            <w:proofErr w:type="gramEnd"/>
+                            <w:r>
+                              <w:t>/ b becomes even (difference of two odds), next iteration will strip the 2s</w:t>
                             </w:r>
                           </w:p>
                           <w:p>
@@ -1682,7 +1868,15 @@
                               <w:spacing w:after="0" w:line="240" w:lineRule="auto"/>
                             </w:pPr>
                             <w:r>
-                              <w:t xml:space="preserve">    } while (b);  // stop when b hits 0; then a holds gcd without the common 2^shift factor</w:t>
+                              <w:t xml:space="preserve">    } while (b</w:t>
+                            </w:r>
+                            <w:proofErr w:type="gramStart"/>
+                            <w:r>
+                              <w:t>);  /</w:t>
+                            </w:r>
+                            <w:proofErr w:type="gramEnd"/>
+                            <w:r>
+                              <w:t>/ stop when b hits 0; then a holds gcd without the common 2^shift factor</w:t>
                             </w:r>
                           </w:p>
                           <w:p>
@@ -1703,8 +1897,21 @@
                               <w:spacing w:after="0" w:line="240" w:lineRule="auto"/>
                             </w:pPr>
                             <w:r>
-                              <w:t xml:space="preserve">    return a &lt;&lt; shift;  // multiply gcd by 2^shift to get final result</w:t>
-                            </w:r>
+                              <w:t xml:space="preserve">    return a &lt;&lt; </w:t>
+                            </w:r>
+                            <w:proofErr w:type="gramStart"/>
+                            <w:r>
+                              <w:t>shift;  /</w:t>
+                            </w:r>
+                            <w:proofErr w:type="gramEnd"/>
+                            <w:r>
+                              <w:t xml:space="preserve">/ multiply gcd by 2^shift to get </w:t>
+                            </w:r>
+                            <w:proofErr w:type="gramStart"/>
+                            <w:r>
+                              <w:t>final result</w:t>
+                            </w:r>
+                            <w:proofErr w:type="gramEnd"/>
                           </w:p>
                           <w:p>
                             <w:pPr>
@@ -1751,7 +1958,15 @@
                         <w:spacing w:after="0" w:line="240" w:lineRule="auto"/>
                       </w:pPr>
                       <w:r>
-                        <w:t>// Computes gcd(a, b) using only shifts, subtraction, and comparisons.</w:t>
+                        <w:t xml:space="preserve">// Computes </w:t>
+                      </w:r>
+                      <w:proofErr w:type="gramStart"/>
+                      <w:r>
+                        <w:t>gcd(</w:t>
+                      </w:r>
+                      <w:proofErr w:type="gramEnd"/>
+                      <w:r>
+                        <w:t>a, b) using only shifts, subtraction, and comparisons.</w:t>
                       </w:r>
                     </w:p>
                     <w:p>
@@ -1759,7 +1974,15 @@
                         <w:spacing w:after="0" w:line="240" w:lineRule="auto"/>
                       </w:pPr>
                       <w:r>
-                        <w:t>int gcd(int a, int b) {</w:t>
+                        <w:t xml:space="preserve">int </w:t>
+                      </w:r>
+                      <w:proofErr w:type="gramStart"/>
+                      <w:r>
+                        <w:t>gcd(</w:t>
+                      </w:r>
+                      <w:proofErr w:type="gramEnd"/>
+                      <w:r>
+                        <w:t>int a, int b) {</w:t>
                       </w:r>
                     </w:p>
                     <w:p>
@@ -1783,7 +2006,23 @@
                         <w:spacing w:after="0" w:line="240" w:lineRule="auto"/>
                       </w:pPr>
                       <w:r>
-                        <w:t xml:space="preserve">    if (!a || !b)</w:t>
+                        <w:t xml:space="preserve">    if </w:t>
+                      </w:r>
+                      <w:proofErr w:type="gramStart"/>
+                      <w:r>
+                        <w:t>(!a</w:t>
+                      </w:r>
+                      <w:proofErr w:type="gramEnd"/>
+                      <w:r>
+                        <w:t xml:space="preserve"> |</w:t>
+                      </w:r>
+                      <w:proofErr w:type="gramStart"/>
+                      <w:r>
+                        <w:t>| !b</w:t>
+                      </w:r>
+                      <w:proofErr w:type="gramEnd"/>
+                      <w:r>
+                        <w:t>)</w:t>
                       </w:r>
                     </w:p>
                     <w:p>
@@ -1791,7 +2030,23 @@
                         <w:spacing w:after="0" w:line="240" w:lineRule="auto"/>
                       </w:pPr>
                       <w:r>
-                        <w:t xml:space="preserve">        return a | b;  // handles (0, x) and (x, 0) in O(1)</w:t>
+                        <w:t xml:space="preserve">        return a | </w:t>
+                      </w:r>
+                      <w:proofErr w:type="gramStart"/>
+                      <w:r>
+                        <w:t>b;  /</w:t>
+                      </w:r>
+                      <w:proofErr w:type="gramEnd"/>
+                      <w:r>
+                        <w:t xml:space="preserve">/ handles (0, x) and (x, 0) in </w:t>
+                      </w:r>
+                      <w:proofErr w:type="gramStart"/>
+                      <w:r>
+                        <w:t>O(</w:t>
+                      </w:r>
+                      <w:proofErr w:type="gramEnd"/>
+                      <w:r>
+                        <w:t>1)</w:t>
                       </w:r>
                     </w:p>
                     <w:p>
@@ -1820,7 +2075,23 @@
                         <w:spacing w:after="0" w:line="240" w:lineRule="auto"/>
                       </w:pPr>
                       <w:r>
-                        <w:t xml:space="preserve">    unsigned shift = __builtin_ctz(a | b);  // factor 2^shift out and restore at the end</w:t>
+                        <w:t xml:space="preserve">    unsigned shift = __builtin_</w:t>
+                      </w:r>
+                      <w:proofErr w:type="gramStart"/>
+                      <w:r>
+                        <w:t>ctz(</w:t>
+                      </w:r>
+                      <w:proofErr w:type="gramEnd"/>
+                      <w:r>
+                        <w:t>a | b</w:t>
+                      </w:r>
+                      <w:proofErr w:type="gramStart"/>
+                      <w:r>
+                        <w:t>);  /</w:t>
+                      </w:r>
+                      <w:proofErr w:type="gramEnd"/>
+                      <w:r>
+                        <w:t>/ factor 2^shift out and restore at the end</w:t>
                       </w:r>
                     </w:p>
                     <w:p>
@@ -1833,7 +2104,15 @@
                         <w:spacing w:after="0" w:line="240" w:lineRule="auto"/>
                       </w:pPr>
                       <w:r>
-                        <w:t xml:space="preserve">    // Make a odd by removing all factors of two.</w:t>
+                        <w:t xml:space="preserve">    // Make </w:t>
+                      </w:r>
+                      <w:proofErr w:type="gramStart"/>
+                      <w:r>
+                        <w:t>a</w:t>
+                      </w:r>
+                      <w:proofErr w:type="gramEnd"/>
+                      <w:r>
+                        <w:t xml:space="preserve"> odd by removing all factors of two.</w:t>
                       </w:r>
                     </w:p>
                     <w:p>
@@ -1841,7 +2120,15 @@
                         <w:spacing w:after="0" w:line="240" w:lineRule="auto"/>
                       </w:pPr>
                       <w:r>
-                        <w:t xml:space="preserve">    a &gt;&gt;= __builtin_ctz(a);  // divide a by 2^ctz(a)</w:t>
+                        <w:t xml:space="preserve">    a &gt;&gt;= __builtin_ctz(a</w:t>
+                      </w:r>
+                      <w:proofErr w:type="gramStart"/>
+                      <w:r>
+                        <w:t>);  /</w:t>
+                      </w:r>
+                      <w:proofErr w:type="gramEnd"/>
+                      <w:r>
+                        <w:t>/ divide a by 2^ctz(a)</w:t>
                       </w:r>
                     </w:p>
                     <w:p>
@@ -1854,7 +2141,15 @@
                         <w:spacing w:after="0" w:line="240" w:lineRule="auto"/>
                       </w:pPr>
                       <w:r>
-                        <w:t xml:space="preserve">    // Main loop: maintain a odd; reduce b until it becomes zero.</w:t>
+                        <w:t xml:space="preserve">    // Main loop: maintain </w:t>
+                      </w:r>
+                      <w:proofErr w:type="gramStart"/>
+                      <w:r>
+                        <w:t>a</w:t>
+                      </w:r>
+                      <w:proofErr w:type="gramEnd"/>
+                      <w:r>
+                        <w:t xml:space="preserve"> odd; reduce b until it becomes zero.</w:t>
                       </w:r>
                     </w:p>
                     <w:p>
@@ -1878,7 +2173,15 @@
                         <w:spacing w:after="0" w:line="240" w:lineRule="auto"/>
                       </w:pPr>
                       <w:r>
-                        <w:t xml:space="preserve">        b &gt;&gt;= __builtin_ctz(b);  // divide b by 2^ctz(b)</w:t>
+                        <w:t xml:space="preserve">        b &gt;&gt;= __builtin_ctz(b</w:t>
+                      </w:r>
+                      <w:proofErr w:type="gramStart"/>
+                      <w:r>
+                        <w:t>);  /</w:t>
+                      </w:r>
+                      <w:proofErr w:type="gramEnd"/>
+                      <w:r>
+                        <w:t>/ divide b by 2^ctz(b)</w:t>
                       </w:r>
                     </w:p>
                     <w:p>
@@ -1907,7 +2210,23 @@
                         <w:spacing w:after="0" w:line="240" w:lineRule="auto"/>
                       </w:pPr>
                       <w:r>
-                        <w:t xml:space="preserve">            swap(a, b);  // now a &lt;= b</w:t>
+                        <w:t xml:space="preserve">            </w:t>
+                      </w:r>
+                      <w:proofErr w:type="gramStart"/>
+                      <w:r>
+                        <w:t>swap(</w:t>
+                      </w:r>
+                      <w:proofErr w:type="gramEnd"/>
+                      <w:r>
+                        <w:t>a, b</w:t>
+                      </w:r>
+                      <w:proofErr w:type="gramStart"/>
+                      <w:r>
+                        <w:t>);  /</w:t>
+                      </w:r>
+                      <w:proofErr w:type="gramEnd"/>
+                      <w:r>
+                        <w:t>/ now a &lt;= b</w:t>
                       </w:r>
                     </w:p>
                     <w:p>
@@ -1928,7 +2247,15 @@
                         <w:spacing w:after="0" w:line="240" w:lineRule="auto"/>
                       </w:pPr>
                       <w:r>
-                        <w:t xml:space="preserve">        b -= a;  // b becomes even (difference of two odds), next iteration will strip the 2s</w:t>
+                        <w:t xml:space="preserve">        b -= </w:t>
+                      </w:r>
+                      <w:proofErr w:type="gramStart"/>
+                      <w:r>
+                        <w:t>a;  /</w:t>
+                      </w:r>
+                      <w:proofErr w:type="gramEnd"/>
+                      <w:r>
+                        <w:t>/ b becomes even (difference of two odds), next iteration will strip the 2s</w:t>
                       </w:r>
                     </w:p>
                     <w:p>
@@ -1936,7 +2263,15 @@
                         <w:spacing w:after="0" w:line="240" w:lineRule="auto"/>
                       </w:pPr>
                       <w:r>
-                        <w:t xml:space="preserve">    } while (b);  // stop when b hits 0; then a holds gcd without the common 2^shift factor</w:t>
+                        <w:t xml:space="preserve">    } while (b</w:t>
+                      </w:r>
+                      <w:proofErr w:type="gramStart"/>
+                      <w:r>
+                        <w:t>);  /</w:t>
+                      </w:r>
+                      <w:proofErr w:type="gramEnd"/>
+                      <w:r>
+                        <w:t>/ stop when b hits 0; then a holds gcd without the common 2^shift factor</w:t>
                       </w:r>
                     </w:p>
                     <w:p>
@@ -1957,8 +2292,21 @@
                         <w:spacing w:after="0" w:line="240" w:lineRule="auto"/>
                       </w:pPr>
                       <w:r>
-                        <w:t xml:space="preserve">    return a &lt;&lt; shift;  // multiply gcd by 2^shift to get final result</w:t>
-                      </w:r>
+                        <w:t xml:space="preserve">    return a &lt;&lt; </w:t>
+                      </w:r>
+                      <w:proofErr w:type="gramStart"/>
+                      <w:r>
+                        <w:t>shift;  /</w:t>
+                      </w:r>
+                      <w:proofErr w:type="gramEnd"/>
+                      <w:r>
+                        <w:t xml:space="preserve">/ multiply gcd by 2^shift to get </w:t>
+                      </w:r>
+                      <w:proofErr w:type="gramStart"/>
+                      <w:r>
+                        <w:t>final result</w:t>
+                      </w:r>
+                      <w:proofErr w:type="gramEnd"/>
                     </w:p>
                     <w:p>
                       <w:pPr>
@@ -2048,7 +2396,23 @@
           <w:rFonts w:eastAsia="inter"/>
           <w:szCs w:val="20"/>
         </w:rPr>
-        <w:t xml:space="preserve">. If either is zero, return the other; not the case. Compute common power-of-two factor: </w:t>
+        <w:t xml:space="preserve">. If either is zero, return the </w:t>
+      </w:r>
+      <w:proofErr w:type="gramStart"/>
+      <w:r>
+        <w:rPr>
+          <w:rFonts w:eastAsia="inter"/>
+          <w:szCs w:val="20"/>
+        </w:rPr>
+        <w:t>other;</w:t>
+      </w:r>
+      <w:proofErr w:type="gramEnd"/>
+      <w:r>
+        <w:rPr>
+          <w:rFonts w:eastAsia="inter"/>
+          <w:szCs w:val="20"/>
+        </w:rPr>
+        <w:t xml:space="preserve"> not the case. Compute common power-of-two factor: </w:t>
       </w:r>
       <m:oMath>
         <m:r>
@@ -3081,19 +3445,29 @@
       <w:r>
         <w:t xml:space="preserve">How to implement </w:t>
       </w:r>
+      <w:proofErr w:type="gramStart"/>
       <w:r>
         <w:t>ctz</w:t>
       </w:r>
       <w:r>
-        <w:t>()</w:t>
+        <w:t>(</w:t>
+      </w:r>
+      <w:proofErr w:type="gramEnd"/>
+      <w:r>
+        <w:t>)</w:t>
       </w:r>
     </w:p>
     <w:p>
       <w:pPr>
         <w:ind w:left="0" w:firstLine="0"/>
       </w:pPr>
-      <w:r>
-        <w:t>ctz()</w:t>
+      <w:proofErr w:type="gramStart"/>
+      <w:r>
+        <w:t>ctz(</w:t>
+      </w:r>
+      <w:proofErr w:type="gramEnd"/>
+      <w:r>
+        <w:t>)</w:t>
       </w:r>
       <w:r>
         <w:t xml:space="preserve"> stands for “count trailing zeros”</w:t>
@@ -3102,7 +3476,23 @@
         <w:t>.</w:t>
       </w:r>
       <w:r>
-        <w:t xml:space="preserve"> It returns the number of consecutive 0-bits at the least-significant end of an integer’s binary representation. For example, ctz(48) = 4 because 48 = 0b0011 0000 ends with four zeros, and ctz(18) = 1 because 18 = 0b10010 ends with one zero. In the binary GCD (Stein’s) algorithm, ctz(x) gives the largest power of 2 dividing x, so dividing by 2^ctz(x) quickly removes all factors of two.</w:t>
+        <w:t xml:space="preserve"> It returns the number of consecutive 0-bits at the least-significant end of an integer’s binary representation. For example, </w:t>
+      </w:r>
+      <w:proofErr w:type="gramStart"/>
+      <w:r>
+        <w:t>ctz(</w:t>
+      </w:r>
+      <w:proofErr w:type="gramEnd"/>
+      <w:r>
+        <w:t xml:space="preserve">48) = 4 because 48 = 0b0011 0000 ends with four zeros, and </w:t>
+      </w:r>
+      <w:proofErr w:type="gramStart"/>
+      <w:r>
+        <w:t>ctz(</w:t>
+      </w:r>
+      <w:proofErr w:type="gramEnd"/>
+      <w:r>
+        <w:t>18) = 1 because 18 = 0b10010 ends with one zero. In the binary GCD (Stein’s) algorithm, ctz(x) gives the largest power of 2 dividing x, so dividing by 2^ctz(x) quickly removes all factors of two.</w:t>
       </w:r>
       <w:r>
         <w:t>)</w:t>
@@ -3136,11 +3526,16 @@
     </w:p>
     <w:p>
       <w:r>
-        <w:t>ctz(x) = clz(rbit(x))</w:t>
+        <w:t>ctz(x) = clz(rbit(x</w:t>
+      </w:r>
+      <w:proofErr w:type="gramStart"/>
+      <w:r>
+        <w:t>))</w:t>
       </w:r>
       <w:r>
         <w:t xml:space="preserve">  (</w:t>
       </w:r>
+      <w:proofErr w:type="gramEnd"/>
       <w:r>
         <w:t xml:space="preserve">handle </w:t>
       </w:r>
@@ -3221,16 +3616,32 @@
         <w:t xml:space="preserve"> d</w:t>
       </w:r>
       <w:r>
-        <w:t>efine ctz(0)</w:t>
-      </w:r>
-      <w:r>
-        <w:t>=32</w:t>
+        <w:t xml:space="preserve">efine </w:t>
+      </w:r>
+      <w:proofErr w:type="gramStart"/>
+      <w:r>
+        <w:t>ctz(0)</w:t>
+      </w:r>
+      <w:r>
+        <w:t>=</w:t>
+      </w:r>
+      <w:proofErr w:type="gramEnd"/>
+      <w:r>
+        <w:t>32</w:t>
       </w:r>
       <w:r>
         <w:t xml:space="preserve"> explicitly before </w:t>
       </w:r>
       <w:r>
-        <w:t>calling ctz(x) for x!=0</w:t>
+        <w:t xml:space="preserve">calling ctz(x) for </w:t>
+      </w:r>
+      <w:proofErr w:type="gramStart"/>
+      <w:r>
+        <w:t>x!=</w:t>
+      </w:r>
+      <w:proofErr w:type="gramEnd"/>
+      <w:r>
+        <w:t>0</w:t>
       </w:r>
       <w:r>
         <w:t>.</w:t>
@@ -3354,20 +3765,28 @@
     <w:p>
       <w:pPr>
         <w:rPr>
+          <w:rFonts w:eastAsiaTheme="minorEastAsia"/>
+        </w:rPr>
+      </w:pPr>
+      <w:proofErr w:type="gramStart"/>
+      <w:r>
+        <w:rPr>
           <w:rFonts w:eastAsiaTheme="minorEastAsia" w:hint="eastAsia"/>
         </w:rPr>
-      </w:pPr>
+        <w:t>You</w:t>
+      </w:r>
+      <w:proofErr w:type="gramEnd"/>
       <w:r>
         <w:rPr>
           <w:rFonts w:eastAsiaTheme="minorEastAsia" w:hint="eastAsia"/>
         </w:rPr>
-        <w:t>You task is t</w:t>
+        <w:t xml:space="preserve"> task is t</w:t>
       </w:r>
       <w:r>
         <w:rPr>
           <w:rFonts w:eastAsiaTheme="minorEastAsia"/>
         </w:rPr>
-        <w:t>o implement  (1) the Iterative (non-recursive) Euclidean algorithm; (2) the Binary GCD algorithm</w:t>
+        <w:t>o implement (1) the Iterative (non-recursive) Euclidean algorithm; (2) the Binary GCD algorithm</w:t>
       </w:r>
       <w:r>
         <w:rPr>
@@ -3380,34 +3799,161 @@
           <w:rFonts w:eastAsiaTheme="minorEastAsia"/>
         </w:rPr>
         <w:t xml:space="preserve"> </w:t>
-      </w:r>
-      <w:r>
-        <w:rPr>
-          <w:rFonts w:eastAsiaTheme="minorEastAsia" w:hint="eastAsia"/>
-        </w:rPr>
-        <w:t>Y</w:t>
-      </w:r>
-      <w:r>
-        <w:rPr>
-          <w:rFonts w:eastAsiaTheme="minorEastAsia"/>
-        </w:rPr>
-        <w:t xml:space="preserve">ou can </w:t>
-      </w:r>
-      <w:r>
-        <w:rPr>
-          <w:rFonts w:eastAsiaTheme="minorEastAsia" w:hint="eastAsia"/>
-        </w:rPr>
-        <w:t xml:space="preserve">either </w:t>
-      </w:r>
-      <w:r>
-        <w:rPr>
-          <w:rFonts w:eastAsiaTheme="minorEastAsia"/>
-        </w:rPr>
-        <w:t>modify gcd.s, or start from fillable_gcd.s and use gcd.s as a reference.</w:t>
       </w:r>
     </w:p>
     <w:p>
       <w:pPr>
+        <w:rPr>
+          <w:rFonts w:eastAsiaTheme="minorEastAsia"/>
+        </w:rPr>
+      </w:pPr>
+      <w:r>
+        <w:rPr>
+          <w:rFonts w:eastAsiaTheme="minorEastAsia" w:hint="eastAsia"/>
+        </w:rPr>
+        <w:t>There are two assembly programs</w:t>
+      </w:r>
+      <w:r>
+        <w:rPr>
+          <w:rFonts w:eastAsiaTheme="minorEastAsia" w:hint="eastAsia"/>
+        </w:rPr>
+        <w:t xml:space="preserve"> in the repository</w:t>
+      </w:r>
+      <w:r>
+        <w:rPr>
+          <w:rFonts w:eastAsiaTheme="minorEastAsia"/>
+        </w:rPr>
+        <w:t xml:space="preserve">: </w:t>
+      </w:r>
+      <w:r>
+        <w:rPr>
+          <w:rFonts w:eastAsiaTheme="minorEastAsia"/>
+          <w:b/>
+          <w:bCs/>
+        </w:rPr>
+        <w:t>fillable_</w:t>
+      </w:r>
+      <w:proofErr w:type="gramStart"/>
+      <w:r>
+        <w:rPr>
+          <w:rFonts w:eastAsiaTheme="minorEastAsia"/>
+          <w:b/>
+          <w:bCs/>
+        </w:rPr>
+        <w:t>gcd.s</w:t>
+      </w:r>
+      <w:proofErr w:type="gramEnd"/>
+      <w:r>
+        <w:rPr>
+          <w:rFonts w:eastAsiaTheme="minorEastAsia"/>
+        </w:rPr>
+        <w:t xml:space="preserve"> is a template: everything (data, I/O, main) is present but gcd is a placeholder that returns -1. </w:t>
+      </w:r>
+      <w:proofErr w:type="gramStart"/>
+      <w:r>
+        <w:rPr>
+          <w:rFonts w:eastAsiaTheme="minorEastAsia"/>
+          <w:b/>
+          <w:bCs/>
+        </w:rPr>
+        <w:t>gcd.s</w:t>
+      </w:r>
+      <w:proofErr w:type="gramEnd"/>
+      <w:r>
+        <w:rPr>
+          <w:rFonts w:eastAsiaTheme="minorEastAsia"/>
+        </w:rPr>
+        <w:t xml:space="preserve"> implements the Euclidean algorithm (recursive): base case checks b == 0 and otherwise computes a % b then calls </w:t>
+      </w:r>
+      <w:proofErr w:type="gramStart"/>
+      <w:r>
+        <w:rPr>
+          <w:rFonts w:eastAsiaTheme="minorEastAsia"/>
+        </w:rPr>
+        <w:t>gcd(</w:t>
+      </w:r>
+      <w:proofErr w:type="gramEnd"/>
+      <w:r>
+        <w:rPr>
+          <w:rFonts w:eastAsiaTheme="minorEastAsia"/>
+        </w:rPr>
+        <w:t>b, a % b). The rest of the file (data, print_num_to_file, main) is essentially the same as the template.</w:t>
+      </w:r>
+      <w:r>
+        <w:rPr>
+          <w:rFonts w:eastAsiaTheme="minorEastAsia" w:hint="eastAsia"/>
+        </w:rPr>
+        <w:t xml:space="preserve"> </w:t>
+      </w:r>
+      <w:r>
+        <w:rPr>
+          <w:rFonts w:eastAsiaTheme="minorEastAsia" w:hint="eastAsia"/>
+        </w:rPr>
+        <w:t>Y</w:t>
+      </w:r>
+      <w:r>
+        <w:rPr>
+          <w:rFonts w:eastAsiaTheme="minorEastAsia"/>
+        </w:rPr>
+        <w:t xml:space="preserve">ou can </w:t>
+      </w:r>
+      <w:r>
+        <w:rPr>
+          <w:rFonts w:eastAsiaTheme="minorEastAsia" w:hint="eastAsia"/>
+        </w:rPr>
+        <w:t xml:space="preserve">either </w:t>
+      </w:r>
+      <w:r>
+        <w:rPr>
+          <w:rFonts w:eastAsiaTheme="minorEastAsia"/>
+        </w:rPr>
+        <w:t xml:space="preserve">modify </w:t>
+      </w:r>
+      <w:proofErr w:type="gramStart"/>
+      <w:r>
+        <w:rPr>
+          <w:rFonts w:eastAsiaTheme="minorEastAsia"/>
+        </w:rPr>
+        <w:t>gcd.s</w:t>
+      </w:r>
+      <w:proofErr w:type="gramEnd"/>
+      <w:r>
+        <w:rPr>
+          <w:rFonts w:eastAsiaTheme="minorEastAsia"/>
+        </w:rPr>
+        <w:t>, or start from fillable_</w:t>
+      </w:r>
+      <w:proofErr w:type="gramStart"/>
+      <w:r>
+        <w:rPr>
+          <w:rFonts w:eastAsiaTheme="minorEastAsia"/>
+        </w:rPr>
+        <w:t>gcd.s</w:t>
+      </w:r>
+      <w:proofErr w:type="gramEnd"/>
+      <w:r>
+        <w:rPr>
+          <w:rFonts w:eastAsiaTheme="minorEastAsia"/>
+        </w:rPr>
+        <w:t xml:space="preserve"> and use </w:t>
+      </w:r>
+      <w:proofErr w:type="gramStart"/>
+      <w:r>
+        <w:rPr>
+          <w:rFonts w:eastAsiaTheme="minorEastAsia"/>
+        </w:rPr>
+        <w:t>gcd.s</w:t>
+      </w:r>
+      <w:proofErr w:type="gramEnd"/>
+      <w:r>
+        <w:rPr>
+          <w:rFonts w:eastAsiaTheme="minorEastAsia"/>
+        </w:rPr>
+        <w:t xml:space="preserve"> as a reference.</w:t>
+      </w:r>
+    </w:p>
+    <w:p>
+      <w:pPr>
         <w:spacing w:after="0" w:line="360" w:lineRule="auto"/>
         <w:rPr>
           <w:szCs w:val="20"/>
@@ -3425,7 +3971,23 @@
           <w:rFonts w:eastAsia="inter"/>
           <w:szCs w:val="20"/>
         </w:rPr>
-        <w:t xml:space="preserve"> (assuming your source file is named gcd.s)</w:t>
+        <w:t xml:space="preserve"> (assuming your source file is named </w:t>
+      </w:r>
+      <w:proofErr w:type="gramStart"/>
+      <w:r>
+        <w:rPr>
+          <w:rFonts w:eastAsia="inter"/>
+          <w:szCs w:val="20"/>
+        </w:rPr>
+        <w:t>gcd.s</w:t>
+      </w:r>
+      <w:proofErr w:type="gramEnd"/>
+      <w:r>
+        <w:rPr>
+          <w:rFonts w:eastAsia="inter"/>
+          <w:szCs w:val="20"/>
+        </w:rPr>
+        <w:t>)</w:t>
       </w:r>
       <w:r>
         <w:rPr>
@@ -3450,6 +4012,7 @@
         </w:rPr>
         <w:t xml:space="preserve">arm-linux-gnueabihf-as -o </w:t>
       </w:r>
+      <w:proofErr w:type="gramStart"/>
       <w:r>
         <w:rPr>
           <w:szCs w:val="20"/>
@@ -3460,8 +4023,16 @@
         <w:rPr>
           <w:szCs w:val="20"/>
         </w:rPr>
-        <w:t xml:space="preserve">.o </w:t>
-      </w:r>
+        <w:t>.o</w:t>
+      </w:r>
+      <w:proofErr w:type="gramEnd"/>
+      <w:r>
+        <w:rPr>
+          <w:szCs w:val="20"/>
+        </w:rPr>
+        <w:t xml:space="preserve"> </w:t>
+      </w:r>
+      <w:proofErr w:type="gramStart"/>
       <w:r>
         <w:rPr>
           <w:szCs w:val="20"/>
@@ -3474,6 +4045,7 @@
         </w:rPr>
         <w:t>.s</w:t>
       </w:r>
+      <w:proofErr w:type="gramEnd"/>
     </w:p>
     <w:p>
       <w:pPr>
@@ -3580,6 +4152,7 @@
         <w:rPr>
           <w:rFonts w:ascii="Times New Roman" w:hAnsi="Times New Roman" w:cs="Times New Roman"/>
         </w:rPr>
+        <w:lastRenderedPageBreak/>
         <w:t>4</w:t>
       </w:r>
       <w:r>
@@ -3684,7 +4257,15 @@
         <w:t>code</w:t>
       </w:r>
       <w:r>
-        <w:t xml:space="preserve"> into the report, and provide a</w:t>
+        <w:t xml:space="preserve"> into the </w:t>
+      </w:r>
+      <w:proofErr w:type="gramStart"/>
+      <w:r>
+        <w:t>report, and</w:t>
+      </w:r>
+      <w:proofErr w:type="gramEnd"/>
+      <w:r>
+        <w:t xml:space="preserve"> provide a</w:t>
       </w:r>
       <w:r>
         <w:rPr>
@@ -3762,7 +4343,6 @@
         <w:spacing w:after="0"/>
       </w:pPr>
       <w:r>
-        <w:lastRenderedPageBreak/>
         <w:t>Correct implementation</w:t>
       </w:r>
       <w:r>
